--- a/7.core java/2. java 11 latest features.docx
+++ b/7.core java/2. java 11 latest features.docx
@@ -158,6 +158,12 @@
         </w:rPr>
         <w:t>Java 11 introduced String improvements and HttpClient</w:t>
       </w:r>
+      <w:r>
+        <w:rPr>
+          <w:rFonts w:ascii="Comic Sans MS" w:hAnsi="Comic Sans MS"/>
+        </w:rPr>
+        <w:t>, var keyword</w:t>
+      </w:r>
     </w:p>
     <w:p>
       <w:pPr>
@@ -212,6 +218,1548 @@
         </w:rPr>
         <w:t>Java 16 introduced records and pattern matching</w:t>
       </w:r>
+    </w:p>
+    <w:p>
+      <w:pPr>
+        <w:pStyle w:val="NormalWeb"/>
+        <w:ind w:left="720"/>
+        <w:rPr>
+          <w:rFonts w:ascii="Comic Sans MS" w:hAnsi="Comic Sans MS"/>
+        </w:rPr>
+      </w:pPr>
+    </w:p>
+    <w:tbl>
+      <w:tblPr>
+        <w:tblW w:w="0" w:type="auto"/>
+        <w:tblCellSpacing w:w="15" w:type="dxa"/>
+        <w:tblBorders>
+          <w:top w:val="single" w:sz="4" w:space="0" w:color="auto"/>
+          <w:left w:val="single" w:sz="4" w:space="0" w:color="auto"/>
+          <w:bottom w:val="single" w:sz="4" w:space="0" w:color="auto"/>
+          <w:right w:val="single" w:sz="4" w:space="0" w:color="auto"/>
+          <w:insideH w:val="single" w:sz="4" w:space="0" w:color="auto"/>
+          <w:insideV w:val="single" w:sz="4" w:space="0" w:color="auto"/>
+        </w:tblBorders>
+        <w:tblCellMar>
+          <w:top w:w="15" w:type="dxa"/>
+          <w:left w:w="15" w:type="dxa"/>
+          <w:bottom w:w="15" w:type="dxa"/>
+          <w:right w:w="15" w:type="dxa"/>
+        </w:tblCellMar>
+        <w:tblLook w:val="04A0" w:firstRow="1" w:lastRow="0" w:firstColumn="1" w:lastColumn="0" w:noHBand="0" w:noVBand="1"/>
+      </w:tblPr>
+      <w:tblGrid>
+        <w:gridCol w:w="335"/>
+        <w:gridCol w:w="5679"/>
+        <w:gridCol w:w="509"/>
+      </w:tblGrid>
+      <w:tr>
+        <w:trPr>
+          <w:tblCellSpacing w:w="15" w:type="dxa"/>
+        </w:trPr>
+        <w:tc>
+          <w:tcPr>
+            <w:tcW w:w="0" w:type="auto"/>
+            <w:vAlign w:val="center"/>
+            <w:hideMark/>
+          </w:tcPr>
+          <w:p>
+            <w:pPr>
+              <w:spacing w:after="0" w:line="240" w:lineRule="auto"/>
+              <w:rPr>
+                <w:rFonts w:ascii="Times New Roman" w:eastAsia="Times New Roman" w:hAnsi="Times New Roman" w:cs="Times New Roman"/>
+                <w:szCs w:val="24"/>
+                <w:lang w:eastAsia="en-IN"/>
+              </w:rPr>
+            </w:pPr>
+            <w:r>
+              <w:rPr>
+                <w:rFonts w:ascii="Times New Roman" w:eastAsia="Times New Roman" w:hAnsi="Times New Roman" w:cs="Times New Roman"/>
+                <w:b/>
+                <w:bCs/>
+                <w:szCs w:val="24"/>
+                <w:lang w:eastAsia="en-IN"/>
+              </w:rPr>
+              <w:t>15</w:t>
+            </w:r>
+          </w:p>
+        </w:tc>
+        <w:tc>
+          <w:tcPr>
+            <w:tcW w:w="0" w:type="auto"/>
+            <w:vAlign w:val="center"/>
+            <w:hideMark/>
+          </w:tcPr>
+          <w:p>
+            <w:pPr>
+              <w:spacing w:after="0" w:line="240" w:lineRule="auto"/>
+              <w:rPr>
+                <w:rFonts w:ascii="Times New Roman" w:eastAsia="Times New Roman" w:hAnsi="Times New Roman" w:cs="Times New Roman"/>
+                <w:szCs w:val="24"/>
+                <w:lang w:eastAsia="en-IN"/>
+              </w:rPr>
+            </w:pPr>
+            <w:r>
+              <w:rPr>
+                <w:rFonts w:ascii="Times New Roman" w:eastAsia="Times New Roman" w:hAnsi="Times New Roman" w:cs="Times New Roman"/>
+                <w:szCs w:val="24"/>
+                <w:lang w:eastAsia="en-IN"/>
+              </w:rPr>
+              <w:t>Text Blocks, Sealed Classes (preview), Records (preview)</w:t>
+            </w:r>
+          </w:p>
+        </w:tc>
+        <w:tc>
+          <w:tcPr>
+            <w:tcW w:w="0" w:type="auto"/>
+            <w:vAlign w:val="center"/>
+            <w:hideMark/>
+          </w:tcPr>
+          <w:p>
+            <w:pPr>
+              <w:spacing w:after="0" w:line="240" w:lineRule="auto"/>
+              <w:rPr>
+                <w:rFonts w:ascii="Times New Roman" w:eastAsia="Times New Roman" w:hAnsi="Times New Roman" w:cs="Times New Roman"/>
+                <w:szCs w:val="24"/>
+                <w:lang w:eastAsia="en-IN"/>
+              </w:rPr>
+            </w:pPr>
+            <w:r>
+              <w:rPr>
+                <w:rFonts w:ascii="Segoe UI Symbol" w:eastAsia="Times New Roman" w:hAnsi="Segoe UI Symbol" w:cs="Segoe UI Symbol"/>
+                <w:szCs w:val="24"/>
+                <w:lang w:eastAsia="en-IN"/>
+              </w:rPr>
+              <w:t>⭐⭐</w:t>
+            </w:r>
+          </w:p>
+        </w:tc>
+      </w:tr>
+    </w:tbl>
+    <w:p>
+      <w:pPr>
+        <w:spacing w:after="0" w:line="240" w:lineRule="auto"/>
+        <w:rPr>
+          <w:rFonts w:ascii="Times New Roman" w:eastAsia="Times New Roman" w:hAnsi="Times New Roman" w:cs="Times New Roman"/>
+          <w:vanish/>
+          <w:szCs w:val="24"/>
+          <w:lang w:eastAsia="en-IN"/>
+        </w:rPr>
+      </w:pPr>
+    </w:p>
+    <w:tbl>
+      <w:tblPr>
+        <w:tblW w:w="0" w:type="auto"/>
+        <w:tblCellSpacing w:w="15" w:type="dxa"/>
+        <w:tblCellMar>
+          <w:top w:w="15" w:type="dxa"/>
+          <w:left w:w="15" w:type="dxa"/>
+          <w:bottom w:w="15" w:type="dxa"/>
+          <w:right w:w="15" w:type="dxa"/>
+        </w:tblCellMar>
+        <w:tblLook w:val="04A0" w:firstRow="1" w:lastRow="0" w:firstColumn="1" w:lastColumn="0" w:noHBand="0" w:noVBand="1"/>
+      </w:tblPr>
+      <w:tblGrid>
+        <w:gridCol w:w="335"/>
+        <w:gridCol w:w="3673"/>
+        <w:gridCol w:w="902"/>
+      </w:tblGrid>
+      <w:tr>
+        <w:trPr>
+          <w:tblCellSpacing w:w="15" w:type="dxa"/>
+        </w:trPr>
+        <w:tc>
+          <w:tcPr>
+            <w:tcW w:w="0" w:type="auto"/>
+            <w:tcBorders>
+              <w:top w:val="single" w:sz="4" w:space="0" w:color="auto"/>
+              <w:left w:val="single" w:sz="4" w:space="0" w:color="auto"/>
+              <w:bottom w:val="single" w:sz="4" w:space="0" w:color="auto"/>
+              <w:right w:val="single" w:sz="4" w:space="0" w:color="auto"/>
+            </w:tcBorders>
+            <w:vAlign w:val="center"/>
+            <w:hideMark/>
+          </w:tcPr>
+          <w:p>
+            <w:pPr>
+              <w:spacing w:after="0" w:line="240" w:lineRule="auto"/>
+              <w:rPr>
+                <w:rFonts w:ascii="Times New Roman" w:eastAsia="Times New Roman" w:hAnsi="Times New Roman" w:cs="Times New Roman"/>
+                <w:szCs w:val="24"/>
+                <w:lang w:eastAsia="en-IN"/>
+              </w:rPr>
+            </w:pPr>
+            <w:r>
+              <w:rPr>
+                <w:rFonts w:ascii="Times New Roman" w:eastAsia="Times New Roman" w:hAnsi="Times New Roman" w:cs="Times New Roman"/>
+                <w:szCs w:val="24"/>
+                <w:lang w:eastAsia="en-IN"/>
+              </w:rPr>
+              <w:t>16</w:t>
+            </w:r>
+          </w:p>
+        </w:tc>
+        <w:tc>
+          <w:tcPr>
+            <w:tcW w:w="0" w:type="auto"/>
+            <w:vAlign w:val="center"/>
+            <w:hideMark/>
+          </w:tcPr>
+          <w:p>
+            <w:pPr>
+              <w:spacing w:after="0" w:line="240" w:lineRule="auto"/>
+              <w:rPr>
+                <w:rFonts w:ascii="Times New Roman" w:eastAsia="Times New Roman" w:hAnsi="Times New Roman" w:cs="Times New Roman"/>
+                <w:szCs w:val="24"/>
+                <w:lang w:eastAsia="en-IN"/>
+              </w:rPr>
+            </w:pPr>
+            <w:r>
+              <w:rPr>
+                <w:rFonts w:ascii="Times New Roman" w:eastAsia="Times New Roman" w:hAnsi="Times New Roman" w:cs="Times New Roman"/>
+                <w:szCs w:val="24"/>
+                <w:lang w:eastAsia="en-IN"/>
+              </w:rPr>
+              <w:t xml:space="preserve">Records, Pattern Matching </w:t>
+            </w:r>
+            <w:r>
+              <w:rPr>
+                <w:rFonts w:ascii="Times New Roman" w:eastAsia="Times New Roman" w:hAnsi="Times New Roman" w:cs="Times New Roman"/>
+                <w:szCs w:val="24"/>
+                <w:lang w:eastAsia="en-IN"/>
+              </w:rPr>
+              <w:t>instanceof</w:t>
+            </w:r>
+          </w:p>
+        </w:tc>
+        <w:tc>
+          <w:tcPr>
+            <w:tcW w:w="0" w:type="auto"/>
+            <w:vAlign w:val="center"/>
+            <w:hideMark/>
+          </w:tcPr>
+          <w:p>
+            <w:pPr>
+              <w:spacing w:after="0" w:line="240" w:lineRule="auto"/>
+              <w:rPr>
+                <w:rFonts w:ascii="Times New Roman" w:eastAsia="Times New Roman" w:hAnsi="Times New Roman" w:cs="Times New Roman"/>
+                <w:szCs w:val="24"/>
+                <w:lang w:eastAsia="en-IN"/>
+              </w:rPr>
+            </w:pPr>
+            <w:r>
+              <w:rPr>
+                <w:rFonts w:ascii="Segoe UI Symbol" w:eastAsia="Times New Roman" w:hAnsi="Segoe UI Symbol" w:cs="Segoe UI Symbol"/>
+                <w:szCs w:val="24"/>
+                <w:lang w:eastAsia="en-IN"/>
+              </w:rPr>
+              <w:t>⭐⭐⭐⭐</w:t>
+            </w:r>
+          </w:p>
+        </w:tc>
+      </w:tr>
+    </w:tbl>
+    <w:p>
+      <w:pPr>
+        <w:spacing w:after="0" w:line="240" w:lineRule="auto"/>
+        <w:rPr>
+          <w:rFonts w:ascii="Times New Roman" w:eastAsia="Times New Roman" w:hAnsi="Times New Roman" w:cs="Times New Roman"/>
+          <w:vanish/>
+          <w:szCs w:val="24"/>
+          <w:lang w:eastAsia="en-IN"/>
+        </w:rPr>
+      </w:pPr>
+    </w:p>
+    <w:tbl>
+      <w:tblPr>
+        <w:tblW w:w="0" w:type="auto"/>
+        <w:tblCellSpacing w:w="15" w:type="dxa"/>
+        <w:tblBorders>
+          <w:top w:val="single" w:sz="4" w:space="0" w:color="auto"/>
+          <w:left w:val="single" w:sz="4" w:space="0" w:color="auto"/>
+          <w:bottom w:val="single" w:sz="4" w:space="0" w:color="auto"/>
+          <w:right w:val="single" w:sz="4" w:space="0" w:color="auto"/>
+          <w:insideH w:val="single" w:sz="4" w:space="0" w:color="auto"/>
+          <w:insideV w:val="single" w:sz="4" w:space="0" w:color="auto"/>
+        </w:tblBorders>
+        <w:tblCellMar>
+          <w:top w:w="15" w:type="dxa"/>
+          <w:left w:w="15" w:type="dxa"/>
+          <w:bottom w:w="15" w:type="dxa"/>
+          <w:right w:w="15" w:type="dxa"/>
+        </w:tblCellMar>
+        <w:tblLook w:val="04A0" w:firstRow="1" w:lastRow="0" w:firstColumn="1" w:lastColumn="0" w:noHBand="0" w:noVBand="1"/>
+      </w:tblPr>
+      <w:tblGrid>
+        <w:gridCol w:w="849"/>
+        <w:gridCol w:w="1500"/>
+        <w:gridCol w:w="1129"/>
+      </w:tblGrid>
+      <w:tr>
+        <w:trPr>
+          <w:tblCellSpacing w:w="15" w:type="dxa"/>
+        </w:trPr>
+        <w:tc>
+          <w:tcPr>
+            <w:tcW w:w="0" w:type="auto"/>
+            <w:vAlign w:val="center"/>
+            <w:hideMark/>
+          </w:tcPr>
+          <w:p>
+            <w:pPr>
+              <w:spacing w:after="0" w:line="240" w:lineRule="auto"/>
+              <w:rPr>
+                <w:rFonts w:ascii="Times New Roman" w:eastAsia="Times New Roman" w:hAnsi="Times New Roman" w:cs="Times New Roman"/>
+                <w:szCs w:val="24"/>
+                <w:lang w:eastAsia="en-IN"/>
+              </w:rPr>
+            </w:pPr>
+            <w:r>
+              <w:rPr>
+                <w:rFonts w:ascii="Times New Roman" w:eastAsia="Times New Roman" w:hAnsi="Times New Roman" w:cs="Times New Roman"/>
+                <w:b/>
+                <w:bCs/>
+                <w:szCs w:val="24"/>
+                <w:lang w:eastAsia="en-IN"/>
+              </w:rPr>
+              <w:t>17 LTS</w:t>
+            </w:r>
+          </w:p>
+        </w:tc>
+        <w:tc>
+          <w:tcPr>
+            <w:tcW w:w="0" w:type="auto"/>
+            <w:vAlign w:val="center"/>
+            <w:hideMark/>
+          </w:tcPr>
+          <w:p>
+            <w:pPr>
+              <w:spacing w:after="0" w:line="240" w:lineRule="auto"/>
+              <w:rPr>
+                <w:rFonts w:ascii="Times New Roman" w:eastAsia="Times New Roman" w:hAnsi="Times New Roman" w:cs="Times New Roman"/>
+                <w:szCs w:val="24"/>
+                <w:lang w:eastAsia="en-IN"/>
+              </w:rPr>
+            </w:pPr>
+            <w:r>
+              <w:rPr>
+                <w:rFonts w:ascii="Times New Roman" w:eastAsia="Times New Roman" w:hAnsi="Times New Roman" w:cs="Times New Roman"/>
+                <w:szCs w:val="24"/>
+                <w:lang w:eastAsia="en-IN"/>
+              </w:rPr>
+              <w:t>Sealed Classes</w:t>
+            </w:r>
+          </w:p>
+        </w:tc>
+        <w:tc>
+          <w:tcPr>
+            <w:tcW w:w="0" w:type="auto"/>
+            <w:vAlign w:val="center"/>
+            <w:hideMark/>
+          </w:tcPr>
+          <w:p>
+            <w:pPr>
+              <w:spacing w:after="0" w:line="240" w:lineRule="auto"/>
+              <w:rPr>
+                <w:rFonts w:ascii="Times New Roman" w:eastAsia="Times New Roman" w:hAnsi="Times New Roman" w:cs="Times New Roman"/>
+                <w:szCs w:val="24"/>
+                <w:lang w:eastAsia="en-IN"/>
+              </w:rPr>
+            </w:pPr>
+            <w:r>
+              <w:rPr>
+                <w:rFonts w:ascii="Segoe UI Symbol" w:eastAsia="Times New Roman" w:hAnsi="Segoe UI Symbol" w:cs="Segoe UI Symbol"/>
+                <w:szCs w:val="24"/>
+                <w:lang w:eastAsia="en-IN"/>
+              </w:rPr>
+              <w:t>⭐⭐⭐⭐⭐</w:t>
+            </w:r>
+          </w:p>
+        </w:tc>
+      </w:tr>
+    </w:tbl>
+    <w:p>
+      <w:pPr>
+        <w:spacing w:after="0" w:line="240" w:lineRule="auto"/>
+        <w:rPr>
+          <w:rFonts w:ascii="Times New Roman" w:eastAsia="Times New Roman" w:hAnsi="Times New Roman" w:cs="Times New Roman"/>
+          <w:vanish/>
+          <w:szCs w:val="24"/>
+          <w:lang w:eastAsia="en-IN"/>
+        </w:rPr>
+      </w:pPr>
+    </w:p>
+    <w:tbl>
+      <w:tblPr>
+        <w:tblW w:w="0" w:type="auto"/>
+        <w:tblCellSpacing w:w="15" w:type="dxa"/>
+        <w:tblCellMar>
+          <w:top w:w="15" w:type="dxa"/>
+          <w:left w:w="15" w:type="dxa"/>
+          <w:bottom w:w="15" w:type="dxa"/>
+          <w:right w:w="15" w:type="dxa"/>
+        </w:tblCellMar>
+        <w:tblLook w:val="04A0" w:firstRow="1" w:lastRow="0" w:firstColumn="1" w:lastColumn="0" w:noHBand="0" w:noVBand="1"/>
+      </w:tblPr>
+      <w:tblGrid>
+        <w:gridCol w:w="315"/>
+        <w:gridCol w:w="6045"/>
+        <w:gridCol w:w="489"/>
+      </w:tblGrid>
+      <w:tr>
+        <w:trPr>
+          <w:tblCellSpacing w:w="15" w:type="dxa"/>
+        </w:trPr>
+        <w:tc>
+          <w:tcPr>
+            <w:tcW w:w="0" w:type="auto"/>
+            <w:vAlign w:val="center"/>
+            <w:hideMark/>
+          </w:tcPr>
+          <w:p>
+            <w:pPr>
+              <w:spacing w:after="0" w:line="240" w:lineRule="auto"/>
+              <w:rPr>
+                <w:rFonts w:ascii="Times New Roman" w:eastAsia="Times New Roman" w:hAnsi="Times New Roman" w:cs="Times New Roman"/>
+                <w:szCs w:val="24"/>
+                <w:lang w:eastAsia="en-IN"/>
+              </w:rPr>
+            </w:pPr>
+            <w:r>
+              <w:rPr>
+                <w:rFonts w:ascii="Times New Roman" w:eastAsia="Times New Roman" w:hAnsi="Times New Roman" w:cs="Times New Roman"/>
+                <w:b/>
+                <w:bCs/>
+                <w:szCs w:val="24"/>
+                <w:lang w:eastAsia="en-IN"/>
+              </w:rPr>
+              <w:t>18</w:t>
+            </w:r>
+          </w:p>
+        </w:tc>
+        <w:tc>
+          <w:tcPr>
+            <w:tcW w:w="0" w:type="auto"/>
+            <w:vAlign w:val="center"/>
+            <w:hideMark/>
+          </w:tcPr>
+          <w:p>
+            <w:pPr>
+              <w:spacing w:after="0" w:line="240" w:lineRule="auto"/>
+              <w:rPr>
+                <w:rFonts w:ascii="Times New Roman" w:eastAsia="Times New Roman" w:hAnsi="Times New Roman" w:cs="Times New Roman"/>
+                <w:szCs w:val="24"/>
+                <w:lang w:eastAsia="en-IN"/>
+              </w:rPr>
+            </w:pPr>
+            <w:r>
+              <w:rPr>
+                <w:rFonts w:ascii="Times New Roman" w:eastAsia="Times New Roman" w:hAnsi="Times New Roman" w:cs="Times New Roman"/>
+                <w:szCs w:val="24"/>
+                <w:lang w:eastAsia="en-IN"/>
+              </w:rPr>
+              <w:t>UTF-8 by default, Simple Web Server, switch pattern preview</w:t>
+            </w:r>
+          </w:p>
+        </w:tc>
+        <w:tc>
+          <w:tcPr>
+            <w:tcW w:w="0" w:type="auto"/>
+            <w:vAlign w:val="center"/>
+            <w:hideMark/>
+          </w:tcPr>
+          <w:p>
+            <w:pPr>
+              <w:spacing w:after="0" w:line="240" w:lineRule="auto"/>
+              <w:rPr>
+                <w:rFonts w:ascii="Times New Roman" w:eastAsia="Times New Roman" w:hAnsi="Times New Roman" w:cs="Times New Roman"/>
+                <w:szCs w:val="24"/>
+                <w:lang w:eastAsia="en-IN"/>
+              </w:rPr>
+            </w:pPr>
+            <w:r>
+              <w:rPr>
+                <w:rFonts w:ascii="Segoe UI Symbol" w:eastAsia="Times New Roman" w:hAnsi="Segoe UI Symbol" w:cs="Segoe UI Symbol"/>
+                <w:szCs w:val="24"/>
+                <w:lang w:eastAsia="en-IN"/>
+              </w:rPr>
+              <w:t>⭐⭐</w:t>
+            </w:r>
+          </w:p>
+        </w:tc>
+      </w:tr>
+    </w:tbl>
+    <w:p>
+      <w:pPr>
+        <w:spacing w:after="0" w:line="240" w:lineRule="auto"/>
+        <w:rPr>
+          <w:rFonts w:ascii="Times New Roman" w:eastAsia="Times New Roman" w:hAnsi="Times New Roman" w:cs="Times New Roman"/>
+          <w:vanish/>
+          <w:szCs w:val="24"/>
+          <w:lang w:eastAsia="en-IN"/>
+        </w:rPr>
+      </w:pPr>
+    </w:p>
+    <w:tbl>
+      <w:tblPr>
+        <w:tblW w:w="0" w:type="auto"/>
+        <w:tblCellSpacing w:w="15" w:type="dxa"/>
+        <w:tblCellMar>
+          <w:top w:w="15" w:type="dxa"/>
+          <w:left w:w="15" w:type="dxa"/>
+          <w:bottom w:w="15" w:type="dxa"/>
+          <w:right w:w="15" w:type="dxa"/>
+        </w:tblCellMar>
+        <w:tblLook w:val="04A0" w:firstRow="1" w:lastRow="0" w:firstColumn="1" w:lastColumn="0" w:noHBand="0" w:noVBand="1"/>
+      </w:tblPr>
+      <w:tblGrid>
+        <w:gridCol w:w="315"/>
+        <w:gridCol w:w="6692"/>
+        <w:gridCol w:w="1109"/>
+      </w:tblGrid>
+      <w:tr>
+        <w:trPr>
+          <w:tblCellSpacing w:w="15" w:type="dxa"/>
+        </w:trPr>
+        <w:tc>
+          <w:tcPr>
+            <w:tcW w:w="0" w:type="auto"/>
+            <w:vAlign w:val="center"/>
+            <w:hideMark/>
+          </w:tcPr>
+          <w:p>
+            <w:pPr>
+              <w:spacing w:after="0" w:line="240" w:lineRule="auto"/>
+              <w:rPr>
+                <w:rFonts w:ascii="Times New Roman" w:eastAsia="Times New Roman" w:hAnsi="Times New Roman" w:cs="Times New Roman"/>
+                <w:szCs w:val="24"/>
+                <w:lang w:eastAsia="en-IN"/>
+              </w:rPr>
+            </w:pPr>
+            <w:r>
+              <w:rPr>
+                <w:rFonts w:ascii="Times New Roman" w:eastAsia="Times New Roman" w:hAnsi="Times New Roman" w:cs="Times New Roman"/>
+                <w:b/>
+                <w:bCs/>
+                <w:szCs w:val="24"/>
+                <w:lang w:eastAsia="en-IN"/>
+              </w:rPr>
+              <w:t>19</w:t>
+            </w:r>
+          </w:p>
+        </w:tc>
+        <w:tc>
+          <w:tcPr>
+            <w:tcW w:w="0" w:type="auto"/>
+            <w:vAlign w:val="center"/>
+            <w:hideMark/>
+          </w:tcPr>
+          <w:p>
+            <w:pPr>
+              <w:spacing w:after="0" w:line="240" w:lineRule="auto"/>
+              <w:rPr>
+                <w:rFonts w:ascii="Times New Roman" w:eastAsia="Times New Roman" w:hAnsi="Times New Roman" w:cs="Times New Roman"/>
+                <w:szCs w:val="24"/>
+                <w:lang w:eastAsia="en-IN"/>
+              </w:rPr>
+            </w:pPr>
+            <w:r>
+              <w:rPr>
+                <w:rFonts w:ascii="Times New Roman" w:eastAsia="Times New Roman" w:hAnsi="Times New Roman" w:cs="Times New Roman"/>
+                <w:szCs w:val="24"/>
+                <w:lang w:eastAsia="en-IN"/>
+              </w:rPr>
+              <w:t>Virtual Threads (preview), Record Patterns (preview), Pattern switch</w:t>
+            </w:r>
+          </w:p>
+        </w:tc>
+        <w:tc>
+          <w:tcPr>
+            <w:tcW w:w="0" w:type="auto"/>
+            <w:vAlign w:val="center"/>
+            <w:hideMark/>
+          </w:tcPr>
+          <w:p>
+            <w:pPr>
+              <w:spacing w:after="0" w:line="240" w:lineRule="auto"/>
+              <w:rPr>
+                <w:rFonts w:ascii="Times New Roman" w:eastAsia="Times New Roman" w:hAnsi="Times New Roman" w:cs="Times New Roman"/>
+                <w:szCs w:val="24"/>
+                <w:lang w:eastAsia="en-IN"/>
+              </w:rPr>
+            </w:pPr>
+            <w:r>
+              <w:rPr>
+                <w:rFonts w:ascii="Segoe UI Symbol" w:eastAsia="Times New Roman" w:hAnsi="Segoe UI Symbol" w:cs="Segoe UI Symbol"/>
+                <w:szCs w:val="24"/>
+                <w:lang w:eastAsia="en-IN"/>
+              </w:rPr>
+              <w:t>⭐⭐⭐⭐⭐</w:t>
+            </w:r>
+          </w:p>
+        </w:tc>
+      </w:tr>
+    </w:tbl>
+    <w:p>
+      <w:pPr>
+        <w:spacing w:after="0" w:line="240" w:lineRule="auto"/>
+        <w:rPr>
+          <w:rFonts w:ascii="Times New Roman" w:eastAsia="Times New Roman" w:hAnsi="Times New Roman" w:cs="Times New Roman"/>
+          <w:vanish/>
+          <w:szCs w:val="24"/>
+          <w:lang w:eastAsia="en-IN"/>
+        </w:rPr>
+      </w:pPr>
+    </w:p>
+    <w:tbl>
+      <w:tblPr>
+        <w:tblW w:w="0" w:type="auto"/>
+        <w:tblCellSpacing w:w="15" w:type="dxa"/>
+        <w:tblCellMar>
+          <w:top w:w="15" w:type="dxa"/>
+          <w:left w:w="15" w:type="dxa"/>
+          <w:bottom w:w="15" w:type="dxa"/>
+          <w:right w:w="15" w:type="dxa"/>
+        </w:tblCellMar>
+        <w:tblLook w:val="04A0" w:firstRow="1" w:lastRow="0" w:firstColumn="1" w:lastColumn="0" w:noHBand="0" w:noVBand="1"/>
+      </w:tblPr>
+      <w:tblGrid>
+        <w:gridCol w:w="315"/>
+        <w:gridCol w:w="5699"/>
+        <w:gridCol w:w="902"/>
+      </w:tblGrid>
+      <w:tr>
+        <w:trPr>
+          <w:tblCellSpacing w:w="15" w:type="dxa"/>
+        </w:trPr>
+        <w:tc>
+          <w:tcPr>
+            <w:tcW w:w="0" w:type="auto"/>
+            <w:vAlign w:val="center"/>
+            <w:hideMark/>
+          </w:tcPr>
+          <w:p>
+            <w:pPr>
+              <w:spacing w:after="0" w:line="240" w:lineRule="auto"/>
+              <w:rPr>
+                <w:rFonts w:ascii="Times New Roman" w:eastAsia="Times New Roman" w:hAnsi="Times New Roman" w:cs="Times New Roman"/>
+                <w:szCs w:val="24"/>
+                <w:lang w:eastAsia="en-IN"/>
+              </w:rPr>
+            </w:pPr>
+            <w:r>
+              <w:rPr>
+                <w:rFonts w:ascii="Times New Roman" w:eastAsia="Times New Roman" w:hAnsi="Times New Roman" w:cs="Times New Roman"/>
+                <w:b/>
+                <w:bCs/>
+                <w:szCs w:val="24"/>
+                <w:lang w:eastAsia="en-IN"/>
+              </w:rPr>
+              <w:lastRenderedPageBreak/>
+              <w:t>20</w:t>
+            </w:r>
+          </w:p>
+        </w:tc>
+        <w:tc>
+          <w:tcPr>
+            <w:tcW w:w="0" w:type="auto"/>
+            <w:vAlign w:val="center"/>
+            <w:hideMark/>
+          </w:tcPr>
+          <w:p>
+            <w:pPr>
+              <w:spacing w:after="0" w:line="240" w:lineRule="auto"/>
+              <w:rPr>
+                <w:rFonts w:ascii="Times New Roman" w:eastAsia="Times New Roman" w:hAnsi="Times New Roman" w:cs="Times New Roman"/>
+                <w:szCs w:val="24"/>
+                <w:lang w:eastAsia="en-IN"/>
+              </w:rPr>
+            </w:pPr>
+            <w:r>
+              <w:rPr>
+                <w:rFonts w:ascii="Times New Roman" w:eastAsia="Times New Roman" w:hAnsi="Times New Roman" w:cs="Times New Roman"/>
+                <w:szCs w:val="24"/>
+                <w:lang w:eastAsia="en-IN"/>
+              </w:rPr>
+              <w:t>Virtual Threads (preview), Record Patterns, Pattern switch</w:t>
+            </w:r>
+          </w:p>
+        </w:tc>
+        <w:tc>
+          <w:tcPr>
+            <w:tcW w:w="0" w:type="auto"/>
+            <w:vAlign w:val="center"/>
+            <w:hideMark/>
+          </w:tcPr>
+          <w:p>
+            <w:pPr>
+              <w:spacing w:after="0" w:line="240" w:lineRule="auto"/>
+              <w:rPr>
+                <w:rFonts w:ascii="Times New Roman" w:eastAsia="Times New Roman" w:hAnsi="Times New Roman" w:cs="Times New Roman"/>
+                <w:szCs w:val="24"/>
+                <w:lang w:eastAsia="en-IN"/>
+              </w:rPr>
+            </w:pPr>
+            <w:r>
+              <w:rPr>
+                <w:rFonts w:ascii="Segoe UI Symbol" w:eastAsia="Times New Roman" w:hAnsi="Segoe UI Symbol" w:cs="Segoe UI Symbol"/>
+                <w:szCs w:val="24"/>
+                <w:lang w:eastAsia="en-IN"/>
+              </w:rPr>
+              <w:t>⭐⭐⭐⭐</w:t>
+            </w:r>
+          </w:p>
+        </w:tc>
+      </w:tr>
+    </w:tbl>
+    <w:p>
+      <w:pPr>
+        <w:spacing w:after="0" w:line="240" w:lineRule="auto"/>
+        <w:rPr>
+          <w:rFonts w:ascii="Times New Roman" w:eastAsia="Times New Roman" w:hAnsi="Times New Roman" w:cs="Times New Roman"/>
+          <w:vanish/>
+          <w:szCs w:val="24"/>
+          <w:lang w:eastAsia="en-IN"/>
+        </w:rPr>
+      </w:pPr>
+    </w:p>
+    <w:tbl>
+      <w:tblPr>
+        <w:tblW w:w="0" w:type="auto"/>
+        <w:tblCellSpacing w:w="15" w:type="dxa"/>
+        <w:tblCellMar>
+          <w:top w:w="15" w:type="dxa"/>
+          <w:left w:w="15" w:type="dxa"/>
+          <w:bottom w:w="15" w:type="dxa"/>
+          <w:right w:w="15" w:type="dxa"/>
+        </w:tblCellMar>
+        <w:tblLook w:val="04A0" w:firstRow="1" w:lastRow="0" w:firstColumn="1" w:lastColumn="0" w:noHBand="0" w:noVBand="1"/>
+      </w:tblPr>
+      <w:tblGrid>
+        <w:gridCol w:w="829"/>
+        <w:gridCol w:w="8146"/>
+        <w:gridCol w:w="1109"/>
+      </w:tblGrid>
+      <w:tr>
+        <w:trPr>
+          <w:tblCellSpacing w:w="15" w:type="dxa"/>
+        </w:trPr>
+        <w:tc>
+          <w:tcPr>
+            <w:tcW w:w="0" w:type="auto"/>
+            <w:vAlign w:val="center"/>
+            <w:hideMark/>
+          </w:tcPr>
+          <w:p>
+            <w:pPr>
+              <w:spacing w:after="0" w:line="240" w:lineRule="auto"/>
+              <w:rPr>
+                <w:rFonts w:ascii="Times New Roman" w:eastAsia="Times New Roman" w:hAnsi="Times New Roman" w:cs="Times New Roman"/>
+                <w:szCs w:val="24"/>
+                <w:lang w:eastAsia="en-IN"/>
+              </w:rPr>
+            </w:pPr>
+            <w:r>
+              <w:rPr>
+                <w:rFonts w:ascii="Times New Roman" w:eastAsia="Times New Roman" w:hAnsi="Times New Roman" w:cs="Times New Roman"/>
+                <w:b/>
+                <w:bCs/>
+                <w:szCs w:val="24"/>
+                <w:lang w:eastAsia="en-IN"/>
+              </w:rPr>
+              <w:t>21 LTS</w:t>
+            </w:r>
+          </w:p>
+        </w:tc>
+        <w:tc>
+          <w:tcPr>
+            <w:tcW w:w="0" w:type="auto"/>
+            <w:vAlign w:val="center"/>
+            <w:hideMark/>
+          </w:tcPr>
+          <w:p>
+            <w:pPr>
+              <w:spacing w:after="0" w:line="240" w:lineRule="auto"/>
+              <w:rPr>
+                <w:rFonts w:ascii="Times New Roman" w:eastAsia="Times New Roman" w:hAnsi="Times New Roman" w:cs="Times New Roman"/>
+                <w:szCs w:val="24"/>
+                <w:lang w:eastAsia="en-IN"/>
+              </w:rPr>
+            </w:pPr>
+            <w:r>
+              <w:rPr>
+                <w:rFonts w:ascii="Times New Roman" w:eastAsia="Times New Roman" w:hAnsi="Times New Roman" w:cs="Times New Roman"/>
+                <w:b/>
+                <w:bCs/>
+                <w:szCs w:val="24"/>
+                <w:lang w:eastAsia="en-IN"/>
+              </w:rPr>
+              <w:t>Virtual Threads</w:t>
+            </w:r>
+            <w:r>
+              <w:rPr>
+                <w:rFonts w:ascii="Times New Roman" w:eastAsia="Times New Roman" w:hAnsi="Times New Roman" w:cs="Times New Roman"/>
+                <w:szCs w:val="24"/>
+                <w:lang w:eastAsia="en-IN"/>
+              </w:rPr>
+              <w:t>, Record Patterns, Pattern Matching switch, Sequenced Collections</w:t>
+            </w:r>
+          </w:p>
+        </w:tc>
+        <w:tc>
+          <w:tcPr>
+            <w:tcW w:w="0" w:type="auto"/>
+            <w:vAlign w:val="center"/>
+            <w:hideMark/>
+          </w:tcPr>
+          <w:p>
+            <w:pPr>
+              <w:spacing w:after="0" w:line="240" w:lineRule="auto"/>
+              <w:rPr>
+                <w:rFonts w:ascii="Times New Roman" w:eastAsia="Times New Roman" w:hAnsi="Times New Roman" w:cs="Times New Roman"/>
+                <w:szCs w:val="24"/>
+                <w:lang w:eastAsia="en-IN"/>
+              </w:rPr>
+            </w:pPr>
+            <w:r>
+              <w:rPr>
+                <w:rFonts w:ascii="Segoe UI Symbol" w:eastAsia="Times New Roman" w:hAnsi="Segoe UI Symbol" w:cs="Segoe UI Symbol"/>
+                <w:szCs w:val="24"/>
+                <w:lang w:eastAsia="en-IN"/>
+              </w:rPr>
+              <w:t>⭐⭐⭐⭐⭐</w:t>
+            </w:r>
+          </w:p>
+        </w:tc>
+      </w:tr>
+    </w:tbl>
+    <w:p>
+      <w:pPr>
+        <w:spacing w:after="0" w:line="240" w:lineRule="auto"/>
+        <w:rPr>
+          <w:rFonts w:ascii="Times New Roman" w:eastAsia="Times New Roman" w:hAnsi="Times New Roman" w:cs="Times New Roman"/>
+          <w:vanish/>
+          <w:szCs w:val="24"/>
+          <w:lang w:eastAsia="en-IN"/>
+        </w:rPr>
+      </w:pPr>
+    </w:p>
+    <w:tbl>
+      <w:tblPr>
+        <w:tblW w:w="0" w:type="auto"/>
+        <w:tblCellSpacing w:w="15" w:type="dxa"/>
+        <w:tblCellMar>
+          <w:top w:w="15" w:type="dxa"/>
+          <w:left w:w="15" w:type="dxa"/>
+          <w:bottom w:w="15" w:type="dxa"/>
+          <w:right w:w="15" w:type="dxa"/>
+        </w:tblCellMar>
+        <w:tblLook w:val="04A0" w:firstRow="1" w:lastRow="0" w:firstColumn="1" w:lastColumn="0" w:noHBand="0" w:noVBand="1"/>
+      </w:tblPr>
+      <w:tblGrid>
+        <w:gridCol w:w="315"/>
+        <w:gridCol w:w="6106"/>
+        <w:gridCol w:w="696"/>
+      </w:tblGrid>
+      <w:tr>
+        <w:trPr>
+          <w:tblCellSpacing w:w="15" w:type="dxa"/>
+        </w:trPr>
+        <w:tc>
+          <w:tcPr>
+            <w:tcW w:w="0" w:type="auto"/>
+            <w:vAlign w:val="center"/>
+            <w:hideMark/>
+          </w:tcPr>
+          <w:p>
+            <w:pPr>
+              <w:spacing w:after="0" w:line="240" w:lineRule="auto"/>
+              <w:rPr>
+                <w:rFonts w:ascii="Times New Roman" w:eastAsia="Times New Roman" w:hAnsi="Times New Roman" w:cs="Times New Roman"/>
+                <w:szCs w:val="24"/>
+                <w:lang w:eastAsia="en-IN"/>
+              </w:rPr>
+            </w:pPr>
+            <w:r>
+              <w:rPr>
+                <w:rFonts w:ascii="Times New Roman" w:eastAsia="Times New Roman" w:hAnsi="Times New Roman" w:cs="Times New Roman"/>
+                <w:b/>
+                <w:bCs/>
+                <w:szCs w:val="24"/>
+                <w:lang w:eastAsia="en-IN"/>
+              </w:rPr>
+              <w:t>22</w:t>
+            </w:r>
+          </w:p>
+        </w:tc>
+        <w:tc>
+          <w:tcPr>
+            <w:tcW w:w="0" w:type="auto"/>
+            <w:vAlign w:val="center"/>
+            <w:hideMark/>
+          </w:tcPr>
+          <w:p>
+            <w:pPr>
+              <w:spacing w:after="0" w:line="240" w:lineRule="auto"/>
+              <w:rPr>
+                <w:rFonts w:ascii="Times New Roman" w:eastAsia="Times New Roman" w:hAnsi="Times New Roman" w:cs="Times New Roman"/>
+                <w:szCs w:val="24"/>
+                <w:lang w:eastAsia="en-IN"/>
+              </w:rPr>
+            </w:pPr>
+            <w:r>
+              <w:rPr>
+                <w:rFonts w:ascii="Times New Roman" w:eastAsia="Times New Roman" w:hAnsi="Times New Roman" w:cs="Times New Roman"/>
+                <w:szCs w:val="24"/>
+                <w:lang w:eastAsia="en-IN"/>
+              </w:rPr>
+              <w:t>Unnamed variables/patterns, Foreign Function &amp; Memory API</w:t>
+            </w:r>
+          </w:p>
+        </w:tc>
+        <w:tc>
+          <w:tcPr>
+            <w:tcW w:w="0" w:type="auto"/>
+            <w:vAlign w:val="center"/>
+            <w:hideMark/>
+          </w:tcPr>
+          <w:p>
+            <w:pPr>
+              <w:spacing w:after="0" w:line="240" w:lineRule="auto"/>
+              <w:rPr>
+                <w:rFonts w:ascii="Times New Roman" w:eastAsia="Times New Roman" w:hAnsi="Times New Roman" w:cs="Times New Roman"/>
+                <w:szCs w:val="24"/>
+                <w:lang w:eastAsia="en-IN"/>
+              </w:rPr>
+            </w:pPr>
+            <w:r>
+              <w:rPr>
+                <w:rFonts w:ascii="Segoe UI Symbol" w:eastAsia="Times New Roman" w:hAnsi="Segoe UI Symbol" w:cs="Segoe UI Symbol"/>
+                <w:szCs w:val="24"/>
+                <w:lang w:eastAsia="en-IN"/>
+              </w:rPr>
+              <w:t>⭐⭐⭐</w:t>
+            </w:r>
+          </w:p>
+        </w:tc>
+      </w:tr>
+    </w:tbl>
+    <w:p>
+      <w:pPr>
+        <w:spacing w:after="0" w:line="240" w:lineRule="auto"/>
+        <w:rPr>
+          <w:rFonts w:ascii="Times New Roman" w:eastAsia="Times New Roman" w:hAnsi="Times New Roman" w:cs="Times New Roman"/>
+          <w:vanish/>
+          <w:szCs w:val="24"/>
+          <w:lang w:eastAsia="en-IN"/>
+        </w:rPr>
+      </w:pPr>
+    </w:p>
+    <w:tbl>
+      <w:tblPr>
+        <w:tblW w:w="0" w:type="auto"/>
+        <w:tblCellSpacing w:w="15" w:type="dxa"/>
+        <w:tblCellMar>
+          <w:top w:w="15" w:type="dxa"/>
+          <w:left w:w="15" w:type="dxa"/>
+          <w:bottom w:w="15" w:type="dxa"/>
+          <w:right w:w="15" w:type="dxa"/>
+        </w:tblCellMar>
+        <w:tblLook w:val="04A0" w:firstRow="1" w:lastRow="0" w:firstColumn="1" w:lastColumn="0" w:noHBand="0" w:noVBand="1"/>
+      </w:tblPr>
+      <w:tblGrid>
+        <w:gridCol w:w="315"/>
+        <w:gridCol w:w="6932"/>
+        <w:gridCol w:w="489"/>
+      </w:tblGrid>
+      <w:tr>
+        <w:trPr>
+          <w:tblCellSpacing w:w="15" w:type="dxa"/>
+        </w:trPr>
+        <w:tc>
+          <w:tcPr>
+            <w:tcW w:w="0" w:type="auto"/>
+            <w:vAlign w:val="center"/>
+            <w:hideMark/>
+          </w:tcPr>
+          <w:p>
+            <w:pPr>
+              <w:spacing w:after="0" w:line="240" w:lineRule="auto"/>
+              <w:rPr>
+                <w:rFonts w:ascii="Times New Roman" w:eastAsia="Times New Roman" w:hAnsi="Times New Roman" w:cs="Times New Roman"/>
+                <w:szCs w:val="24"/>
+                <w:lang w:eastAsia="en-IN"/>
+              </w:rPr>
+            </w:pPr>
+            <w:r>
+              <w:rPr>
+                <w:rFonts w:ascii="Times New Roman" w:eastAsia="Times New Roman" w:hAnsi="Times New Roman" w:cs="Times New Roman"/>
+                <w:b/>
+                <w:bCs/>
+                <w:szCs w:val="24"/>
+                <w:lang w:eastAsia="en-IN"/>
+              </w:rPr>
+              <w:t>23</w:t>
+            </w:r>
+          </w:p>
+        </w:tc>
+        <w:tc>
+          <w:tcPr>
+            <w:tcW w:w="0" w:type="auto"/>
+            <w:vAlign w:val="center"/>
+            <w:hideMark/>
+          </w:tcPr>
+          <w:p>
+            <w:pPr>
+              <w:spacing w:after="0" w:line="240" w:lineRule="auto"/>
+              <w:rPr>
+                <w:rFonts w:ascii="Times New Roman" w:eastAsia="Times New Roman" w:hAnsi="Times New Roman" w:cs="Times New Roman"/>
+                <w:szCs w:val="24"/>
+                <w:lang w:eastAsia="en-IN"/>
+              </w:rPr>
+            </w:pPr>
+            <w:r>
+              <w:rPr>
+                <w:rFonts w:ascii="Times New Roman" w:eastAsia="Times New Roman" w:hAnsi="Times New Roman" w:cs="Times New Roman"/>
+                <w:szCs w:val="24"/>
+                <w:lang w:eastAsia="en-IN"/>
+              </w:rPr>
+              <w:t>Primitive types in patterns/switch (preview), Markdown documentation</w:t>
+            </w:r>
+          </w:p>
+        </w:tc>
+        <w:tc>
+          <w:tcPr>
+            <w:tcW w:w="0" w:type="auto"/>
+            <w:vAlign w:val="center"/>
+            <w:hideMark/>
+          </w:tcPr>
+          <w:p>
+            <w:pPr>
+              <w:spacing w:after="0" w:line="240" w:lineRule="auto"/>
+              <w:rPr>
+                <w:rFonts w:ascii="Times New Roman" w:eastAsia="Times New Roman" w:hAnsi="Times New Roman" w:cs="Times New Roman"/>
+                <w:szCs w:val="24"/>
+                <w:lang w:eastAsia="en-IN"/>
+              </w:rPr>
+            </w:pPr>
+            <w:r>
+              <w:rPr>
+                <w:rFonts w:ascii="Segoe UI Symbol" w:eastAsia="Times New Roman" w:hAnsi="Segoe UI Symbol" w:cs="Segoe UI Symbol"/>
+                <w:szCs w:val="24"/>
+                <w:lang w:eastAsia="en-IN"/>
+              </w:rPr>
+              <w:t>⭐⭐</w:t>
+            </w:r>
+          </w:p>
+        </w:tc>
+      </w:tr>
+    </w:tbl>
+    <w:p>
+      <w:pPr>
+        <w:spacing w:after="0" w:line="240" w:lineRule="auto"/>
+        <w:rPr>
+          <w:rFonts w:ascii="Times New Roman" w:eastAsia="Times New Roman" w:hAnsi="Times New Roman" w:cs="Times New Roman"/>
+          <w:vanish/>
+          <w:szCs w:val="24"/>
+          <w:lang w:eastAsia="en-IN"/>
+        </w:rPr>
+      </w:pPr>
+    </w:p>
+    <w:tbl>
+      <w:tblPr>
+        <w:tblW w:w="0" w:type="auto"/>
+        <w:tblCellSpacing w:w="15" w:type="dxa"/>
+        <w:tblCellMar>
+          <w:top w:w="15" w:type="dxa"/>
+          <w:left w:w="15" w:type="dxa"/>
+          <w:bottom w:w="15" w:type="dxa"/>
+          <w:right w:w="15" w:type="dxa"/>
+        </w:tblCellMar>
+        <w:tblLook w:val="04A0" w:firstRow="1" w:lastRow="0" w:firstColumn="1" w:lastColumn="0" w:noHBand="0" w:noVBand="1"/>
+      </w:tblPr>
+      <w:tblGrid>
+        <w:gridCol w:w="315"/>
+        <w:gridCol w:w="5320"/>
+        <w:gridCol w:w="696"/>
+      </w:tblGrid>
+      <w:tr>
+        <w:trPr>
+          <w:tblCellSpacing w:w="15" w:type="dxa"/>
+        </w:trPr>
+        <w:tc>
+          <w:tcPr>
+            <w:tcW w:w="0" w:type="auto"/>
+            <w:vAlign w:val="center"/>
+            <w:hideMark/>
+          </w:tcPr>
+          <w:p>
+            <w:pPr>
+              <w:spacing w:after="0" w:line="240" w:lineRule="auto"/>
+              <w:rPr>
+                <w:rFonts w:ascii="Times New Roman" w:eastAsia="Times New Roman" w:hAnsi="Times New Roman" w:cs="Times New Roman"/>
+                <w:szCs w:val="24"/>
+                <w:lang w:eastAsia="en-IN"/>
+              </w:rPr>
+            </w:pPr>
+            <w:r>
+              <w:rPr>
+                <w:rFonts w:ascii="Times New Roman" w:eastAsia="Times New Roman" w:hAnsi="Times New Roman" w:cs="Times New Roman"/>
+                <w:b/>
+                <w:bCs/>
+                <w:szCs w:val="24"/>
+                <w:lang w:eastAsia="en-IN"/>
+              </w:rPr>
+              <w:t>24</w:t>
+            </w:r>
+          </w:p>
+        </w:tc>
+        <w:tc>
+          <w:tcPr>
+            <w:tcW w:w="0" w:type="auto"/>
+            <w:vAlign w:val="center"/>
+            <w:hideMark/>
+          </w:tcPr>
+          <w:p>
+            <w:pPr>
+              <w:spacing w:after="0" w:line="240" w:lineRule="auto"/>
+              <w:rPr>
+                <w:rFonts w:ascii="Times New Roman" w:eastAsia="Times New Roman" w:hAnsi="Times New Roman" w:cs="Times New Roman"/>
+                <w:szCs w:val="24"/>
+                <w:lang w:eastAsia="en-IN"/>
+              </w:rPr>
+            </w:pPr>
+            <w:r>
+              <w:rPr>
+                <w:rFonts w:ascii="Times New Roman" w:eastAsia="Times New Roman" w:hAnsi="Times New Roman" w:cs="Times New Roman"/>
+                <w:szCs w:val="24"/>
+                <w:lang w:eastAsia="en-IN"/>
+              </w:rPr>
+              <w:t>Stream Gatherers, Class-File API, AOT improvements</w:t>
+            </w:r>
+          </w:p>
+        </w:tc>
+        <w:tc>
+          <w:tcPr>
+            <w:tcW w:w="0" w:type="auto"/>
+            <w:vAlign w:val="center"/>
+            <w:hideMark/>
+          </w:tcPr>
+          <w:p>
+            <w:pPr>
+              <w:spacing w:after="0" w:line="240" w:lineRule="auto"/>
+              <w:rPr>
+                <w:rFonts w:ascii="Times New Roman" w:eastAsia="Times New Roman" w:hAnsi="Times New Roman" w:cs="Times New Roman"/>
+                <w:szCs w:val="24"/>
+                <w:lang w:eastAsia="en-IN"/>
+              </w:rPr>
+            </w:pPr>
+            <w:r>
+              <w:rPr>
+                <w:rFonts w:ascii="Segoe UI Symbol" w:eastAsia="Times New Roman" w:hAnsi="Segoe UI Symbol" w:cs="Segoe UI Symbol"/>
+                <w:szCs w:val="24"/>
+                <w:lang w:eastAsia="en-IN"/>
+              </w:rPr>
+              <w:t>⭐⭐⭐</w:t>
+            </w:r>
+          </w:p>
+        </w:tc>
+      </w:tr>
+    </w:tbl>
+    <w:p>
+      <w:pPr>
+        <w:spacing w:after="0" w:line="240" w:lineRule="auto"/>
+        <w:rPr>
+          <w:rFonts w:ascii="Times New Roman" w:eastAsia="Times New Roman" w:hAnsi="Times New Roman" w:cs="Times New Roman"/>
+          <w:vanish/>
+          <w:szCs w:val="24"/>
+          <w:lang w:eastAsia="en-IN"/>
+        </w:rPr>
+      </w:pPr>
+    </w:p>
+    <w:tbl>
+      <w:tblPr>
+        <w:tblW w:w="0" w:type="auto"/>
+        <w:tblCellSpacing w:w="15" w:type="dxa"/>
+        <w:tblCellMar>
+          <w:top w:w="15" w:type="dxa"/>
+          <w:left w:w="15" w:type="dxa"/>
+          <w:bottom w:w="15" w:type="dxa"/>
+          <w:right w:w="15" w:type="dxa"/>
+        </w:tblCellMar>
+        <w:tblLook w:val="04A0" w:firstRow="1" w:lastRow="0" w:firstColumn="1" w:lastColumn="0" w:noHBand="0" w:noVBand="1"/>
+      </w:tblPr>
+      <w:tblGrid>
+        <w:gridCol w:w="829"/>
+        <w:gridCol w:w="8427"/>
+      </w:tblGrid>
+      <w:tr>
+        <w:trPr>
+          <w:tblCellSpacing w:w="15" w:type="dxa"/>
+        </w:trPr>
+        <w:tc>
+          <w:tcPr>
+            <w:tcW w:w="0" w:type="auto"/>
+            <w:vAlign w:val="center"/>
+            <w:hideMark/>
+          </w:tcPr>
+          <w:p>
+            <w:pPr>
+              <w:spacing w:after="0" w:line="240" w:lineRule="auto"/>
+              <w:rPr>
+                <w:rFonts w:ascii="Times New Roman" w:eastAsia="Times New Roman" w:hAnsi="Times New Roman" w:cs="Times New Roman"/>
+                <w:szCs w:val="24"/>
+                <w:lang w:eastAsia="en-IN"/>
+              </w:rPr>
+            </w:pPr>
+            <w:r>
+              <w:rPr>
+                <w:rFonts w:ascii="Times New Roman" w:eastAsia="Times New Roman" w:hAnsi="Times New Roman" w:cs="Times New Roman"/>
+                <w:b/>
+                <w:bCs/>
+                <w:szCs w:val="24"/>
+                <w:lang w:eastAsia="en-IN"/>
+              </w:rPr>
+              <w:t>25 LTS</w:t>
+            </w:r>
+          </w:p>
+        </w:tc>
+        <w:tc>
+          <w:tcPr>
+            <w:tcW w:w="0" w:type="auto"/>
+            <w:vAlign w:val="center"/>
+            <w:hideMark/>
+          </w:tcPr>
+          <w:p>
+            <w:pPr>
+              <w:spacing w:after="0" w:line="240" w:lineRule="auto"/>
+              <w:rPr>
+                <w:rFonts w:ascii="Times New Roman" w:eastAsia="Times New Roman" w:hAnsi="Times New Roman" w:cs="Times New Roman"/>
+                <w:szCs w:val="24"/>
+                <w:lang w:eastAsia="en-IN"/>
+              </w:rPr>
+            </w:pPr>
+            <w:r>
+              <w:rPr>
+                <w:rFonts w:ascii="Times New Roman" w:eastAsia="Times New Roman" w:hAnsi="Times New Roman" w:cs="Times New Roman"/>
+                <w:szCs w:val="24"/>
+                <w:lang w:eastAsia="en-IN"/>
+              </w:rPr>
+              <w:t>Scoped Values, Structured Concurrency, Flexible Constructor Bodies, Module Imports</w:t>
+            </w:r>
+          </w:p>
+        </w:tc>
+      </w:tr>
+    </w:tbl>
+    <w:p>
+      <w:pPr>
+        <w:pStyle w:val="NormalWeb"/>
+        <w:ind w:left="720"/>
+      </w:pPr>
+      <w:r>
+        <w:t xml:space="preserve">From Java 9 onwards, some of the major language improvements include </w:t>
+      </w:r>
+      <w:r>
+        <w:rPr>
+          <w:rStyle w:val="HTMLCode"/>
+        </w:rPr>
+        <w:t>var</w:t>
+      </w:r>
+      <w:r>
+        <w:t>, switch expressions, text blocks, records, pattern matching, sealed classes, and more recently virtual threads, record patterns, pattern matching for switch and sequenced collections.</w:t>
+      </w:r>
+    </w:p>
+    <w:p>
+      <w:pPr>
+        <w:pStyle w:val="h3"/>
+      </w:pPr>
+      <w:r>
+        <w:t>Java 12-16</w:t>
+      </w:r>
+    </w:p>
+    <w:tbl>
+      <w:tblPr>
+        <w:tblStyle w:val="TableGrid"/>
+        <w:tblW w:w="0" w:type="auto"/>
+        <w:tblInd w:w="720" w:type="dxa"/>
+        <w:tblLook w:val="04A0" w:firstRow="1" w:lastRow="0" w:firstColumn="1" w:lastColumn="0" w:noHBand="0" w:noVBand="1"/>
+      </w:tblPr>
+      <w:tblGrid>
+        <w:gridCol w:w="10396"/>
+        <w:gridCol w:w="10474"/>
+      </w:tblGrid>
+      <w:tr>
+        <w:tc>
+          <w:tcPr>
+            <w:tcW w:w="10795" w:type="dxa"/>
+          </w:tcPr>
+          <w:p>
+            <w:pPr>
+              <w:rPr>
+                <w:color w:val="2F5496" w:themeColor="accent1" w:themeShade="BF"/>
+              </w:rPr>
+            </w:pPr>
+            <w:r>
+              <w:rPr>
+                <w:color w:val="2F5496" w:themeColor="accent1" w:themeShade="BF"/>
+              </w:rPr>
+              <w:t>Java 16+:</w:t>
+            </w:r>
+          </w:p>
+          <w:p>
+            <w:pPr>
+              <w:rPr>
+                <w:color w:val="2F5496" w:themeColor="accent1" w:themeShade="BF"/>
+              </w:rPr>
+            </w:pPr>
+            <w:r>
+              <w:rPr>
+                <w:color w:val="2F5496" w:themeColor="accent1" w:themeShade="BF"/>
+              </w:rPr>
+              <w:t>List&lt;Integer&gt; unique = list.stream()</w:t>
+            </w:r>
+          </w:p>
+          <w:p>
+            <w:pPr>
+              <w:rPr>
+                <w:color w:val="2F5496" w:themeColor="accent1" w:themeShade="BF"/>
+              </w:rPr>
+            </w:pPr>
+            <w:r>
+              <w:rPr>
+                <w:color w:val="2F5496" w:themeColor="accent1" w:themeShade="BF"/>
+              </w:rPr>
+              <w:t xml:space="preserve">        .distinct()</w:t>
+            </w:r>
+          </w:p>
+          <w:p>
+            <w:pPr>
+              <w:rPr>
+                <w:color w:val="2F5496" w:themeColor="accent1" w:themeShade="BF"/>
+              </w:rPr>
+            </w:pPr>
+            <w:r>
+              <w:rPr>
+                <w:color w:val="2F5496" w:themeColor="accent1" w:themeShade="BF"/>
+              </w:rPr>
+              <w:t xml:space="preserve">        </w:t>
+            </w:r>
+            <w:r>
+              <w:rPr>
+                <w:color w:val="2F5496" w:themeColor="accent1" w:themeShade="BF"/>
+                <w:highlight w:val="yellow"/>
+              </w:rPr>
+              <w:t>.toList();</w:t>
+            </w:r>
+          </w:p>
+          <w:p>
+            <w:pPr>
+              <w:pStyle w:val="NormalWeb"/>
+              <w:rPr>
+                <w:rFonts w:ascii="Comic Sans MS" w:hAnsi="Comic Sans MS"/>
+              </w:rPr>
+            </w:pPr>
+          </w:p>
+        </w:tc>
+        <w:tc>
+          <w:tcPr>
+            <w:tcW w:w="10795" w:type="dxa"/>
+          </w:tcPr>
+          <w:p>
+            <w:pPr>
+              <w:pStyle w:val="NormalWeb"/>
+              <w:rPr>
+                <w:rFonts w:ascii="Comic Sans MS" w:hAnsi="Comic Sans MS"/>
+              </w:rPr>
+            </w:pPr>
+            <w:r>
+              <w:rPr>
+                <w:rFonts w:ascii="Comic Sans MS" w:hAnsi="Comic Sans MS"/>
+              </w:rPr>
+              <w:t>// Using Java 15+ String.formatted()</w:t>
+            </w:r>
+          </w:p>
+          <w:p>
+            <w:pPr>
+              <w:pStyle w:val="NormalWeb"/>
+              <w:rPr>
+                <w:rFonts w:ascii="Comic Sans MS" w:hAnsi="Comic Sans MS"/>
+              </w:rPr>
+            </w:pPr>
+            <w:r>
+              <w:rPr>
+                <w:rFonts w:ascii="Comic Sans MS" w:hAnsi="Comic Sans MS"/>
+              </w:rPr>
+              <w:t>String item = "apples";</w:t>
+            </w:r>
+          </w:p>
+          <w:p>
+            <w:pPr>
+              <w:pStyle w:val="NormalWeb"/>
+              <w:rPr>
+                <w:rFonts w:ascii="Comic Sans MS" w:hAnsi="Comic Sans MS"/>
+              </w:rPr>
+            </w:pPr>
+            <w:r>
+              <w:rPr>
+                <w:rFonts w:ascii="Comic Sans MS" w:hAnsi="Comic Sans MS"/>
+              </w:rPr>
+              <w:t>int count = 5;</w:t>
+            </w:r>
+          </w:p>
+          <w:p>
+            <w:pPr>
+              <w:pStyle w:val="NormalWeb"/>
+              <w:rPr>
+                <w:rFonts w:ascii="Comic Sans MS" w:hAnsi="Comic Sans MS"/>
+              </w:rPr>
+            </w:pPr>
+            <w:bookmarkStart w:id="0" w:name="_GoBack"/>
+            <w:bookmarkEnd w:id="0"/>
+            <w:r>
+              <w:rPr>
+                <w:rFonts w:ascii="Comic Sans MS" w:hAnsi="Comic Sans MS"/>
+              </w:rPr>
+              <w:t>String message = "I have %d %s.".formatted(count, item);</w:t>
+            </w:r>
+          </w:p>
+          <w:p>
+            <w:pPr>
+              <w:pStyle w:val="NormalWeb"/>
+              <w:rPr>
+                <w:rFonts w:ascii="Comic Sans MS" w:hAnsi="Comic Sans MS"/>
+              </w:rPr>
+            </w:pPr>
+            <w:r>
+              <w:rPr>
+                <w:rFonts w:ascii="Comic Sans MS" w:hAnsi="Comic Sans MS"/>
+              </w:rPr>
+              <w:t>System.out.println(message); // Output: I have 5 apples.</w:t>
+            </w:r>
+          </w:p>
+        </w:tc>
+      </w:tr>
+      <w:tr>
+        <w:tc>
+          <w:tcPr>
+            <w:tcW w:w="10795" w:type="dxa"/>
+          </w:tcPr>
+          <w:p>
+            <w:pPr>
+              <w:pStyle w:val="NormalWeb"/>
+              <w:rPr>
+                <w:rFonts w:ascii="Comic Sans MS" w:hAnsi="Comic Sans MS"/>
+              </w:rPr>
+            </w:pPr>
+          </w:p>
+        </w:tc>
+        <w:tc>
+          <w:tcPr>
+            <w:tcW w:w="10795" w:type="dxa"/>
+          </w:tcPr>
+          <w:p>
+            <w:pPr>
+              <w:pStyle w:val="NormalWeb"/>
+              <w:rPr>
+                <w:rFonts w:ascii="Comic Sans MS" w:hAnsi="Comic Sans MS"/>
+              </w:rPr>
+            </w:pPr>
+          </w:p>
+        </w:tc>
+      </w:tr>
+      <w:tr>
+        <w:tc>
+          <w:tcPr>
+            <w:tcW w:w="10795" w:type="dxa"/>
+          </w:tcPr>
+          <w:p>
+            <w:pPr>
+              <w:pStyle w:val="NormalWeb"/>
+              <w:rPr>
+                <w:rFonts w:ascii="Comic Sans MS" w:hAnsi="Comic Sans MS"/>
+              </w:rPr>
+            </w:pPr>
+          </w:p>
+        </w:tc>
+        <w:tc>
+          <w:tcPr>
+            <w:tcW w:w="10795" w:type="dxa"/>
+          </w:tcPr>
+          <w:p>
+            <w:pPr>
+              <w:pStyle w:val="NormalWeb"/>
+              <w:rPr>
+                <w:rFonts w:ascii="Comic Sans MS" w:hAnsi="Comic Sans MS"/>
+              </w:rPr>
+            </w:pPr>
+          </w:p>
+        </w:tc>
+      </w:tr>
+      <w:tr>
+        <w:tc>
+          <w:tcPr>
+            <w:tcW w:w="10795" w:type="dxa"/>
+          </w:tcPr>
+          <w:p>
+            <w:pPr>
+              <w:pStyle w:val="NormalWeb"/>
+              <w:rPr>
+                <w:rFonts w:ascii="Comic Sans MS" w:hAnsi="Comic Sans MS"/>
+              </w:rPr>
+            </w:pPr>
+          </w:p>
+        </w:tc>
+        <w:tc>
+          <w:tcPr>
+            <w:tcW w:w="10795" w:type="dxa"/>
+          </w:tcPr>
+          <w:p>
+            <w:pPr>
+              <w:pStyle w:val="NormalWeb"/>
+              <w:rPr>
+                <w:rFonts w:ascii="Comic Sans MS" w:hAnsi="Comic Sans MS"/>
+              </w:rPr>
+            </w:pPr>
+          </w:p>
+        </w:tc>
+      </w:tr>
+      <w:tr>
+        <w:tc>
+          <w:tcPr>
+            <w:tcW w:w="10795" w:type="dxa"/>
+          </w:tcPr>
+          <w:p>
+            <w:pPr>
+              <w:pStyle w:val="NormalWeb"/>
+              <w:rPr>
+                <w:rFonts w:ascii="Comic Sans MS" w:hAnsi="Comic Sans MS"/>
+              </w:rPr>
+            </w:pPr>
+          </w:p>
+        </w:tc>
+        <w:tc>
+          <w:tcPr>
+            <w:tcW w:w="10795" w:type="dxa"/>
+          </w:tcPr>
+          <w:p>
+            <w:pPr>
+              <w:pStyle w:val="NormalWeb"/>
+              <w:rPr>
+                <w:rFonts w:ascii="Comic Sans MS" w:hAnsi="Comic Sans MS"/>
+              </w:rPr>
+            </w:pPr>
+          </w:p>
+        </w:tc>
+      </w:tr>
+    </w:tbl>
+    <w:p>
+      <w:pPr>
+        <w:pStyle w:val="NormalWeb"/>
+        <w:ind w:left="720"/>
+        <w:rPr>
+          <w:rFonts w:ascii="Comic Sans MS" w:hAnsi="Comic Sans MS"/>
+        </w:rPr>
+      </w:pPr>
     </w:p>
     <w:p>
       <w:pPr>
@@ -311,6 +1859,7 @@
                 <w:b/>
                 <w:bCs/>
               </w:rPr>
+              <w:lastRenderedPageBreak/>
               <w:t>Java 11 – String Enhancements (Deep Understanding)</w:t>
             </w:r>
           </w:p>
@@ -319,21 +1868,18 @@
               <w:spacing w:after="160" w:line="259" w:lineRule="auto"/>
               <w:rPr>
                 <w:bCs/>
-                <w:sz w:val="24"/>
               </w:rPr>
             </w:pPr>
             <w:r>
               <w:rPr>
                 <w:rFonts w:ascii="Segoe UI Symbol" w:hAnsi="Segoe UI Symbol" w:cs="Segoe UI Symbol"/>
                 <w:bCs/>
-                <w:sz w:val="24"/>
               </w:rPr>
               <w:t>🔹</w:t>
             </w:r>
             <w:r>
               <w:rPr>
                 <w:bCs/>
-                <w:sz w:val="24"/>
               </w:rPr>
               <w:t xml:space="preserve"> isBlank() vs isEmpty()</w:t>
             </w:r>
@@ -343,14 +1889,12 @@
               <w:spacing w:after="160" w:line="259" w:lineRule="auto"/>
               <w:rPr>
                 <w:bCs/>
-                <w:sz w:val="24"/>
               </w:rPr>
             </w:pPr>
             <w:r>
               <w:rPr>
                 <w:rFonts w:eastAsia="Times New Roman" w:cs="Times New Roman"/>
                 <w:color w:val="ED7D31" w:themeColor="accent2"/>
-                <w:sz w:val="24"/>
                 <w:szCs w:val="24"/>
                 <w:lang w:eastAsia="en-IN"/>
               </w:rPr>
@@ -360,7 +1904,6 @@
               <w:rPr>
                 <w:rFonts w:eastAsia="Times New Roman" w:cs="Times New Roman"/>
                 <w:color w:val="ED7D31" w:themeColor="accent2"/>
-                <w:sz w:val="24"/>
                 <w:szCs w:val="24"/>
                 <w:lang w:eastAsia="en-IN"/>
               </w:rPr>
@@ -370,7 +1913,6 @@
               <w:rPr>
                 <w:rFonts w:eastAsia="Times New Roman" w:cs="Times New Roman"/>
                 <w:color w:val="ED7D31" w:themeColor="accent2"/>
-                <w:sz w:val="24"/>
                 <w:szCs w:val="24"/>
                 <w:lang w:eastAsia="en-IN"/>
               </w:rPr>
@@ -380,7 +1922,6 @@
               <w:rPr>
                 <w:rFonts w:eastAsia="Times New Roman" w:cs="Times New Roman"/>
                 <w:color w:val="ED7D31" w:themeColor="accent2"/>
-                <w:sz w:val="24"/>
                 <w:szCs w:val="24"/>
                 <w:lang w:eastAsia="en-IN"/>
               </w:rPr>
@@ -392,13 +1933,11 @@
               <w:spacing w:after="160" w:line="259" w:lineRule="auto"/>
               <w:rPr>
                 <w:bCs/>
-                <w:sz w:val="24"/>
               </w:rPr>
             </w:pPr>
             <w:r>
               <w:rPr>
                 <w:bCs/>
-                <w:sz w:val="24"/>
               </w:rPr>
               <w:t>Internally:</w:t>
             </w:r>
@@ -410,27 +1949,17 @@
                 <w:numId w:val="12"/>
               </w:numPr>
               <w:spacing w:after="160" w:line="259" w:lineRule="auto"/>
-              <w:rPr>
-                <w:sz w:val="24"/>
-              </w:rPr>
-            </w:pPr>
-            <w:r>
-              <w:rPr>
-                <w:sz w:val="24"/>
-              </w:rPr>
+            </w:pPr>
+            <w:r>
               <w:t xml:space="preserve">isEmpty() </w:t>
             </w:r>
             <w:r>
               <w:rPr>
                 <w:rFonts w:ascii="Times New Roman" w:hAnsi="Times New Roman" w:cs="Times New Roman"/>
-                <w:sz w:val="24"/>
               </w:rPr>
               <w:t>→</w:t>
             </w:r>
             <w:r>
-              <w:rPr>
-                <w:sz w:val="24"/>
-              </w:rPr>
               <w:t xml:space="preserve"> checks length == 0</w:t>
             </w:r>
           </w:p>
@@ -441,33 +1970,22 @@
                 <w:numId w:val="12"/>
               </w:numPr>
               <w:spacing w:after="160" w:line="259" w:lineRule="auto"/>
-              <w:rPr>
-                <w:sz w:val="24"/>
-              </w:rPr>
-            </w:pPr>
-            <w:r>
-              <w:rPr>
-                <w:sz w:val="24"/>
-              </w:rPr>
+            </w:pPr>
+            <w:r>
               <w:t xml:space="preserve">isBlank() </w:t>
             </w:r>
             <w:r>
               <w:rPr>
                 <w:rFonts w:ascii="Times New Roman" w:hAnsi="Times New Roman" w:cs="Times New Roman"/>
-                <w:sz w:val="24"/>
               </w:rPr>
               <w:t>→</w:t>
             </w:r>
             <w:r>
-              <w:rPr>
-                <w:sz w:val="24"/>
-              </w:rPr>
               <w:t xml:space="preserve"> checks if all characters are </w:t>
             </w:r>
             <w:r>
               <w:rPr>
                 <w:bCs/>
-                <w:sz w:val="24"/>
               </w:rPr>
               <w:t>whitespace (Unicode aware)</w:t>
             </w:r>
@@ -475,33 +1993,18 @@
           <w:p>
             <w:pPr>
               <w:spacing w:after="160" w:line="259" w:lineRule="auto"/>
-              <w:rPr>
-                <w:sz w:val="24"/>
-              </w:rPr>
-            </w:pPr>
-            <w:r>
-              <w:rPr>
-                <w:sz w:val="24"/>
-              </w:rPr>
+            </w:pPr>
+            <w:r>
               <w:t>" ".isEmpty()   // false</w:t>
             </w:r>
             <w:r>
-              <w:rPr>
-                <w:sz w:val="24"/>
-              </w:rPr>
               <w:t xml:space="preserve"> bec it have some spaces</w:t>
             </w:r>
             <w:r>
-              <w:rPr>
-                <w:sz w:val="24"/>
-              </w:rPr>
               <w:br/>
               <w:t>" ".isBlank()   // true</w:t>
             </w:r>
             <w:r>
-              <w:rPr>
-                <w:sz w:val="24"/>
-              </w:rPr>
               <w:t xml:space="preserve"> – </w:t>
             </w:r>
           </w:p>
@@ -510,13 +2013,11 @@
               <w:spacing w:after="160" w:line="259" w:lineRule="auto"/>
               <w:rPr>
                 <w:bCs/>
-                <w:sz w:val="24"/>
               </w:rPr>
             </w:pPr>
             <w:r>
               <w:rPr>
                 <w:bCs/>
-                <w:sz w:val="24"/>
               </w:rPr>
               <w:t>Why introduced?</w:t>
             </w:r>
@@ -524,56 +2025,32 @@
           <w:p>
             <w:pPr>
               <w:spacing w:after="160" w:line="259" w:lineRule="auto"/>
-              <w:rPr>
-                <w:sz w:val="24"/>
-              </w:rPr>
-            </w:pPr>
-            <w:r>
-              <w:rPr>
-                <w:sz w:val="24"/>
-              </w:rPr>
+            </w:pPr>
+            <w:r>
               <w:t>Earlier:</w:t>
             </w:r>
           </w:p>
           <w:p>
             <w:pPr>
               <w:spacing w:after="160" w:line="259" w:lineRule="auto"/>
-              <w:rPr>
-                <w:sz w:val="24"/>
-              </w:rPr>
-            </w:pPr>
-            <w:r>
-              <w:rPr>
-                <w:sz w:val="24"/>
-              </w:rPr>
+            </w:pPr>
+            <w:r>
               <w:t>if(str.trim().isEmpty()) // costly + creates new object</w:t>
             </w:r>
           </w:p>
           <w:p>
             <w:pPr>
               <w:spacing w:after="160" w:line="259" w:lineRule="auto"/>
-              <w:rPr>
-                <w:sz w:val="24"/>
-              </w:rPr>
-            </w:pPr>
-            <w:r>
-              <w:rPr>
-                <w:sz w:val="24"/>
-              </w:rPr>
+            </w:pPr>
+            <w:r>
               <w:t>Now:</w:t>
             </w:r>
           </w:p>
           <w:p>
             <w:pPr>
               <w:spacing w:after="160" w:line="259" w:lineRule="auto"/>
-              <w:rPr>
-                <w:sz w:val="24"/>
-              </w:rPr>
-            </w:pPr>
-            <w:r>
-              <w:rPr>
-                <w:sz w:val="24"/>
-              </w:rPr>
+            </w:pPr>
+            <w:r>
               <w:t>if(str.isBlank()) // efficient</w:t>
             </w:r>
           </w:p>
@@ -581,41 +2058,29 @@
             <w:r>
               <w:rPr>
                 <w:rFonts w:ascii="Segoe UI Symbol" w:hAnsi="Segoe UI Symbol" w:cs="Segoe UI Symbol"/>
-                <w:sz w:val="24"/>
               </w:rPr>
               <w:t>👉</w:t>
             </w:r>
             <w:r>
-              <w:rPr>
-                <w:sz w:val="24"/>
-              </w:rPr>
               <w:t xml:space="preserve"> </w:t>
             </w:r>
             <w:r>
               <w:rPr>
                 <w:bCs/>
-                <w:sz w:val="24"/>
               </w:rPr>
               <w:t>Interview point:</w:t>
             </w:r>
             <w:r>
-              <w:rPr>
-                <w:sz w:val="24"/>
-              </w:rPr>
               <w:br/>
               <w:t xml:space="preserve">isBlank() avoids unnecessary object creation </w:t>
             </w:r>
             <w:r>
               <w:rPr>
                 <w:rFonts w:ascii="Times New Roman" w:hAnsi="Times New Roman" w:cs="Times New Roman"/>
-                <w:sz w:val="24"/>
               </w:rPr>
               <w:t>→</w:t>
             </w:r>
             <w:r>
-              <w:rPr>
-                <w:sz w:val="24"/>
-              </w:rPr>
               <w:t xml:space="preserve"> better performance</w:t>
             </w:r>
             <w:r>
@@ -644,258 +2109,177 @@
             </w:r>
           </w:p>
           <w:p>
-            <w:pPr>
-              <w:rPr>
-                <w:sz w:val="24"/>
-              </w:rPr>
-            </w:pPr>
             <w:r>
               <w:rPr>
                 <w:rStyle w:val="e"/>
-                <w:sz w:val="24"/>
               </w:rPr>
               <w:t>String</w:t>
             </w:r>
             <w:r>
-              <w:rPr>
-                <w:sz w:val="24"/>
-              </w:rPr>
               <w:t xml:space="preserve"> </w:t>
             </w:r>
             <w:r>
               <w:rPr>
                 <w:rStyle w:val="e"/>
-                <w:sz w:val="24"/>
               </w:rPr>
               <w:t>text</w:t>
             </w:r>
             <w:r>
-              <w:rPr>
-                <w:sz w:val="24"/>
-              </w:rPr>
               <w:t xml:space="preserve"> </w:t>
             </w:r>
             <w:r>
               <w:rPr>
                 <w:rStyle w:val="8"/>
-                <w:sz w:val="24"/>
               </w:rPr>
               <w:t>=</w:t>
             </w:r>
             <w:r>
-              <w:rPr>
-                <w:sz w:val="24"/>
-              </w:rPr>
               <w:t xml:space="preserve"> </w:t>
             </w:r>
             <w:r>
               <w:rPr>
                 <w:rStyle w:val="c"/>
-                <w:sz w:val="24"/>
               </w:rPr>
               <w:t>"Java\nPython\nJavaScript\nJava"</w:t>
             </w:r>
             <w:r>
-              <w:rPr>
-                <w:sz w:val="24"/>
-              </w:rPr>
               <w:t>;</w:t>
             </w:r>
             <w:r>
-              <w:rPr>
-                <w:sz w:val="24"/>
-              </w:rPr>
               <w:br/>
             </w:r>
             <w:r>
-              <w:rPr>
-                <w:sz w:val="24"/>
-              </w:rPr>
               <w:br/>
             </w:r>
             <w:r>
               <w:rPr>
                 <w:rStyle w:val="e"/>
-                <w:sz w:val="24"/>
               </w:rPr>
               <w:t>text</w:t>
             </w:r>
             <w:r>
               <w:rPr>
                 <w:rStyle w:val="8"/>
-                <w:sz w:val="24"/>
               </w:rPr>
               <w:t>.</w:t>
             </w:r>
             <w:r>
               <w:rPr>
                 <w:rStyle w:val="e"/>
-                <w:sz w:val="24"/>
               </w:rPr>
               <w:t>lines</w:t>
             </w:r>
             <w:r>
-              <w:rPr>
-                <w:sz w:val="24"/>
-              </w:rPr>
               <w:t>()</w:t>
             </w:r>
             <w:r>
-              <w:rPr>
-                <w:sz w:val="24"/>
-              </w:rPr>
               <w:br/>
             </w:r>
             <w:r>
               <w:rPr>
                 <w:rStyle w:val="8"/>
-                <w:sz w:val="24"/>
               </w:rPr>
               <w:t>.</w:t>
             </w:r>
             <w:r>
               <w:rPr>
                 <w:rStyle w:val="e"/>
-                <w:sz w:val="24"/>
               </w:rPr>
               <w:t>filter</w:t>
             </w:r>
             <w:r>
-              <w:rPr>
-                <w:sz w:val="24"/>
-              </w:rPr>
               <w:t>(</w:t>
             </w:r>
             <w:r>
               <w:rPr>
                 <w:rStyle w:val="e"/>
-                <w:sz w:val="24"/>
               </w:rPr>
               <w:t>line</w:t>
             </w:r>
             <w:r>
-              <w:rPr>
-                <w:sz w:val="24"/>
-              </w:rPr>
               <w:t xml:space="preserve"> -&gt; </w:t>
             </w:r>
             <w:r>
               <w:rPr>
                 <w:rStyle w:val="e"/>
-                <w:sz w:val="24"/>
               </w:rPr>
               <w:t>line</w:t>
             </w:r>
             <w:r>
               <w:rPr>
                 <w:rStyle w:val="8"/>
-                <w:sz w:val="24"/>
               </w:rPr>
               <w:t>.</w:t>
             </w:r>
             <w:r>
               <w:rPr>
                 <w:rStyle w:val="e"/>
-                <w:sz w:val="24"/>
               </w:rPr>
               <w:t>startsWith</w:t>
             </w:r>
             <w:r>
-              <w:rPr>
-                <w:sz w:val="24"/>
-              </w:rPr>
               <w:t>(</w:t>
             </w:r>
             <w:r>
               <w:rPr>
                 <w:rStyle w:val="c"/>
-                <w:sz w:val="24"/>
               </w:rPr>
               <w:t>"Java"</w:t>
             </w:r>
             <w:r>
-              <w:rPr>
-                <w:sz w:val="24"/>
-              </w:rPr>
               <w:t>))</w:t>
             </w:r>
             <w:r>
-              <w:rPr>
-                <w:sz w:val="24"/>
-              </w:rPr>
               <w:br/>
             </w:r>
             <w:r>
               <w:rPr>
                 <w:rStyle w:val="8"/>
-                <w:sz w:val="24"/>
               </w:rPr>
               <w:t>.</w:t>
             </w:r>
             <w:r>
               <w:rPr>
                 <w:rStyle w:val="e"/>
-                <w:sz w:val="24"/>
               </w:rPr>
               <w:t>forEach</w:t>
             </w:r>
             <w:r>
-              <w:rPr>
-                <w:sz w:val="24"/>
-              </w:rPr>
               <w:t>(</w:t>
             </w:r>
             <w:r>
               <w:rPr>
                 <w:rStyle w:val="e"/>
-                <w:sz w:val="24"/>
               </w:rPr>
               <w:t>System</w:t>
             </w:r>
             <w:r>
               <w:rPr>
                 <w:rStyle w:val="8"/>
-                <w:sz w:val="24"/>
               </w:rPr>
               <w:t>.</w:t>
             </w:r>
             <w:r>
               <w:rPr>
                 <w:rStyle w:val="e"/>
-                <w:sz w:val="24"/>
               </w:rPr>
               <w:t>out</w:t>
             </w:r>
             <w:r>
-              <w:rPr>
-                <w:sz w:val="24"/>
-              </w:rPr>
               <w:t>::</w:t>
             </w:r>
             <w:r>
               <w:rPr>
                 <w:rStyle w:val="e"/>
-                <w:sz w:val="24"/>
               </w:rPr>
               <w:t>println</w:t>
             </w:r>
             <w:r>
-              <w:rPr>
-                <w:sz w:val="24"/>
-              </w:rPr>
               <w:t>);</w:t>
             </w:r>
           </w:p>
           <w:p>
-            <w:pPr>
-              <w:rPr>
-                <w:sz w:val="24"/>
-              </w:rPr>
-            </w:pPr>
-            <w:r>
-              <w:rPr>
-                <w:sz w:val="24"/>
-              </w:rPr>
+            <w:r>
               <w:t>output</w:t>
             </w:r>
           </w:p>
@@ -1001,7 +2385,6 @@
             <w:pPr>
               <w:rPr>
                 <w:rStyle w:val="e"/>
-                <w:sz w:val="24"/>
               </w:rPr>
             </w:pPr>
             <w:r>
@@ -1016,7 +2399,6 @@
             <w:r>
               <w:rPr>
                 <w:rStyle w:val="e"/>
-                <w:sz w:val="24"/>
               </w:rPr>
               <w:t>etter than split()</w:t>
             </w:r>
@@ -1025,27 +2407,23 @@
             <w:pPr>
               <w:rPr>
                 <w:rStyle w:val="e"/>
-                <w:sz w:val="24"/>
               </w:rPr>
             </w:pPr>
             <w:r>
               <w:rPr>
                 <w:rStyle w:val="e"/>
-                <w:sz w:val="24"/>
               </w:rPr>
               <w:t>String text = "Hello World Java";</w:t>
             </w:r>
             <w:r>
               <w:rPr>
                 <w:rStyle w:val="e"/>
-                <w:sz w:val="24"/>
               </w:rPr>
               <w:br/>
             </w:r>
             <w:r>
               <w:rPr>
                 <w:rStyle w:val="e"/>
-                <w:sz w:val="24"/>
               </w:rPr>
               <w:br/>
               <w:t>text.lines().forEach(System.out::println);</w:t>
@@ -2195,7 +3573,6 @@
               <w:spacing w:before="100" w:beforeAutospacing="1" w:after="100" w:afterAutospacing="1"/>
               <w:rPr>
                 <w:rFonts w:ascii="Times New Roman" w:eastAsia="Times New Roman" w:hAnsi="Times New Roman" w:cs="Times New Roman"/>
-                <w:sz w:val="24"/>
                 <w:szCs w:val="24"/>
                 <w:lang w:eastAsia="en-IN"/>
               </w:rPr>
@@ -2205,7 +3582,6 @@
                 <w:rFonts w:ascii="Times New Roman" w:eastAsia="Times New Roman" w:hAnsi="Times New Roman" w:cs="Times New Roman"/>
                 <w:b/>
                 <w:bCs/>
-                <w:sz w:val="24"/>
                 <w:szCs w:val="24"/>
                 <w:lang w:eastAsia="en-IN"/>
               </w:rPr>
@@ -2221,7 +3597,6 @@
               <w:spacing w:before="100" w:beforeAutospacing="1" w:after="100" w:afterAutospacing="1"/>
               <w:rPr>
                 <w:rFonts w:ascii="Times New Roman" w:eastAsia="Times New Roman" w:hAnsi="Times New Roman" w:cs="Times New Roman"/>
-                <w:sz w:val="24"/>
                 <w:szCs w:val="24"/>
                 <w:lang w:eastAsia="en-IN"/>
               </w:rPr>
@@ -2229,7 +3604,6 @@
             <w:r>
               <w:rPr>
                 <w:rFonts w:ascii="Times New Roman" w:eastAsia="Times New Roman" w:hAnsi="Times New Roman" w:cs="Times New Roman"/>
-                <w:sz w:val="24"/>
                 <w:szCs w:val="24"/>
                 <w:lang w:eastAsia="en-IN"/>
               </w:rPr>
@@ -2245,7 +3619,6 @@
               <w:spacing w:before="100" w:beforeAutospacing="1" w:after="100" w:afterAutospacing="1"/>
               <w:rPr>
                 <w:rFonts w:ascii="Times New Roman" w:eastAsia="Times New Roman" w:hAnsi="Times New Roman" w:cs="Times New Roman"/>
-                <w:sz w:val="24"/>
                 <w:szCs w:val="24"/>
                 <w:lang w:eastAsia="en-IN"/>
               </w:rPr>
@@ -2253,7 +3626,6 @@
             <w:r>
               <w:rPr>
                 <w:rFonts w:ascii="Times New Roman" w:eastAsia="Times New Roman" w:hAnsi="Times New Roman" w:cs="Times New Roman"/>
-                <w:sz w:val="24"/>
                 <w:szCs w:val="24"/>
                 <w:lang w:eastAsia="en-IN"/>
               </w:rPr>
@@ -2269,7 +3641,6 @@
               <w:spacing w:before="100" w:beforeAutospacing="1" w:after="100" w:afterAutospacing="1"/>
               <w:rPr>
                 <w:rFonts w:ascii="Times New Roman" w:eastAsia="Times New Roman" w:hAnsi="Times New Roman" w:cs="Times New Roman"/>
-                <w:sz w:val="24"/>
                 <w:szCs w:val="24"/>
                 <w:lang w:eastAsia="en-IN"/>
               </w:rPr>
@@ -2277,7 +3648,6 @@
             <w:r>
               <w:rPr>
                 <w:rFonts w:ascii="Times New Roman" w:eastAsia="Times New Roman" w:hAnsi="Times New Roman" w:cs="Times New Roman"/>
-                <w:sz w:val="24"/>
                 <w:szCs w:val="24"/>
                 <w:lang w:eastAsia="en-IN"/>
               </w:rPr>
@@ -2598,27 +3968,13 @@
             </w:r>
           </w:p>
           <w:p>
-            <w:pPr>
-              <w:rPr>
-                <w:sz w:val="24"/>
-              </w:rPr>
-            </w:pPr>
-            <w:r>
-              <w:rPr>
-                <w:sz w:val="24"/>
-              </w:rPr>
+            <w:r>
               <w:t>this is an immutable as no setters</w:t>
             </w:r>
             <w:r>
-              <w:rPr>
-                <w:sz w:val="24"/>
-              </w:rPr>
               <w:t xml:space="preserve"> only constructors </w:t>
             </w:r>
             <w:r>
-              <w:rPr>
-                <w:sz w:val="24"/>
-              </w:rPr>
               <w:t>, fields are final</w:t>
             </w:r>
           </w:p>
@@ -3504,7 +4860,6 @@
               <w:rPr>
                 <w:rFonts w:eastAsia="Times New Roman" w:cs="Courier New"/>
                 <w:color w:val="4D4D4A"/>
-                <w:sz w:val="24"/>
                 <w:szCs w:val="24"/>
                 <w:lang w:eastAsia="en-IN"/>
               </w:rPr>
@@ -3513,7 +4868,6 @@
               <w:rPr>
                 <w:rFonts w:eastAsia="Times New Roman" w:cs="Courier New"/>
                 <w:color w:val="4D4D4A"/>
-                <w:sz w:val="24"/>
                 <w:szCs w:val="24"/>
                 <w:lang w:eastAsia="en-IN"/>
               </w:rPr>
@@ -3523,7 +4877,6 @@
               <w:rPr>
                 <w:rFonts w:eastAsia="Times New Roman" w:cs="Courier New"/>
                 <w:color w:val="79074C"/>
-                <w:sz w:val="24"/>
                 <w:szCs w:val="24"/>
                 <w:lang w:eastAsia="en-IN"/>
               </w:rPr>
@@ -3533,7 +4886,6 @@
               <w:rPr>
                 <w:rFonts w:eastAsia="Times New Roman" w:cs="Courier New"/>
                 <w:color w:val="4D4D4A"/>
-                <w:sz w:val="24"/>
                 <w:szCs w:val="24"/>
                 <w:lang w:eastAsia="en-IN"/>
               </w:rPr>
@@ -3547,7 +4899,6 @@
                 <w:i/>
                 <w:iCs/>
                 <w:color w:val="005CC5"/>
-                <w:sz w:val="24"/>
                 <w:szCs w:val="24"/>
                 <w:lang w:eastAsia="en-IN"/>
               </w:rPr>
@@ -3557,7 +4908,6 @@
               <w:rPr>
                 <w:rFonts w:eastAsia="Times New Roman" w:cs="Courier New"/>
                 <w:color w:val="4D4D4A"/>
-                <w:sz w:val="24"/>
                 <w:szCs w:val="24"/>
                 <w:lang w:eastAsia="en-IN"/>
               </w:rPr>
@@ -3567,7 +4917,6 @@
               <w:rPr>
                 <w:rFonts w:eastAsia="Times New Roman" w:cs="Courier New"/>
                 <w:color w:val="1136B9"/>
-                <w:sz w:val="24"/>
                 <w:szCs w:val="24"/>
                 <w:lang w:eastAsia="en-IN"/>
               </w:rPr>
@@ -3577,7 +4926,6 @@
               <w:rPr>
                 <w:rFonts w:eastAsia="Times New Roman" w:cs="Courier New"/>
                 <w:color w:val="4D4D4A"/>
-                <w:sz w:val="24"/>
                 <w:szCs w:val="24"/>
                 <w:lang w:eastAsia="en-IN"/>
               </w:rPr>
@@ -3587,7 +4935,6 @@
               <w:rPr>
                 <w:rFonts w:eastAsia="Times New Roman" w:cs="Courier New"/>
                 <w:color w:val="0F92E3"/>
-                <w:sz w:val="24"/>
                 <w:szCs w:val="24"/>
                 <w:lang w:eastAsia="en-IN"/>
               </w:rPr>
@@ -3597,7 +4944,6 @@
               <w:rPr>
                 <w:rFonts w:eastAsia="Times New Roman" w:cs="Courier New"/>
                 <w:color w:val="4D4D4A"/>
-                <w:sz w:val="24"/>
                 <w:szCs w:val="24"/>
                 <w:lang w:eastAsia="en-IN"/>
               </w:rPr>
@@ -3607,7 +4953,6 @@
               <w:rPr>
                 <w:rFonts w:eastAsia="Times New Roman" w:cs="Courier New"/>
                 <w:color w:val="4D4D4A"/>
-                <w:sz w:val="24"/>
                 <w:szCs w:val="24"/>
                 <w:lang w:eastAsia="en-IN"/>
               </w:rPr>
@@ -3618,7 +4963,6 @@
               <w:rPr>
                 <w:rFonts w:eastAsia="Times New Roman" w:cs="Courier New"/>
                 <w:color w:val="13A78C"/>
-                <w:sz w:val="24"/>
                 <w:szCs w:val="24"/>
                 <w:lang w:eastAsia="en-IN"/>
               </w:rPr>
@@ -3628,7 +4972,6 @@
               <w:rPr>
                 <w:rFonts w:eastAsia="Times New Roman" w:cs="Courier New"/>
                 <w:color w:val="0F92E3"/>
-                <w:sz w:val="24"/>
                 <w:szCs w:val="24"/>
                 <w:lang w:eastAsia="en-IN"/>
               </w:rPr>
@@ -3638,7 +4981,6 @@
               <w:rPr>
                 <w:rFonts w:eastAsia="Times New Roman" w:cs="Courier New"/>
                 <w:color w:val="4D4D4A"/>
-                <w:sz w:val="24"/>
                 <w:szCs w:val="24"/>
                 <w:lang w:eastAsia="en-IN"/>
               </w:rPr>
@@ -3648,7 +4990,6 @@
               <w:rPr>
                 <w:rFonts w:eastAsia="Times New Roman" w:cs="Courier New"/>
                 <w:color w:val="4D4D4A"/>
-                <w:sz w:val="24"/>
                 <w:szCs w:val="24"/>
                 <w:lang w:eastAsia="en-IN"/>
               </w:rPr>
@@ -3659,7 +5000,6 @@
               <w:rPr>
                 <w:rFonts w:eastAsia="Times New Roman" w:cs="Courier New"/>
                 <w:color w:val="4D4D4A"/>
-                <w:sz w:val="24"/>
                 <w:szCs w:val="24"/>
                 <w:lang w:eastAsia="en-IN"/>
               </w:rPr>
@@ -3670,7 +5010,6 @@
               <w:rPr>
                 <w:rFonts w:eastAsia="Times New Roman" w:cs="Courier New"/>
                 <w:color w:val="13A78C"/>
-                <w:sz w:val="24"/>
                 <w:szCs w:val="24"/>
                 <w:lang w:eastAsia="en-IN"/>
               </w:rPr>
@@ -3680,7 +5019,6 @@
               <w:rPr>
                 <w:rFonts w:eastAsia="Times New Roman" w:cs="Courier New"/>
                 <w:color w:val="4D4D4A"/>
-                <w:sz w:val="24"/>
                 <w:szCs w:val="24"/>
                 <w:lang w:eastAsia="en-IN"/>
               </w:rPr>
@@ -3690,7 +5028,6 @@
               <w:rPr>
                 <w:rFonts w:eastAsia="Times New Roman" w:cs="Courier New"/>
                 <w:color w:val="4D4D4A"/>
-                <w:sz w:val="24"/>
                 <w:szCs w:val="24"/>
                 <w:lang w:eastAsia="en-IN"/>
               </w:rPr>
@@ -3701,7 +5038,6 @@
               <w:rPr>
                 <w:rFonts w:eastAsia="Times New Roman" w:cs="Courier New"/>
                 <w:color w:val="79074C"/>
-                <w:sz w:val="24"/>
                 <w:szCs w:val="24"/>
                 <w:lang w:eastAsia="en-IN"/>
               </w:rPr>
@@ -3711,7 +5047,6 @@
               <w:rPr>
                 <w:rFonts w:eastAsia="Times New Roman" w:cs="Courier New"/>
                 <w:color w:val="4D4D4A"/>
-                <w:sz w:val="24"/>
                 <w:szCs w:val="24"/>
                 <w:lang w:eastAsia="en-IN"/>
               </w:rPr>
@@ -3725,7 +5060,6 @@
                 <w:i/>
                 <w:iCs/>
                 <w:color w:val="005CC5"/>
-                <w:sz w:val="24"/>
                 <w:szCs w:val="24"/>
                 <w:lang w:eastAsia="en-IN"/>
               </w:rPr>
@@ -3735,7 +5069,6 @@
               <w:rPr>
                 <w:rFonts w:eastAsia="Times New Roman" w:cs="Courier New"/>
                 <w:color w:val="4D4D4A"/>
-                <w:sz w:val="24"/>
                 <w:szCs w:val="24"/>
                 <w:lang w:eastAsia="en-IN"/>
               </w:rPr>
@@ -3745,7 +5078,6 @@
               <w:rPr>
                 <w:rFonts w:eastAsia="Times New Roman" w:cs="Courier New"/>
                 <w:color w:val="1136B9"/>
-                <w:sz w:val="24"/>
                 <w:szCs w:val="24"/>
                 <w:lang w:eastAsia="en-IN"/>
               </w:rPr>
@@ -3755,7 +5087,6 @@
               <w:rPr>
                 <w:rFonts w:eastAsia="Times New Roman" w:cs="Courier New"/>
                 <w:color w:val="4D4D4A"/>
-                <w:sz w:val="24"/>
                 <w:szCs w:val="24"/>
                 <w:lang w:eastAsia="en-IN"/>
               </w:rPr>
@@ -3765,7 +5096,6 @@
               <w:rPr>
                 <w:rFonts w:eastAsia="Times New Roman" w:cs="Courier New"/>
                 <w:color w:val="0F92E3"/>
-                <w:sz w:val="24"/>
                 <w:szCs w:val="24"/>
                 <w:lang w:eastAsia="en-IN"/>
               </w:rPr>
@@ -3775,7 +5105,6 @@
               <w:rPr>
                 <w:rFonts w:eastAsia="Times New Roman" w:cs="Courier New"/>
                 <w:color w:val="4D4D4A"/>
-                <w:sz w:val="24"/>
                 <w:szCs w:val="24"/>
                 <w:lang w:eastAsia="en-IN"/>
               </w:rPr>
@@ -3785,7 +5114,6 @@
               <w:rPr>
                 <w:rFonts w:eastAsia="Times New Roman" w:cs="Courier New"/>
                 <w:color w:val="4D4D4A"/>
-                <w:sz w:val="24"/>
                 <w:szCs w:val="24"/>
                 <w:lang w:eastAsia="en-IN"/>
               </w:rPr>
@@ -3796,7 +5124,6 @@
               <w:rPr>
                 <w:rFonts w:eastAsia="Times New Roman" w:cs="Courier New"/>
                 <w:color w:val="13A78C"/>
-                <w:sz w:val="24"/>
                 <w:szCs w:val="24"/>
                 <w:lang w:eastAsia="en-IN"/>
               </w:rPr>
@@ -3806,7 +5133,6 @@
               <w:rPr>
                 <w:rFonts w:eastAsia="Times New Roman" w:cs="Courier New"/>
                 <w:color w:val="0F92E3"/>
-                <w:sz w:val="24"/>
                 <w:szCs w:val="24"/>
                 <w:lang w:eastAsia="en-IN"/>
               </w:rPr>
@@ -3816,7 +5142,6 @@
               <w:rPr>
                 <w:rFonts w:eastAsia="Times New Roman" w:cs="Courier New"/>
                 <w:color w:val="4D4D4A"/>
-                <w:sz w:val="24"/>
                 <w:szCs w:val="24"/>
                 <w:lang w:eastAsia="en-IN"/>
               </w:rPr>
@@ -3826,7 +5151,6 @@
               <w:rPr>
                 <w:rFonts w:eastAsia="Times New Roman" w:cs="Courier New"/>
                 <w:color w:val="4D4D4A"/>
-                <w:sz w:val="24"/>
                 <w:szCs w:val="24"/>
                 <w:lang w:eastAsia="en-IN"/>
               </w:rPr>
@@ -3837,7 +5161,6 @@
               <w:rPr>
                 <w:rFonts w:eastAsia="Times New Roman" w:cs="Courier New"/>
                 <w:color w:val="4D4D4A"/>
-                <w:sz w:val="24"/>
                 <w:szCs w:val="24"/>
                 <w:lang w:eastAsia="en-IN"/>
               </w:rPr>
@@ -3847,7 +5170,6 @@
               <w:rPr>
                 <w:rFonts w:eastAsia="Times New Roman" w:cs="Courier New"/>
                 <w:color w:val="4D4D4A"/>
-                <w:sz w:val="24"/>
                 <w:szCs w:val="24"/>
                 <w:lang w:eastAsia="en-IN"/>
               </w:rPr>
@@ -3858,7 +5180,6 @@
               <w:rPr>
                 <w:rFonts w:eastAsia="Times New Roman" w:cs="Courier New"/>
                 <w:color w:val="4D4D4A"/>
-                <w:sz w:val="24"/>
                 <w:szCs w:val="24"/>
                 <w:lang w:eastAsia="en-IN"/>
               </w:rPr>
@@ -3869,7 +5190,6 @@
               <w:rPr>
                 <w:rFonts w:eastAsia="Times New Roman" w:cs="Courier New"/>
                 <w:color w:val="13A78C"/>
-                <w:sz w:val="24"/>
                 <w:szCs w:val="24"/>
                 <w:lang w:eastAsia="en-IN"/>
               </w:rPr>
@@ -3879,7 +5199,6 @@
               <w:rPr>
                 <w:rFonts w:eastAsia="Times New Roman" w:cs="Courier New"/>
                 <w:color w:val="4D4D4A"/>
-                <w:sz w:val="24"/>
                 <w:szCs w:val="24"/>
                 <w:lang w:eastAsia="en-IN"/>
               </w:rPr>
@@ -3889,7 +5208,6 @@
               <w:rPr>
                 <w:rFonts w:eastAsia="Times New Roman" w:cs="Courier New"/>
                 <w:color w:val="4D4D4A"/>
-                <w:sz w:val="24"/>
                 <w:szCs w:val="24"/>
                 <w:lang w:eastAsia="en-IN"/>
               </w:rPr>
@@ -3926,7 +5244,6 @@
               <w:rPr>
                 <w:rFonts w:eastAsia="Times New Roman" w:cs="Courier New"/>
                 <w:color w:val="4D4D4A"/>
-                <w:sz w:val="24"/>
                 <w:szCs w:val="24"/>
                 <w:lang w:eastAsia="en-IN"/>
               </w:rPr>
@@ -3935,7 +5252,6 @@
               <w:rPr>
                 <w:rFonts w:eastAsia="Times New Roman" w:cs="Courier New"/>
                 <w:color w:val="13A78C"/>
-                <w:sz w:val="24"/>
                 <w:szCs w:val="24"/>
                 <w:lang w:eastAsia="en-IN"/>
               </w:rPr>
@@ -3945,7 +5261,6 @@
               <w:rPr>
                 <w:rFonts w:eastAsia="Times New Roman" w:cs="Courier New"/>
                 <w:color w:val="79074C"/>
-                <w:sz w:val="24"/>
                 <w:szCs w:val="24"/>
                 <w:lang w:eastAsia="en-IN"/>
               </w:rPr>
@@ -3955,7 +5270,6 @@
               <w:rPr>
                 <w:rFonts w:eastAsia="Times New Roman" w:cs="Courier New"/>
                 <w:color w:val="7748B7"/>
-                <w:sz w:val="24"/>
                 <w:szCs w:val="24"/>
                 <w:lang w:eastAsia="en-IN"/>
               </w:rPr>
@@ -3965,7 +5279,6 @@
               <w:rPr>
                 <w:rFonts w:eastAsia="Times New Roman" w:cs="Courier New"/>
                 <w:color w:val="4D4D4A"/>
-                <w:sz w:val="24"/>
                 <w:szCs w:val="24"/>
                 <w:lang w:eastAsia="en-IN"/>
               </w:rPr>
@@ -3975,7 +5288,6 @@
               <w:rPr>
                 <w:rFonts w:eastAsia="Times New Roman" w:cs="Courier New"/>
                 <w:color w:val="79074C"/>
-                <w:sz w:val="24"/>
                 <w:szCs w:val="24"/>
                 <w:lang w:eastAsia="en-IN"/>
               </w:rPr>
@@ -3987,7 +5299,6 @@
                 <w:i/>
                 <w:iCs/>
                 <w:color w:val="0F92E3"/>
-                <w:sz w:val="24"/>
                 <w:szCs w:val="24"/>
                 <w:lang w:eastAsia="en-IN"/>
               </w:rPr>
@@ -3997,7 +5308,6 @@
               <w:rPr>
                 <w:rFonts w:eastAsia="Times New Roman" w:cs="Courier New"/>
                 <w:color w:val="4D4D4A"/>
-                <w:sz w:val="24"/>
                 <w:szCs w:val="24"/>
                 <w:lang w:eastAsia="en-IN"/>
               </w:rPr>
@@ -4007,7 +5317,6 @@
               <w:rPr>
                 <w:rFonts w:eastAsia="Times New Roman" w:cs="Courier New"/>
                 <w:color w:val="4D4D4A"/>
-                <w:sz w:val="24"/>
                 <w:szCs w:val="24"/>
                 <w:lang w:eastAsia="en-IN"/>
               </w:rPr>
@@ -4018,7 +5327,6 @@
               <w:rPr>
                 <w:rFonts w:eastAsia="Times New Roman" w:cs="Courier New"/>
                 <w:color w:val="79074C"/>
-                <w:sz w:val="24"/>
                 <w:szCs w:val="24"/>
                 <w:lang w:eastAsia="en-IN"/>
               </w:rPr>
@@ -4028,7 +5336,6 @@
               <w:rPr>
                 <w:rFonts w:eastAsia="Times New Roman" w:cs="Courier New"/>
                 <w:color w:val="4D4D4A"/>
-                <w:sz w:val="24"/>
                 <w:szCs w:val="24"/>
                 <w:lang w:eastAsia="en-IN"/>
               </w:rPr>
@@ -4038,7 +5345,6 @@
               <w:rPr>
                 <w:rFonts w:eastAsia="Times New Roman" w:cs="Courier New"/>
                 <w:color w:val="EE5C09"/>
-                <w:sz w:val="24"/>
                 <w:szCs w:val="24"/>
                 <w:lang w:eastAsia="en-IN"/>
               </w:rPr>
@@ -4048,7 +5354,6 @@
               <w:rPr>
                 <w:rFonts w:eastAsia="Times New Roman" w:cs="Courier New"/>
                 <w:color w:val="13A78C"/>
-                <w:sz w:val="24"/>
                 <w:szCs w:val="24"/>
                 <w:lang w:eastAsia="en-IN"/>
               </w:rPr>
@@ -4058,7 +5363,6 @@
               <w:rPr>
                 <w:rFonts w:eastAsia="Times New Roman" w:cs="Courier New"/>
                 <w:color w:val="4D4D4A"/>
-                <w:sz w:val="24"/>
                 <w:szCs w:val="24"/>
                 <w:lang w:eastAsia="en-IN"/>
               </w:rPr>
@@ -4070,7 +5374,6 @@
                 <w:i/>
                 <w:iCs/>
                 <w:color w:val="0F92E3"/>
-                <w:sz w:val="24"/>
                 <w:szCs w:val="24"/>
                 <w:lang w:eastAsia="en-IN"/>
               </w:rPr>
@@ -4080,7 +5383,6 @@
               <w:rPr>
                 <w:rFonts w:eastAsia="Times New Roman" w:cs="Courier New"/>
                 <w:color w:val="4D4D4A"/>
-                <w:sz w:val="24"/>
                 <w:szCs w:val="24"/>
                 <w:lang w:eastAsia="en-IN"/>
               </w:rPr>
@@ -4090,7 +5392,6 @@
               <w:rPr>
                 <w:rFonts w:eastAsia="Times New Roman" w:cs="Courier New"/>
                 <w:color w:val="4D4D4A"/>
-                <w:sz w:val="24"/>
                 <w:szCs w:val="24"/>
                 <w:lang w:eastAsia="en-IN"/>
               </w:rPr>
@@ -4101,7 +5402,6 @@
               <w:rPr>
                 <w:rFonts w:eastAsia="Times New Roman" w:cs="Courier New"/>
                 <w:color w:val="13A78C"/>
-                <w:sz w:val="24"/>
                 <w:szCs w:val="24"/>
                 <w:lang w:eastAsia="en-IN"/>
               </w:rPr>
@@ -4111,7 +5411,6 @@
               <w:rPr>
                 <w:rFonts w:eastAsia="Times New Roman" w:cs="Courier New"/>
                 <w:color w:val="79074C"/>
-                <w:sz w:val="24"/>
                 <w:szCs w:val="24"/>
                 <w:lang w:eastAsia="en-IN"/>
               </w:rPr>
@@ -4123,7 +5422,6 @@
                 <w:i/>
                 <w:iCs/>
                 <w:color w:val="0F92E3"/>
-                <w:sz w:val="24"/>
                 <w:szCs w:val="24"/>
                 <w:lang w:eastAsia="en-IN"/>
               </w:rPr>
@@ -4133,7 +5431,6 @@
               <w:rPr>
                 <w:rFonts w:eastAsia="Times New Roman" w:cs="Courier New"/>
                 <w:color w:val="4D4D4A"/>
-                <w:sz w:val="24"/>
                 <w:szCs w:val="24"/>
                 <w:lang w:eastAsia="en-IN"/>
               </w:rPr>
@@ -4145,7 +5442,6 @@
                 <w:i/>
                 <w:iCs/>
                 <w:color w:val="0F92E3"/>
-                <w:sz w:val="24"/>
                 <w:szCs w:val="24"/>
                 <w:lang w:eastAsia="en-IN"/>
               </w:rPr>
@@ -4155,7 +5451,6 @@
               <w:rPr>
                 <w:rFonts w:eastAsia="Times New Roman" w:cs="Courier New"/>
                 <w:color w:val="4D4D4A"/>
-                <w:sz w:val="24"/>
                 <w:szCs w:val="24"/>
                 <w:lang w:eastAsia="en-IN"/>
               </w:rPr>
@@ -4165,7 +5460,6 @@
               <w:rPr>
                 <w:rFonts w:eastAsia="Times New Roman" w:cs="Courier New"/>
                 <w:color w:val="1136B9"/>
-                <w:sz w:val="24"/>
                 <w:szCs w:val="24"/>
                 <w:lang w:eastAsia="en-IN"/>
               </w:rPr>
@@ -4175,7 +5469,6 @@
               <w:rPr>
                 <w:rFonts w:eastAsia="Times New Roman" w:cs="Courier New"/>
                 <w:color w:val="4D4D4A"/>
-                <w:sz w:val="24"/>
                 <w:szCs w:val="24"/>
                 <w:lang w:eastAsia="en-IN"/>
               </w:rPr>
@@ -4185,7 +5478,6 @@
               <w:rPr>
                 <w:rFonts w:eastAsia="Times New Roman" w:cs="Courier New"/>
                 <w:color w:val="1136B9"/>
-                <w:sz w:val="24"/>
                 <w:szCs w:val="24"/>
                 <w:lang w:eastAsia="en-IN"/>
               </w:rPr>
@@ -4195,7 +5487,6 @@
               <w:rPr>
                 <w:rFonts w:eastAsia="Times New Roman" w:cs="Courier New"/>
                 <w:color w:val="4D4D4A"/>
-                <w:sz w:val="24"/>
                 <w:szCs w:val="24"/>
                 <w:lang w:eastAsia="en-IN"/>
               </w:rPr>
@@ -4205,7 +5496,6 @@
               <w:rPr>
                 <w:rFonts w:eastAsia="Times New Roman" w:cs="Courier New"/>
                 <w:color w:val="0F92E3"/>
-                <w:sz w:val="24"/>
                 <w:szCs w:val="24"/>
                 <w:lang w:eastAsia="en-IN"/>
               </w:rPr>
@@ -4215,7 +5505,6 @@
               <w:rPr>
                 <w:rFonts w:eastAsia="Times New Roman" w:cs="Courier New"/>
                 <w:color w:val="4D4D4A"/>
-                <w:sz w:val="24"/>
                 <w:szCs w:val="24"/>
                 <w:lang w:eastAsia="en-IN"/>
               </w:rPr>
@@ -4225,7 +5514,6 @@
               <w:rPr>
                 <w:rFonts w:eastAsia="Times New Roman" w:cs="Courier New"/>
                 <w:color w:val="4D4D4A"/>
-                <w:sz w:val="24"/>
                 <w:szCs w:val="24"/>
                 <w:lang w:eastAsia="en-IN"/>
               </w:rPr>
@@ -4236,7 +5524,6 @@
               <w:rPr>
                 <w:rFonts w:eastAsia="Times New Roman" w:cs="Courier New"/>
                 <w:color w:val="13A78C"/>
-                <w:sz w:val="24"/>
                 <w:szCs w:val="24"/>
                 <w:lang w:eastAsia="en-IN"/>
               </w:rPr>
@@ -4246,7 +5533,6 @@
               <w:rPr>
                 <w:rFonts w:eastAsia="Times New Roman" w:cs="Courier New"/>
                 <w:color w:val="0F92E3"/>
-                <w:sz w:val="24"/>
                 <w:szCs w:val="24"/>
                 <w:lang w:eastAsia="en-IN"/>
               </w:rPr>
@@ -4256,7 +5542,6 @@
               <w:rPr>
                 <w:rFonts w:eastAsia="Times New Roman" w:cs="Courier New"/>
                 <w:color w:val="4D4D4A"/>
-                <w:sz w:val="24"/>
                 <w:szCs w:val="24"/>
                 <w:lang w:eastAsia="en-IN"/>
               </w:rPr>
@@ -4266,7 +5551,6 @@
               <w:rPr>
                 <w:rFonts w:eastAsia="Times New Roman" w:cs="Courier New"/>
                 <w:color w:val="4D4D4A"/>
-                <w:sz w:val="24"/>
                 <w:szCs w:val="24"/>
                 <w:lang w:eastAsia="en-IN"/>
               </w:rPr>
@@ -4277,7 +5561,6 @@
               <w:rPr>
                 <w:rFonts w:eastAsia="Times New Roman" w:cs="Courier New"/>
                 <w:color w:val="4D4D4A"/>
-                <w:sz w:val="24"/>
                 <w:szCs w:val="24"/>
                 <w:lang w:eastAsia="en-IN"/>
               </w:rPr>
@@ -4288,7 +5571,6 @@
               <w:rPr>
                 <w:rFonts w:eastAsia="Times New Roman" w:cs="Courier New"/>
                 <w:color w:val="13A78C"/>
-                <w:sz w:val="24"/>
                 <w:szCs w:val="24"/>
                 <w:lang w:eastAsia="en-IN"/>
               </w:rPr>
@@ -4298,7 +5580,6 @@
               <w:rPr>
                 <w:rFonts w:eastAsia="Times New Roman" w:cs="Courier New"/>
                 <w:color w:val="4D4D4A"/>
-                <w:sz w:val="24"/>
                 <w:szCs w:val="24"/>
                 <w:lang w:eastAsia="en-IN"/>
               </w:rPr>
@@ -4308,7 +5589,6 @@
               <w:rPr>
                 <w:rFonts w:eastAsia="Times New Roman" w:cs="Courier New"/>
                 <w:color w:val="4D4D4A"/>
-                <w:sz w:val="24"/>
                 <w:szCs w:val="24"/>
                 <w:lang w:eastAsia="en-IN"/>
               </w:rPr>
@@ -4319,7 +5599,6 @@
               <w:rPr>
                 <w:rFonts w:eastAsia="Times New Roman" w:cs="Courier New"/>
                 <w:color w:val="13A78C"/>
-                <w:sz w:val="24"/>
                 <w:szCs w:val="24"/>
                 <w:lang w:eastAsia="en-IN"/>
               </w:rPr>
@@ -4329,7 +5608,6 @@
               <w:rPr>
                 <w:rFonts w:eastAsia="Times New Roman" w:cs="Courier New"/>
                 <w:color w:val="0F92E3"/>
-                <w:sz w:val="24"/>
                 <w:szCs w:val="24"/>
                 <w:lang w:eastAsia="en-IN"/>
               </w:rPr>
@@ -4339,7 +5617,6 @@
               <w:rPr>
                 <w:rFonts w:eastAsia="Times New Roman" w:cs="Courier New"/>
                 <w:color w:val="4D4D4A"/>
-                <w:sz w:val="24"/>
                 <w:szCs w:val="24"/>
                 <w:lang w:eastAsia="en-IN"/>
               </w:rPr>
@@ -4349,7 +5626,6 @@
               <w:rPr>
                 <w:rFonts w:eastAsia="Times New Roman" w:cs="Courier New"/>
                 <w:color w:val="4D4D4A"/>
-                <w:sz w:val="24"/>
                 <w:szCs w:val="24"/>
                 <w:lang w:eastAsia="en-IN"/>
               </w:rPr>
@@ -4360,7 +5636,6 @@
               <w:rPr>
                 <w:rFonts w:eastAsia="Times New Roman" w:cs="Courier New"/>
                 <w:color w:val="4D4D4A"/>
-                <w:sz w:val="24"/>
                 <w:szCs w:val="24"/>
                 <w:lang w:eastAsia="en-IN"/>
               </w:rPr>
@@ -4370,7 +5645,6 @@
               <w:rPr>
                 <w:rFonts w:eastAsia="Times New Roman" w:cs="Courier New"/>
                 <w:color w:val="4D4D4A"/>
-                <w:sz w:val="24"/>
                 <w:szCs w:val="24"/>
                 <w:lang w:eastAsia="en-IN"/>
               </w:rPr>
@@ -4381,7 +5655,6 @@
               <w:rPr>
                 <w:rFonts w:eastAsia="Times New Roman" w:cs="Courier New"/>
                 <w:color w:val="4D4D4A"/>
-                <w:sz w:val="24"/>
                 <w:szCs w:val="24"/>
                 <w:lang w:eastAsia="en-IN"/>
               </w:rPr>
@@ -4390,35 +5663,18 @@
             </w:r>
           </w:p>
           <w:p>
-            <w:pPr>
-              <w:rPr>
-                <w:sz w:val="24"/>
-              </w:rPr>
-            </w:pPr>
-            <w:r>
-              <w:rPr>
-                <w:sz w:val="24"/>
-              </w:rPr>
+            <w:r>
               <w:t>I feel we always get 1 obj</w:t>
             </w:r>
             <w:r>
-              <w:rPr>
-                <w:sz w:val="24"/>
-              </w:rPr>
               <w:t xml:space="preserve"> like emp or string, so always simply use that string In switch case</w:t>
             </w:r>
           </w:p>
           <w:p>
             <w:r>
-              <w:rPr>
-                <w:sz w:val="24"/>
-              </w:rPr>
               <w:t>if u want comparision for integer</w:t>
             </w:r>
             <w:r>
-              <w:rPr>
-                <w:sz w:val="24"/>
-              </w:rPr>
               <w:t xml:space="preserve"> use if-else</w:t>
             </w:r>
           </w:p>
@@ -4543,7 +5799,6 @@
               <w:rPr>
                 <w:rFonts w:eastAsia="Times New Roman" w:cs="Times New Roman"/>
                 <w:color w:val="70AD47" w:themeColor="accent6"/>
-                <w:sz w:val="24"/>
                 <w:szCs w:val="24"/>
                 <w:lang w:eastAsia="en-IN"/>
               </w:rPr>
@@ -4552,7 +5807,6 @@
               <w:rPr>
                 <w:rFonts w:eastAsia="Times New Roman" w:cs="Times New Roman"/>
                 <w:color w:val="70AD47" w:themeColor="accent6"/>
-                <w:sz w:val="24"/>
                 <w:szCs w:val="24"/>
                 <w:lang w:eastAsia="en-IN"/>
               </w:rPr>
@@ -4711,7 +5965,6 @@
               <w:rPr>
                 <w:rFonts w:eastAsia="Times New Roman" w:cs="Times New Roman"/>
                 <w:color w:val="70AD47" w:themeColor="accent6"/>
-                <w:sz w:val="24"/>
                 <w:szCs w:val="24"/>
                 <w:lang w:eastAsia="en-IN"/>
               </w:rPr>
@@ -4720,7 +5973,6 @@
               <w:rPr>
                 <w:rFonts w:eastAsia="Times New Roman" w:cs="Times New Roman"/>
                 <w:color w:val="70AD47" w:themeColor="accent6"/>
-                <w:sz w:val="24"/>
                 <w:szCs w:val="24"/>
                 <w:lang w:eastAsia="en-IN"/>
               </w:rPr>
@@ -4846,8 +6098,16 @@
                 <w:sz w:val="24"/>
                 <w:szCs w:val="24"/>
               </w:rPr>
+              <w:br/>
+            </w:r>
+            <w:r>
+              <w:rPr>
+                <w:rFonts w:ascii="Comic Sans MS" w:hAnsi="Comic Sans MS" w:cs="Times New Roman"/>
+                <w:color w:val="70AD47" w:themeColor="accent6"/>
+                <w:sz w:val="24"/>
+                <w:szCs w:val="24"/>
+              </w:rPr>
               <w:lastRenderedPageBreak/>
-              <w:br/>
               <w:t xml:space="preserve">    default -&gt; </w:t>
             </w:r>
             <w:r>
@@ -5502,20 +6762,17 @@
           <w:p>
             <w:pPr>
               <w:rPr>
-                <w:sz w:val="24"/>
-                <w:lang w:eastAsia="en-IN"/>
-              </w:rPr>
-            </w:pPr>
-            <w:r>
-              <w:rPr>
-                <w:sz w:val="24"/>
+                <w:lang w:eastAsia="en-IN"/>
+              </w:rPr>
+            </w:pPr>
+            <w:r>
+              <w:rPr>
                 <w:lang w:eastAsia="en-IN"/>
               </w:rPr>
               <w:t>String result = switch (payment) {</w:t>
             </w:r>
             <w:r>
               <w:rPr>
-                <w:sz w:val="24"/>
                 <w:lang w:eastAsia="en-IN"/>
               </w:rPr>
               <w:t xml:space="preserve"> //see here </w:t>
@@ -5524,13 +6781,11 @@
           <w:p>
             <w:pPr>
               <w:rPr>
-                <w:sz w:val="24"/>
-                <w:lang w:eastAsia="en-IN"/>
-              </w:rPr>
-            </w:pPr>
-            <w:r>
-              <w:rPr>
-                <w:sz w:val="24"/>
+                <w:lang w:eastAsia="en-IN"/>
+              </w:rPr>
+            </w:pPr>
+            <w:r>
+              <w:rPr>
                 <w:lang w:eastAsia="en-IN"/>
               </w:rPr>
               <w:t xml:space="preserve">    case CreditCard c -&gt; "Card Payment";</w:t>
@@ -5539,13 +6794,11 @@
           <w:p>
             <w:pPr>
               <w:rPr>
-                <w:sz w:val="24"/>
-                <w:lang w:eastAsia="en-IN"/>
-              </w:rPr>
-            </w:pPr>
-            <w:r>
-              <w:rPr>
-                <w:sz w:val="24"/>
+                <w:lang w:eastAsia="en-IN"/>
+              </w:rPr>
+            </w:pPr>
+            <w:r>
+              <w:rPr>
                 <w:lang w:eastAsia="en-IN"/>
               </w:rPr>
               <w:t xml:space="preserve">    case UPI u -&gt; "UPI Payment";</w:t>
@@ -5554,13 +6807,11 @@
           <w:p>
             <w:pPr>
               <w:rPr>
-                <w:sz w:val="24"/>
-                <w:lang w:eastAsia="en-IN"/>
-              </w:rPr>
-            </w:pPr>
-            <w:r>
-              <w:rPr>
-                <w:sz w:val="24"/>
+                <w:lang w:eastAsia="en-IN"/>
+              </w:rPr>
+            </w:pPr>
+            <w:r>
+              <w:rPr>
                 <w:lang w:eastAsia="en-IN"/>
               </w:rPr>
               <w:t xml:space="preserve">    case Cash c -&gt; "Cash Payment";</w:t>
@@ -5574,7 +6825,6 @@
             </w:pPr>
             <w:r>
               <w:rPr>
-                <w:sz w:val="24"/>
                 <w:lang w:eastAsia="en-IN"/>
               </w:rPr>
               <w:t>};</w:t>
@@ -5614,7 +6864,6 @@
               <w:rPr>
                 <w:rFonts w:eastAsia="Times New Roman" w:cs="Courier New"/>
                 <w:color w:val="13A78C"/>
-                <w:sz w:val="24"/>
                 <w:szCs w:val="24"/>
                 <w:lang w:eastAsia="en-IN"/>
               </w:rPr>
@@ -5623,7 +6872,6 @@
               <w:rPr>
                 <w:rFonts w:ascii="Segoe UI Symbol" w:eastAsia="Times New Roman" w:hAnsi="Segoe UI Symbol" w:cs="Segoe UI Symbol"/>
                 <w:color w:val="13A78C"/>
-                <w:sz w:val="24"/>
                 <w:szCs w:val="24"/>
                 <w:lang w:eastAsia="en-IN"/>
               </w:rPr>
@@ -5634,7 +6882,6 @@
               <w:rPr>
                 <w:rFonts w:eastAsia="Times New Roman" w:cs="Courier New"/>
                 <w:color w:val="13A78C"/>
-                <w:sz w:val="24"/>
                 <w:szCs w:val="24"/>
                 <w:lang w:eastAsia="en-IN"/>
               </w:rPr>
@@ -5646,7 +6893,6 @@
                 <w:b/>
                 <w:bCs/>
                 <w:color w:val="13A78C"/>
-                <w:sz w:val="24"/>
                 <w:szCs w:val="24"/>
                 <w:lang w:eastAsia="en-IN"/>
               </w:rPr>
@@ -5656,7 +6902,6 @@
               <w:rPr>
                 <w:rFonts w:eastAsia="Times New Roman" w:cs="Courier New"/>
                 <w:color w:val="13A78C"/>
-                <w:sz w:val="24"/>
                 <w:szCs w:val="24"/>
                 <w:lang w:eastAsia="en-IN"/>
               </w:rPr>
@@ -5666,7 +6911,6 @@
               <w:rPr>
                 <w:rFonts w:eastAsia="Times New Roman" w:cs="Courier New"/>
                 <w:color w:val="13A78C"/>
-                <w:sz w:val="24"/>
                 <w:szCs w:val="24"/>
                 <w:lang w:eastAsia="en-IN"/>
               </w:rPr>
@@ -5677,7 +6921,6 @@
                 <w:rFonts w:eastAsia="Times New Roman" w:cs="Courier New"/>
                 <w:b/>
                 <w:color w:val="13A78C"/>
-                <w:sz w:val="24"/>
                 <w:szCs w:val="24"/>
                 <w:lang w:eastAsia="en-IN"/>
               </w:rPr>
@@ -5687,7 +6930,6 @@
               <w:rPr>
                 <w:rFonts w:eastAsia="Times New Roman" w:cs="Courier New"/>
                 <w:color w:val="13A78C"/>
-                <w:sz w:val="24"/>
                 <w:szCs w:val="24"/>
                 <w:lang w:eastAsia="en-IN"/>
               </w:rPr>
@@ -5697,7 +6939,6 @@
               <w:rPr>
                 <w:rFonts w:eastAsia="Times New Roman" w:cs="Courier New"/>
                 <w:color w:val="13A78C"/>
-                <w:sz w:val="24"/>
                 <w:szCs w:val="24"/>
                 <w:lang w:eastAsia="en-IN"/>
               </w:rPr>
@@ -5709,7 +6950,6 @@
                 <w:b/>
                 <w:bCs/>
                 <w:color w:val="13A78C"/>
-                <w:sz w:val="24"/>
                 <w:szCs w:val="24"/>
                 <w:lang w:eastAsia="en-IN"/>
               </w:rPr>
@@ -5719,7 +6959,6 @@
               <w:rPr>
                 <w:rFonts w:eastAsia="Times New Roman" w:cs="Courier New"/>
                 <w:color w:val="13A78C"/>
-                <w:sz w:val="24"/>
                 <w:szCs w:val="24"/>
                 <w:lang w:eastAsia="en-IN"/>
               </w:rPr>
@@ -5731,7 +6970,6 @@
               <w:rPr>
                 <w:rFonts w:eastAsia="Times New Roman" w:cs="Courier New"/>
                 <w:color w:val="13A78C"/>
-                <w:sz w:val="24"/>
                 <w:szCs w:val="24"/>
                 <w:lang w:eastAsia="en-IN"/>
               </w:rPr>
@@ -5740,7 +6978,6 @@
               <w:rPr>
                 <w:rFonts w:eastAsia="Times New Roman" w:cs="Courier New"/>
                 <w:color w:val="13A78C"/>
-                <w:sz w:val="24"/>
                 <w:szCs w:val="24"/>
                 <w:lang w:eastAsia="en-IN"/>
               </w:rPr>
@@ -5752,7 +6989,6 @@
               <w:rPr>
                 <w:rFonts w:eastAsia="Times New Roman" w:cs="Courier New"/>
                 <w:color w:val="13A78C"/>
-                <w:sz w:val="24"/>
                 <w:szCs w:val="24"/>
                 <w:lang w:eastAsia="en-IN"/>
               </w:rPr>
@@ -5761,7 +6997,6 @@
               <w:rPr>
                 <w:rFonts w:eastAsia="Times New Roman" w:cs="Courier New"/>
                 <w:color w:val="13A78C"/>
-                <w:sz w:val="24"/>
                 <w:szCs w:val="24"/>
                 <w:lang w:eastAsia="en-IN"/>
               </w:rPr>
@@ -5773,7 +7008,6 @@
               <w:rPr>
                 <w:rFonts w:eastAsia="Times New Roman" w:cs="Courier New"/>
                 <w:color w:val="13A78C"/>
-                <w:sz w:val="24"/>
                 <w:szCs w:val="24"/>
                 <w:lang w:eastAsia="en-IN"/>
               </w:rPr>
@@ -5782,7 +7016,6 @@
               <w:rPr>
                 <w:rFonts w:eastAsia="Times New Roman" w:cs="Courier New"/>
                 <w:color w:val="13A78C"/>
-                <w:sz w:val="24"/>
                 <w:szCs w:val="24"/>
                 <w:lang w:eastAsia="en-IN"/>
               </w:rPr>
@@ -5794,7 +7027,6 @@
               <w:rPr>
                 <w:rFonts w:eastAsia="Times New Roman" w:cs="Courier New"/>
                 <w:color w:val="13A78C"/>
-                <w:sz w:val="24"/>
                 <w:szCs w:val="24"/>
                 <w:lang w:eastAsia="en-IN"/>
               </w:rPr>
@@ -5803,7 +7035,6 @@
               <w:rPr>
                 <w:rFonts w:eastAsia="Times New Roman" w:cs="Courier New"/>
                 <w:color w:val="A5A5A5" w:themeColor="accent3"/>
-                <w:sz w:val="24"/>
                 <w:szCs w:val="24"/>
                 <w:lang w:eastAsia="en-IN"/>
               </w:rPr>
@@ -5813,7 +7044,6 @@
               <w:rPr>
                 <w:rFonts w:eastAsia="Times New Roman" w:cs="Courier New"/>
                 <w:color w:val="13A78C"/>
-                <w:sz w:val="24"/>
                 <w:szCs w:val="24"/>
                 <w:lang w:eastAsia="en-IN"/>
               </w:rPr>
@@ -5823,7 +7053,6 @@
               <w:rPr>
                 <w:rFonts w:eastAsia="Times New Roman" w:cs="Courier New"/>
                 <w:color w:val="13A78C"/>
-                <w:sz w:val="24"/>
                 <w:szCs w:val="24"/>
                 <w:lang w:eastAsia="en-IN"/>
               </w:rPr>
@@ -5833,7 +7062,6 @@
               <w:rPr>
                 <w:rFonts w:eastAsia="Times New Roman" w:cs="Courier New"/>
                 <w:color w:val="13A78C"/>
-                <w:sz w:val="24"/>
                 <w:szCs w:val="24"/>
                 <w:vertAlign w:val="superscript"/>
                 <w:lang w:eastAsia="en-IN"/>
@@ -5844,7 +7072,6 @@
               <w:rPr>
                 <w:rFonts w:eastAsia="Times New Roman" w:cs="Courier New"/>
                 <w:color w:val="13A78C"/>
-                <w:sz w:val="24"/>
                 <w:szCs w:val="24"/>
                 <w:lang w:eastAsia="en-IN"/>
               </w:rPr>
@@ -5854,7 +7081,6 @@
               <w:rPr>
                 <w:rFonts w:eastAsia="Times New Roman" w:cs="Courier New"/>
                 <w:color w:val="13A78C"/>
-                <w:sz w:val="24"/>
                 <w:szCs w:val="24"/>
                 <w:lang w:eastAsia="en-IN"/>
               </w:rPr>
@@ -5864,7 +7090,6 @@
               <w:rPr>
                 <w:rFonts w:eastAsia="Times New Roman" w:cs="Courier New"/>
                 <w:color w:val="13A78C"/>
-                <w:sz w:val="24"/>
                 <w:szCs w:val="24"/>
                 <w:lang w:eastAsia="en-IN"/>
               </w:rPr>
@@ -5874,7 +7099,6 @@
               <w:rPr>
                 <w:rFonts w:eastAsia="Times New Roman" w:cs="Courier New"/>
                 <w:color w:val="13A78C"/>
-                <w:sz w:val="24"/>
                 <w:szCs w:val="24"/>
                 <w:lang w:eastAsia="en-IN"/>
               </w:rPr>
@@ -5884,7 +7108,6 @@
               <w:rPr>
                 <w:rFonts w:eastAsia="Times New Roman" w:cs="Courier New"/>
                 <w:color w:val="13A78C"/>
-                <w:sz w:val="24"/>
                 <w:szCs w:val="24"/>
                 <w:lang w:eastAsia="en-IN"/>
               </w:rPr>
@@ -5896,7 +7119,6 @@
               <w:rPr>
                 <w:rFonts w:eastAsia="Times New Roman" w:cs="Courier New"/>
                 <w:color w:val="13A78C"/>
-                <w:sz w:val="24"/>
                 <w:szCs w:val="24"/>
                 <w:lang w:eastAsia="en-IN"/>
               </w:rPr>
@@ -5905,7 +7127,6 @@
               <w:rPr>
                 <w:rFonts w:eastAsia="Times New Roman" w:cs="Courier New"/>
                 <w:color w:val="13A78C"/>
-                <w:sz w:val="24"/>
                 <w:szCs w:val="24"/>
                 <w:lang w:eastAsia="en-IN"/>
               </w:rPr>
@@ -5915,7 +7136,6 @@
               <w:rPr>
                 <w:rFonts w:eastAsia="Times New Roman" w:cs="Courier New"/>
                 <w:color w:val="A5A5A5" w:themeColor="accent3"/>
-                <w:sz w:val="24"/>
                 <w:szCs w:val="24"/>
                 <w:lang w:eastAsia="en-IN"/>
               </w:rPr>
@@ -5925,7 +7145,6 @@
               <w:rPr>
                 <w:rFonts w:eastAsia="Times New Roman" w:cs="Courier New"/>
                 <w:color w:val="13A78C"/>
-                <w:sz w:val="24"/>
                 <w:szCs w:val="24"/>
                 <w:lang w:eastAsia="en-IN"/>
               </w:rPr>
@@ -5935,7 +7154,6 @@
               <w:rPr>
                 <w:rFonts w:eastAsia="Times New Roman" w:cs="Courier New"/>
                 <w:color w:val="13A78C"/>
-                <w:sz w:val="24"/>
                 <w:szCs w:val="24"/>
                 <w:lang w:eastAsia="en-IN"/>
               </w:rPr>
@@ -5945,7 +7163,6 @@
               <w:rPr>
                 <w:rFonts w:eastAsia="Times New Roman" w:cs="Courier New"/>
                 <w:color w:val="13A78C"/>
-                <w:sz w:val="24"/>
                 <w:szCs w:val="24"/>
                 <w:vertAlign w:val="superscript"/>
                 <w:lang w:eastAsia="en-IN"/>
@@ -5956,7 +7173,6 @@
               <w:rPr>
                 <w:rFonts w:eastAsia="Times New Roman" w:cs="Courier New"/>
                 <w:color w:val="13A78C"/>
-                <w:sz w:val="24"/>
                 <w:szCs w:val="24"/>
                 <w:lang w:eastAsia="en-IN"/>
               </w:rPr>
@@ -5966,7 +7182,6 @@
               <w:rPr>
                 <w:rFonts w:eastAsia="Times New Roman" w:cs="Courier New"/>
                 <w:color w:val="13A78C"/>
-                <w:sz w:val="24"/>
                 <w:szCs w:val="24"/>
                 <w:lang w:eastAsia="en-IN"/>
               </w:rPr>
@@ -5976,7 +7191,6 @@
               <w:rPr>
                 <w:rFonts w:eastAsia="Times New Roman" w:cs="Courier New"/>
                 <w:color w:val="13A78C"/>
-                <w:sz w:val="24"/>
                 <w:szCs w:val="24"/>
                 <w:lang w:eastAsia="en-IN"/>
               </w:rPr>
@@ -5986,7 +7200,6 @@
               <w:rPr>
                 <w:rFonts w:eastAsia="Times New Roman" w:cs="Courier New"/>
                 <w:color w:val="13A78C"/>
-                <w:sz w:val="24"/>
                 <w:szCs w:val="24"/>
                 <w:lang w:eastAsia="en-IN"/>
               </w:rPr>
@@ -5996,7 +7209,6 @@
               <w:rPr>
                 <w:rFonts w:eastAsia="Times New Roman" w:cs="Courier New"/>
                 <w:color w:val="13A78C"/>
-                <w:sz w:val="24"/>
                 <w:szCs w:val="24"/>
                 <w:lang w:eastAsia="en-IN"/>
               </w:rPr>
@@ -6006,7 +7218,6 @@
               <w:rPr>
                 <w:rFonts w:eastAsia="Times New Roman" w:cs="Courier New"/>
                 <w:color w:val="13A78C"/>
-                <w:sz w:val="24"/>
                 <w:szCs w:val="24"/>
                 <w:lang w:eastAsia="en-IN"/>
               </w:rPr>
@@ -6016,7 +7227,6 @@
               <w:rPr>
                 <w:rFonts w:eastAsia="Times New Roman" w:cs="Courier New"/>
                 <w:color w:val="13A78C"/>
-                <w:sz w:val="24"/>
                 <w:szCs w:val="24"/>
                 <w:vertAlign w:val="superscript"/>
                 <w:lang w:eastAsia="en-IN"/>
@@ -6027,7 +7237,6 @@
               <w:rPr>
                 <w:rFonts w:eastAsia="Times New Roman" w:cs="Courier New"/>
                 <w:color w:val="13A78C"/>
-                <w:sz w:val="24"/>
                 <w:szCs w:val="24"/>
                 <w:lang w:eastAsia="en-IN"/>
               </w:rPr>
@@ -6037,7 +7246,6 @@
               <w:rPr>
                 <w:rFonts w:eastAsia="Times New Roman" w:cs="Courier New"/>
                 <w:color w:val="13A78C"/>
-                <w:sz w:val="24"/>
                 <w:szCs w:val="24"/>
                 <w:vertAlign w:val="superscript"/>
                 <w:lang w:eastAsia="en-IN"/>
@@ -6048,7 +7256,6 @@
               <w:rPr>
                 <w:rFonts w:eastAsia="Times New Roman" w:cs="Courier New"/>
                 <w:color w:val="13A78C"/>
-                <w:sz w:val="24"/>
                 <w:szCs w:val="24"/>
                 <w:lang w:eastAsia="en-IN"/>
               </w:rPr>
@@ -6058,7 +7265,6 @@
               <w:rPr>
                 <w:rFonts w:eastAsia="Times New Roman" w:cs="Courier New"/>
                 <w:color w:val="13A78C"/>
-                <w:sz w:val="24"/>
                 <w:szCs w:val="24"/>
                 <w:lang w:eastAsia="en-IN"/>
               </w:rPr>
@@ -6070,16 +7276,43 @@
               <w:rPr>
                 <w:rFonts w:eastAsia="Times New Roman" w:cs="Courier New"/>
                 <w:color w:val="13A78C"/>
-                <w:sz w:val="24"/>
-                <w:szCs w:val="24"/>
-                <w:lang w:eastAsia="en-IN"/>
-              </w:rPr>
-            </w:pPr>
-            <w:r>
+                <w:szCs w:val="24"/>
+                <w:lang w:eastAsia="en-IN"/>
+              </w:rPr>
+            </w:pPr>
+          </w:p>
+          <w:p>
+            <w:pPr>
               <w:rPr>
                 <w:rFonts w:eastAsia="Times New Roman" w:cs="Courier New"/>
                 <w:color w:val="13A78C"/>
-                <w:sz w:val="24"/>
+                <w:szCs w:val="24"/>
+                <w:lang w:eastAsia="en-IN"/>
+              </w:rPr>
+            </w:pPr>
+            <w:r>
+              <w:rPr>
+                <w:rFonts w:eastAsia="Times New Roman" w:cs="Courier New"/>
+                <w:color w:val="13A78C"/>
+                <w:szCs w:val="24"/>
+                <w:lang w:eastAsia="en-IN"/>
+              </w:rPr>
+              <w:t>so sealed class childs must be final or sealed or non-sealed</w:t>
+            </w:r>
+          </w:p>
+          <w:p>
+            <w:pPr>
+              <w:rPr>
+                <w:rFonts w:eastAsia="Times New Roman" w:cs="Courier New"/>
+                <w:color w:val="13A78C"/>
+                <w:szCs w:val="24"/>
+                <w:lang w:eastAsia="en-IN"/>
+              </w:rPr>
+            </w:pPr>
+            <w:r>
+              <w:rPr>
+                <w:rFonts w:eastAsia="Times New Roman" w:cs="Courier New"/>
+                <w:color w:val="13A78C"/>
                 <w:szCs w:val="24"/>
                 <w:lang w:eastAsia="en-IN"/>
               </w:rPr>
@@ -6095,7 +7328,6 @@
                 <w:b/>
                 <w:bCs/>
                 <w:color w:val="13A78C"/>
-                <w:sz w:val="24"/>
                 <w:szCs w:val="24"/>
                 <w:lang w:eastAsia="en-IN"/>
               </w:rPr>
@@ -6106,7 +7338,6 @@
                 <w:b/>
                 <w:bCs/>
                 <w:color w:val="13A78C"/>
-                <w:sz w:val="24"/>
                 <w:szCs w:val="24"/>
                 <w:lang w:eastAsia="en-IN"/>
               </w:rPr>
@@ -6118,7 +7349,6 @@
                 <w:b/>
                 <w:bCs/>
                 <w:color w:val="13A78C"/>
-                <w:sz w:val="24"/>
                 <w:szCs w:val="24"/>
                 <w:lang w:eastAsia="en-IN"/>
               </w:rPr>
@@ -6130,7 +7360,6 @@
               <w:rPr>
                 <w:rFonts w:eastAsia="Times New Roman" w:cs="Courier New"/>
                 <w:color w:val="13A78C"/>
-                <w:sz w:val="24"/>
                 <w:szCs w:val="24"/>
                 <w:lang w:eastAsia="en-IN"/>
               </w:rPr>
@@ -6139,7 +7368,6 @@
               <w:rPr>
                 <w:rFonts w:eastAsia="Times New Roman" w:cs="Courier New"/>
                 <w:color w:val="13A78C"/>
-                <w:sz w:val="24"/>
                 <w:szCs w:val="24"/>
                 <w:lang w:eastAsia="en-IN"/>
               </w:rPr>
@@ -6149,7 +7377,6 @@
               <w:rPr>
                 <w:rFonts w:eastAsia="Times New Roman" w:cs="Courier New"/>
                 <w:color w:val="13A78C"/>
-                <w:sz w:val="24"/>
                 <w:szCs w:val="24"/>
                 <w:lang w:eastAsia="en-IN"/>
               </w:rPr>
@@ -6159,7 +7386,6 @@
               <w:rPr>
                 <w:rFonts w:eastAsia="Times New Roman" w:cs="Courier New"/>
                 <w:color w:val="13A78C"/>
-                <w:sz w:val="24"/>
                 <w:szCs w:val="24"/>
                 <w:lang w:eastAsia="en-IN"/>
               </w:rPr>
@@ -6170,7 +7396,6 @@
               <w:rPr>
                 <w:rFonts w:eastAsia="Times New Roman" w:cs="Courier New"/>
                 <w:color w:val="13A78C"/>
-                <w:sz w:val="24"/>
                 <w:szCs w:val="24"/>
                 <w:lang w:eastAsia="en-IN"/>
               </w:rPr>
@@ -6183,7 +7408,6 @@
               <w:rPr>
                 <w:rFonts w:eastAsia="Times New Roman" w:cs="Courier New"/>
                 <w:color w:val="13A78C"/>
-                <w:sz w:val="24"/>
                 <w:szCs w:val="24"/>
                 <w:lang w:eastAsia="en-IN"/>
               </w:rPr>
@@ -6192,7 +7416,6 @@
               <w:rPr>
                 <w:rFonts w:ascii="Segoe UI Symbol" w:eastAsia="Times New Roman" w:hAnsi="Segoe UI Symbol" w:cs="Segoe UI Symbol"/>
                 <w:color w:val="13A78C"/>
-                <w:sz w:val="24"/>
                 <w:szCs w:val="24"/>
                 <w:lang w:eastAsia="en-IN"/>
               </w:rPr>
@@ -6202,7 +7425,6 @@
               <w:rPr>
                 <w:rFonts w:eastAsia="Times New Roman" w:cs="Courier New"/>
                 <w:color w:val="13A78C"/>
-                <w:sz w:val="24"/>
                 <w:szCs w:val="24"/>
                 <w:lang w:eastAsia="en-IN"/>
               </w:rPr>
@@ -6214,7 +7436,6 @@
                 <w:b/>
                 <w:bCs/>
                 <w:color w:val="13A78C"/>
-                <w:sz w:val="24"/>
                 <w:szCs w:val="24"/>
                 <w:lang w:eastAsia="en-IN"/>
               </w:rPr>
@@ -6224,7 +7445,6 @@
               <w:rPr>
                 <w:rFonts w:eastAsia="Times New Roman" w:cs="Courier New"/>
                 <w:color w:val="13A78C"/>
-                <w:sz w:val="24"/>
                 <w:szCs w:val="24"/>
                 <w:lang w:eastAsia="en-IN"/>
               </w:rPr>
@@ -6236,7 +7456,6 @@
                 <w:b/>
                 <w:bCs/>
                 <w:color w:val="13A78C"/>
-                <w:sz w:val="24"/>
                 <w:szCs w:val="24"/>
                 <w:lang w:eastAsia="en-IN"/>
               </w:rPr>
@@ -6246,7 +7465,6 @@
               <w:rPr>
                 <w:rFonts w:eastAsia="Times New Roman" w:cs="Courier New"/>
                 <w:color w:val="13A78C"/>
-                <w:sz w:val="24"/>
                 <w:szCs w:val="24"/>
                 <w:lang w:eastAsia="en-IN"/>
               </w:rPr>
@@ -6258,7 +7476,6 @@
               <w:rPr>
                 <w:rFonts w:eastAsia="Times New Roman" w:cs="Courier New"/>
                 <w:color w:val="13A78C"/>
-                <w:sz w:val="24"/>
                 <w:szCs w:val="24"/>
                 <w:lang w:eastAsia="en-IN"/>
               </w:rPr>
@@ -6267,7 +7484,6 @@
               <w:rPr>
                 <w:rFonts w:eastAsia="Times New Roman" w:cs="Courier New"/>
                 <w:color w:val="13A78C"/>
-                <w:sz w:val="24"/>
                 <w:szCs w:val="24"/>
                 <w:lang w:eastAsia="en-IN"/>
               </w:rPr>
@@ -6279,7 +7495,6 @@
               <w:rPr>
                 <w:rFonts w:eastAsia="Times New Roman" w:cs="Courier New"/>
                 <w:color w:val="13A78C"/>
-                <w:sz w:val="24"/>
                 <w:szCs w:val="24"/>
                 <w:lang w:eastAsia="en-IN"/>
               </w:rPr>
@@ -6288,7 +7503,6 @@
               <w:rPr>
                 <w:rFonts w:eastAsia="Times New Roman" w:cs="Courier New"/>
                 <w:color w:val="13A78C"/>
-                <w:sz w:val="24"/>
                 <w:szCs w:val="24"/>
                 <w:lang w:eastAsia="en-IN"/>
               </w:rPr>
@@ -6304,7 +7518,6 @@
                 <w:b/>
                 <w:bCs/>
                 <w:color w:val="13A78C"/>
-                <w:sz w:val="24"/>
                 <w:szCs w:val="24"/>
                 <w:lang w:eastAsia="en-IN"/>
               </w:rPr>
@@ -6315,7 +7528,6 @@
                 <w:b/>
                 <w:bCs/>
                 <w:color w:val="13A78C"/>
-                <w:sz w:val="24"/>
                 <w:szCs w:val="24"/>
                 <w:lang w:eastAsia="en-IN"/>
               </w:rPr>
@@ -6327,7 +7539,6 @@
                 <w:b/>
                 <w:bCs/>
                 <w:color w:val="13A78C"/>
-                <w:sz w:val="24"/>
                 <w:szCs w:val="24"/>
                 <w:lang w:eastAsia="en-IN"/>
               </w:rPr>
@@ -6341,7 +7552,6 @@
                 <w:b/>
                 <w:bCs/>
                 <w:color w:val="13A78C"/>
-                <w:sz w:val="24"/>
                 <w:szCs w:val="24"/>
                 <w:lang w:eastAsia="en-IN"/>
               </w:rPr>
@@ -6352,7 +7562,6 @@
                 <w:b/>
                 <w:bCs/>
                 <w:color w:val="13A78C"/>
-                <w:sz w:val="24"/>
                 <w:szCs w:val="24"/>
                 <w:lang w:eastAsia="en-IN"/>
               </w:rPr>
@@ -6364,7 +7573,6 @@
                 <w:b/>
                 <w:bCs/>
                 <w:color w:val="13A78C"/>
-                <w:sz w:val="24"/>
                 <w:szCs w:val="24"/>
                 <w:lang w:eastAsia="en-IN"/>
               </w:rPr>
@@ -6376,7 +7584,6 @@
               <w:rPr>
                 <w:rFonts w:eastAsia="Times New Roman" w:cs="Courier New"/>
                 <w:color w:val="13A78C"/>
-                <w:sz w:val="24"/>
                 <w:szCs w:val="24"/>
                 <w:lang w:eastAsia="en-IN"/>
               </w:rPr>
@@ -6385,7 +7592,6 @@
               <w:rPr>
                 <w:rFonts w:eastAsia="Times New Roman" w:cs="Courier New"/>
                 <w:color w:val="13A78C"/>
-                <w:sz w:val="24"/>
                 <w:szCs w:val="24"/>
                 <w:lang w:eastAsia="en-IN"/>
               </w:rPr>
@@ -6395,7 +7601,6 @@
               <w:rPr>
                 <w:rFonts w:eastAsia="Times New Roman" w:cs="Courier New"/>
                 <w:color w:val="13A78C"/>
-                <w:sz w:val="24"/>
                 <w:szCs w:val="24"/>
                 <w:lang w:eastAsia="en-IN"/>
               </w:rPr>
@@ -6405,7 +7610,6 @@
               <w:rPr>
                 <w:rFonts w:eastAsia="Times New Roman" w:cs="Courier New"/>
                 <w:color w:val="13A78C"/>
-                <w:sz w:val="24"/>
                 <w:szCs w:val="24"/>
                 <w:lang w:eastAsia="en-IN"/>
               </w:rPr>
@@ -6416,7 +7620,6 @@
               <w:rPr>
                 <w:rFonts w:eastAsia="Times New Roman" w:cs="Courier New"/>
                 <w:color w:val="13A78C"/>
-                <w:sz w:val="24"/>
                 <w:szCs w:val="24"/>
                 <w:lang w:eastAsia="en-IN"/>
               </w:rPr>
@@ -6427,7 +7630,6 @@
               <w:rPr>
                 <w:rFonts w:eastAsia="Times New Roman" w:cs="Courier New"/>
                 <w:color w:val="13A78C"/>
-                <w:sz w:val="24"/>
                 <w:szCs w:val="24"/>
                 <w:lang w:eastAsia="en-IN"/>
               </w:rPr>
@@ -6440,7 +7642,6 @@
               <w:rPr>
                 <w:rFonts w:eastAsia="Times New Roman" w:cs="Courier New"/>
                 <w:color w:val="13A78C"/>
-                <w:sz w:val="24"/>
                 <w:szCs w:val="24"/>
                 <w:lang w:eastAsia="en-IN"/>
               </w:rPr>
@@ -6449,7 +7650,6 @@
               <w:rPr>
                 <w:rFonts w:ascii="Segoe UI Symbol" w:eastAsia="Times New Roman" w:hAnsi="Segoe UI Symbol" w:cs="Segoe UI Symbol"/>
                 <w:color w:val="13A78C"/>
-                <w:sz w:val="24"/>
                 <w:szCs w:val="24"/>
                 <w:lang w:eastAsia="en-IN"/>
               </w:rPr>
@@ -6459,7 +7659,6 @@
               <w:rPr>
                 <w:rFonts w:eastAsia="Times New Roman" w:cs="Courier New"/>
                 <w:color w:val="13A78C"/>
-                <w:sz w:val="24"/>
                 <w:szCs w:val="24"/>
                 <w:lang w:eastAsia="en-IN"/>
               </w:rPr>
@@ -6475,7 +7674,6 @@
               <w:rPr>
                 <w:rFonts w:eastAsia="Times New Roman" w:cs="Courier New"/>
                 <w:color w:val="13A78C"/>
-                <w:sz w:val="24"/>
                 <w:szCs w:val="24"/>
                 <w:lang w:eastAsia="en-IN"/>
               </w:rPr>
@@ -6484,7 +7682,6 @@
               <w:rPr>
                 <w:rFonts w:eastAsia="Times New Roman" w:cs="Courier New"/>
                 <w:color w:val="13A78C"/>
-                <w:sz w:val="24"/>
                 <w:szCs w:val="24"/>
                 <w:lang w:eastAsia="en-IN"/>
               </w:rPr>
@@ -6500,7 +7697,6 @@
               <w:rPr>
                 <w:rFonts w:eastAsia="Times New Roman" w:cs="Courier New"/>
                 <w:color w:val="13A78C"/>
-                <w:sz w:val="24"/>
                 <w:szCs w:val="24"/>
                 <w:lang w:eastAsia="en-IN"/>
               </w:rPr>
@@ -6509,7 +7705,6 @@
               <w:rPr>
                 <w:rFonts w:eastAsia="Times New Roman" w:cs="Courier New"/>
                 <w:color w:val="13A78C"/>
-                <w:sz w:val="24"/>
                 <w:szCs w:val="24"/>
                 <w:lang w:eastAsia="en-IN"/>
               </w:rPr>
@@ -6525,7 +7720,6 @@
               <w:rPr>
                 <w:rFonts w:eastAsia="Times New Roman" w:cs="Courier New"/>
                 <w:color w:val="13A78C"/>
-                <w:sz w:val="24"/>
                 <w:szCs w:val="24"/>
                 <w:lang w:eastAsia="en-IN"/>
               </w:rPr>
@@ -6534,7 +7728,6 @@
               <w:rPr>
                 <w:rFonts w:eastAsia="Times New Roman" w:cs="Courier New"/>
                 <w:color w:val="13A78C"/>
-                <w:sz w:val="24"/>
                 <w:szCs w:val="24"/>
                 <w:lang w:eastAsia="en-IN"/>
               </w:rPr>
@@ -6546,7 +7739,6 @@
               <w:rPr>
                 <w:rFonts w:eastAsia="Times New Roman" w:cs="Courier New"/>
                 <w:color w:val="13A78C"/>
-                <w:sz w:val="24"/>
                 <w:szCs w:val="24"/>
                 <w:lang w:eastAsia="en-IN"/>
               </w:rPr>
@@ -6555,7 +7747,6 @@
               <w:rPr>
                 <w:rFonts w:eastAsia="Times New Roman" w:cs="Courier New"/>
                 <w:color w:val="13A78C"/>
-                <w:sz w:val="24"/>
                 <w:szCs w:val="24"/>
                 <w:lang w:eastAsia="en-IN"/>
               </w:rPr>
@@ -6571,7 +7762,6 @@
                 <w:b/>
                 <w:bCs/>
                 <w:color w:val="13A78C"/>
-                <w:sz w:val="24"/>
                 <w:szCs w:val="24"/>
                 <w:lang w:eastAsia="en-IN"/>
               </w:rPr>
@@ -6582,7 +7772,6 @@
                 <w:b/>
                 <w:bCs/>
                 <w:color w:val="13A78C"/>
-                <w:sz w:val="24"/>
                 <w:szCs w:val="24"/>
                 <w:lang w:eastAsia="en-IN"/>
               </w:rPr>
@@ -6594,7 +7783,6 @@
                 <w:b/>
                 <w:bCs/>
                 <w:color w:val="13A78C"/>
-                <w:sz w:val="24"/>
                 <w:szCs w:val="24"/>
                 <w:lang w:eastAsia="en-IN"/>
               </w:rPr>
@@ -6606,7 +7794,6 @@
               <w:rPr>
                 <w:rFonts w:eastAsia="Times New Roman" w:cs="Courier New"/>
                 <w:color w:val="13A78C"/>
-                <w:sz w:val="24"/>
                 <w:szCs w:val="24"/>
                 <w:lang w:eastAsia="en-IN"/>
               </w:rPr>
@@ -6615,7 +7802,6 @@
               <w:rPr>
                 <w:rFonts w:eastAsia="Times New Roman" w:cs="Courier New"/>
                 <w:color w:val="13A78C"/>
-                <w:sz w:val="24"/>
                 <w:szCs w:val="24"/>
                 <w:lang w:eastAsia="en-IN"/>
               </w:rPr>
@@ -6627,7 +7813,6 @@
               <w:rPr>
                 <w:rFonts w:eastAsia="Times New Roman" w:cs="Courier New"/>
                 <w:color w:val="13A78C"/>
-                <w:sz w:val="24"/>
                 <w:szCs w:val="24"/>
                 <w:lang w:eastAsia="en-IN"/>
               </w:rPr>
@@ -6636,7 +7821,6 @@
               <w:rPr>
                 <w:rFonts w:ascii="Segoe UI Symbol" w:eastAsia="Times New Roman" w:hAnsi="Segoe UI Symbol" w:cs="Segoe UI Symbol"/>
                 <w:color w:val="13A78C"/>
-                <w:sz w:val="24"/>
                 <w:szCs w:val="24"/>
                 <w:lang w:eastAsia="en-IN"/>
               </w:rPr>
@@ -6646,7 +7830,6 @@
               <w:rPr>
                 <w:rFonts w:eastAsia="Times New Roman" w:cs="Courier New"/>
                 <w:color w:val="13A78C"/>
-                <w:sz w:val="24"/>
                 <w:szCs w:val="24"/>
                 <w:lang w:eastAsia="en-IN"/>
               </w:rPr>
@@ -6662,7 +7845,6 @@
               <w:rPr>
                 <w:rFonts w:eastAsia="Times New Roman" w:cs="Courier New"/>
                 <w:color w:val="13A78C"/>
-                <w:sz w:val="24"/>
                 <w:szCs w:val="24"/>
                 <w:lang w:eastAsia="en-IN"/>
               </w:rPr>
@@ -6671,7 +7853,6 @@
               <w:rPr>
                 <w:rFonts w:eastAsia="Times New Roman" w:cs="Courier New"/>
                 <w:color w:val="13A78C"/>
-                <w:sz w:val="24"/>
                 <w:szCs w:val="24"/>
                 <w:lang w:eastAsia="en-IN"/>
               </w:rPr>
@@ -6687,7 +7868,6 @@
               <w:rPr>
                 <w:rFonts w:eastAsia="Times New Roman" w:cs="Courier New"/>
                 <w:color w:val="13A78C"/>
-                <w:sz w:val="24"/>
                 <w:szCs w:val="24"/>
                 <w:lang w:eastAsia="en-IN"/>
               </w:rPr>
@@ -6696,7 +7876,6 @@
               <w:rPr>
                 <w:rFonts w:eastAsia="Times New Roman" w:cs="Courier New"/>
                 <w:color w:val="13A78C"/>
-                <w:sz w:val="24"/>
                 <w:szCs w:val="24"/>
                 <w:lang w:eastAsia="en-IN"/>
               </w:rPr>
@@ -6712,7 +7891,6 @@
               <w:rPr>
                 <w:rFonts w:eastAsia="Times New Roman" w:cs="Courier New"/>
                 <w:color w:val="13A78C"/>
-                <w:sz w:val="24"/>
                 <w:szCs w:val="24"/>
                 <w:lang w:eastAsia="en-IN"/>
               </w:rPr>
@@ -6721,10 +7899,10 @@
               <w:rPr>
                 <w:rFonts w:eastAsia="Times New Roman" w:cs="Courier New"/>
                 <w:color w:val="13A78C"/>
-                <w:sz w:val="24"/>
-                <w:szCs w:val="24"/>
-                <w:lang w:eastAsia="en-IN"/>
-              </w:rPr>
+                <w:szCs w:val="24"/>
+                <w:lang w:eastAsia="en-IN"/>
+              </w:rPr>
+              <w:lastRenderedPageBreak/>
               <w:t>Safer design</w:t>
             </w:r>
           </w:p>
@@ -6744,6 +7922,7 @@
               </w:rPr>
             </w:pPr>
             <w:r>
+              <w:lastRenderedPageBreak/>
               <w:t>What Are Sealed Classes?</w:t>
             </w:r>
           </w:p>
@@ -6821,7 +8000,6 @@
               <w:rPr>
                 <w:rFonts w:eastAsia="Times New Roman" w:cs="Courier New"/>
                 <w:color w:val="13A78C"/>
-                <w:sz w:val="24"/>
                 <w:szCs w:val="24"/>
                 <w:lang w:eastAsia="en-IN"/>
               </w:rPr>
@@ -7522,6 +8700,7 @@
               </w:rPr>
             </w:pPr>
             <w:r>
+              <w:lastRenderedPageBreak/>
               <w:t>Real Use Case (VERY IMPORTANT)</w:t>
             </w:r>
           </w:p>
@@ -7797,6 +8976,158 @@
             </w:r>
           </w:p>
           <w:p>
+            <w:pPr>
+              <w:pStyle w:val="HTMLPreformatted"/>
+              <w:shd w:val="clear" w:color="auto" w:fill="FFFFFF"/>
+              <w:rPr>
+                <w:rFonts w:ascii="Comic Sans MS" w:hAnsi="Comic Sans MS"/>
+                <w:color w:val="4D4D4A"/>
+                <w:sz w:val="24"/>
+                <w:szCs w:val="24"/>
+              </w:rPr>
+            </w:pPr>
+            <w:r>
+              <w:rPr>
+                <w:rFonts w:ascii="Comic Sans MS" w:hAnsi="Comic Sans MS"/>
+                <w:color w:val="13A78C"/>
+                <w:sz w:val="24"/>
+                <w:szCs w:val="24"/>
+              </w:rPr>
+              <w:t xml:space="preserve">sealed class </w:t>
+            </w:r>
+            <w:r>
+              <w:rPr>
+                <w:rFonts w:ascii="Comic Sans MS" w:hAnsi="Comic Sans MS"/>
+                <w:color w:val="79074C"/>
+                <w:sz w:val="24"/>
+                <w:szCs w:val="24"/>
+              </w:rPr>
+              <w:t xml:space="preserve">Sheep </w:t>
+            </w:r>
+            <w:r>
+              <w:rPr>
+                <w:rFonts w:ascii="Comic Sans MS" w:hAnsi="Comic Sans MS"/>
+                <w:color w:val="13A78C"/>
+                <w:sz w:val="24"/>
+                <w:szCs w:val="24"/>
+              </w:rPr>
+              <w:t xml:space="preserve">extends </w:t>
+            </w:r>
+            <w:r>
+              <w:rPr>
+                <w:rFonts w:ascii="Comic Sans MS" w:hAnsi="Comic Sans MS"/>
+                <w:color w:val="79074C"/>
+                <w:sz w:val="24"/>
+                <w:szCs w:val="24"/>
+              </w:rPr>
+              <w:t>Animal</w:t>
+            </w:r>
+            <w:r>
+              <w:rPr>
+                <w:rFonts w:ascii="Comic Sans MS" w:hAnsi="Comic Sans MS"/>
+                <w:color w:val="4D4D4A"/>
+                <w:sz w:val="24"/>
+                <w:szCs w:val="24"/>
+              </w:rPr>
+              <w:t>{}</w:t>
+            </w:r>
+          </w:p>
+          <w:p>
+            <w:pPr>
+              <w:pStyle w:val="HTMLPreformatted"/>
+              <w:shd w:val="clear" w:color="auto" w:fill="FFFFFF"/>
+              <w:rPr>
+                <w:rFonts w:ascii="Comic Sans MS" w:hAnsi="Comic Sans MS"/>
+                <w:color w:val="13A78C"/>
+                <w:sz w:val="24"/>
+                <w:szCs w:val="24"/>
+              </w:rPr>
+            </w:pPr>
+            <w:r>
+              <w:rPr>
+                <w:rFonts w:ascii="Comic Sans MS" w:hAnsi="Comic Sans MS"/>
+                <w:color w:val="ED7D31" w:themeColor="accent2"/>
+                <w:sz w:val="24"/>
+                <w:szCs w:val="24"/>
+              </w:rPr>
+              <w:t xml:space="preserve">this is wrong because </w:t>
+            </w:r>
+            <w:r>
+              <w:rPr>
+                <w:rFonts w:ascii="Comic Sans MS" w:hAnsi="Comic Sans MS"/>
+                <w:color w:val="13A78C"/>
+                <w:sz w:val="24"/>
+                <w:szCs w:val="24"/>
+              </w:rPr>
+              <w:t xml:space="preserve">– </w:t>
+            </w:r>
+            <w:r>
+              <w:rPr>
+                <w:rFonts w:ascii="Comic Sans MS" w:hAnsi="Comic Sans MS"/>
+                <w:color w:val="13A78C"/>
+                <w:sz w:val="24"/>
+                <w:szCs w:val="24"/>
+              </w:rPr>
+              <w:t xml:space="preserve">sealed means giving permission only to few people- then </w:t>
+            </w:r>
+            <w:r>
+              <w:rPr>
+                <w:rFonts w:ascii="Comic Sans MS" w:hAnsi="Comic Sans MS"/>
+                <w:color w:val="13A78C"/>
+                <w:sz w:val="24"/>
+                <w:szCs w:val="24"/>
+              </w:rPr>
+              <w:t xml:space="preserve">if u seal without permitting anyone its waste , </w:t>
+            </w:r>
+            <w:r>
+              <w:rPr>
+                <w:rFonts w:ascii="Comic Sans MS" w:hAnsi="Comic Sans MS"/>
+                <w:color w:val="13A78C"/>
+                <w:sz w:val="24"/>
+                <w:szCs w:val="24"/>
+              </w:rPr>
+              <w:t>hence if u seal atleast u should have 1 child- if u don’t have 1 child also then either make it final or non-sealed</w:t>
+            </w:r>
+          </w:p>
+          <w:p>
+            <w:pPr>
+              <w:pStyle w:val="HTMLPreformatted"/>
+              <w:shd w:val="clear" w:color="auto" w:fill="FFFFFF"/>
+              <w:rPr>
+                <w:rFonts w:ascii="Comic Sans MS" w:hAnsi="Comic Sans MS"/>
+                <w:color w:val="13A78C"/>
+                <w:sz w:val="24"/>
+                <w:szCs w:val="24"/>
+              </w:rPr>
+            </w:pPr>
+          </w:p>
+          <w:p>
+            <w:pPr>
+              <w:pStyle w:val="HTMLPreformatted"/>
+              <w:shd w:val="clear" w:color="auto" w:fill="FFFFFF"/>
+              <w:rPr>
+                <w:rFonts w:ascii="Comic Sans MS" w:hAnsi="Comic Sans MS"/>
+                <w:color w:val="13A78C"/>
+                <w:sz w:val="24"/>
+                <w:szCs w:val="24"/>
+              </w:rPr>
+            </w:pPr>
+            <w:r>
+              <w:rPr>
+                <w:rFonts w:ascii="Comic Sans MS" w:hAnsi="Comic Sans MS"/>
+                <w:color w:val="13A78C"/>
+                <w:sz w:val="24"/>
+                <w:szCs w:val="24"/>
+              </w:rPr>
+              <w:t>If subclasses are in different files, then you MUST use permits.</w:t>
+            </w:r>
+          </w:p>
+          <w:p>
+            <w:pPr>
+              <w:pStyle w:val="NormalWeb"/>
+            </w:pPr>
+          </w:p>
+          <w:p>
             <w:r>
               <w:pict w14:anchorId="0A7051EF">
                 <v:rect id="_x0000_i1040" style="width:0;height:1.5pt" o:hralign="center" o:hrstd="t" o:hr="t" fillcolor="#a0a0a0" stroked="f"/>
@@ -8037,164 +9368,6 @@
             </w:pPr>
             <w:r>
               <w:t>cases</w:t>
-            </w:r>
-          </w:p>
-          <w:p>
-            <w:pPr>
-              <w:pStyle w:val="HTMLPreformatted"/>
-              <w:shd w:val="clear" w:color="auto" w:fill="FFFFFF"/>
-              <w:rPr>
-                <w:rFonts w:ascii="Comic Sans MS" w:hAnsi="Comic Sans MS"/>
-                <w:color w:val="4D4D4A"/>
-                <w:sz w:val="24"/>
-                <w:szCs w:val="24"/>
-              </w:rPr>
-            </w:pPr>
-            <w:r>
-              <w:rPr>
-                <w:rFonts w:ascii="Comic Sans MS" w:hAnsi="Comic Sans MS"/>
-                <w:color w:val="13A78C"/>
-                <w:sz w:val="24"/>
-                <w:szCs w:val="24"/>
-              </w:rPr>
-              <w:t xml:space="preserve">sealed class </w:t>
-            </w:r>
-            <w:r>
-              <w:rPr>
-                <w:rFonts w:ascii="Comic Sans MS" w:hAnsi="Comic Sans MS"/>
-                <w:color w:val="79074C"/>
-                <w:sz w:val="24"/>
-                <w:szCs w:val="24"/>
-              </w:rPr>
-              <w:t xml:space="preserve">Sheep </w:t>
-            </w:r>
-            <w:r>
-              <w:rPr>
-                <w:rFonts w:ascii="Comic Sans MS" w:hAnsi="Comic Sans MS"/>
-                <w:color w:val="13A78C"/>
-                <w:sz w:val="24"/>
-                <w:szCs w:val="24"/>
-              </w:rPr>
-              <w:t xml:space="preserve">extends </w:t>
-            </w:r>
-            <w:r>
-              <w:rPr>
-                <w:rFonts w:ascii="Comic Sans MS" w:hAnsi="Comic Sans MS"/>
-                <w:color w:val="79074C"/>
-                <w:sz w:val="24"/>
-                <w:szCs w:val="24"/>
-              </w:rPr>
-              <w:t>Animal</w:t>
-            </w:r>
-            <w:r>
-              <w:rPr>
-                <w:rFonts w:ascii="Comic Sans MS" w:hAnsi="Comic Sans MS"/>
-                <w:color w:val="4D4D4A"/>
-                <w:sz w:val="24"/>
-                <w:szCs w:val="24"/>
-              </w:rPr>
-              <w:t>{}</w:t>
-            </w:r>
-          </w:p>
-          <w:p>
-            <w:pPr>
-              <w:pStyle w:val="HTMLPreformatted"/>
-              <w:shd w:val="clear" w:color="auto" w:fill="FFFFFF"/>
-              <w:rPr>
-                <w:rFonts w:ascii="Comic Sans MS" w:hAnsi="Comic Sans MS"/>
-                <w:color w:val="13A78C"/>
-                <w:sz w:val="24"/>
-                <w:szCs w:val="24"/>
-              </w:rPr>
-            </w:pPr>
-            <w:r>
-              <w:rPr>
-                <w:rFonts w:ascii="Comic Sans MS" w:hAnsi="Comic Sans MS"/>
-                <w:color w:val="ED7D31" w:themeColor="accent2"/>
-                <w:sz w:val="24"/>
-                <w:szCs w:val="24"/>
-              </w:rPr>
-              <w:t xml:space="preserve">this is wrong because </w:t>
-            </w:r>
-            <w:r>
-              <w:rPr>
-                <w:rFonts w:ascii="Comic Sans MS" w:hAnsi="Comic Sans MS"/>
-                <w:color w:val="13A78C"/>
-                <w:sz w:val="24"/>
-                <w:szCs w:val="24"/>
-              </w:rPr>
-              <w:t xml:space="preserve">– </w:t>
-            </w:r>
-            <w:r>
-              <w:rPr>
-                <w:rFonts w:ascii="Comic Sans MS" w:hAnsi="Comic Sans MS"/>
-                <w:color w:val="13A78C"/>
-                <w:sz w:val="24"/>
-                <w:szCs w:val="24"/>
-              </w:rPr>
-              <w:t xml:space="preserve">sealed means giving permission only to few people- then </w:t>
-            </w:r>
-            <w:r>
-              <w:rPr>
-                <w:rFonts w:ascii="Comic Sans MS" w:hAnsi="Comic Sans MS"/>
-                <w:color w:val="13A78C"/>
-                <w:sz w:val="24"/>
-                <w:szCs w:val="24"/>
-              </w:rPr>
-              <w:t xml:space="preserve">if u seal without permitting anyone its waste , </w:t>
-            </w:r>
-            <w:r>
-              <w:rPr>
-                <w:rFonts w:ascii="Comic Sans MS" w:hAnsi="Comic Sans MS"/>
-                <w:color w:val="13A78C"/>
-                <w:sz w:val="24"/>
-                <w:szCs w:val="24"/>
-              </w:rPr>
-              <w:t>hence</w:t>
-            </w:r>
-            <w:bookmarkStart w:id="0" w:name="_GoBack"/>
-            <w:bookmarkEnd w:id="0"/>
-            <w:r>
-              <w:rPr>
-                <w:rFonts w:ascii="Comic Sans MS" w:hAnsi="Comic Sans MS"/>
-                <w:color w:val="13A78C"/>
-                <w:sz w:val="24"/>
-                <w:szCs w:val="24"/>
-              </w:rPr>
-              <w:t xml:space="preserve"> if u seal atleast u should have 1 child- if u don’t have 1 child also then either make it final or non-sealed</w:t>
-            </w:r>
-          </w:p>
-          <w:p>
-            <w:pPr>
-              <w:pStyle w:val="HTMLPreformatted"/>
-              <w:shd w:val="clear" w:color="auto" w:fill="FFFFFF"/>
-              <w:rPr>
-                <w:rFonts w:ascii="Comic Sans MS" w:hAnsi="Comic Sans MS"/>
-                <w:color w:val="13A78C"/>
-                <w:sz w:val="24"/>
-                <w:szCs w:val="24"/>
-              </w:rPr>
-            </w:pPr>
-          </w:p>
-          <w:p>
-            <w:pPr>
-              <w:pStyle w:val="HTMLPreformatted"/>
-              <w:shd w:val="clear" w:color="auto" w:fill="FFFFFF"/>
-              <w:rPr>
-                <w:rFonts w:ascii="Comic Sans MS" w:hAnsi="Comic Sans MS"/>
-                <w:color w:val="13A78C"/>
-                <w:sz w:val="24"/>
-                <w:szCs w:val="24"/>
-              </w:rPr>
-            </w:pPr>
-            <w:r>
-              <w:rPr>
-                <w:rFonts w:ascii="Comic Sans MS" w:hAnsi="Comic Sans MS"/>
-                <w:color w:val="13A78C"/>
-                <w:sz w:val="24"/>
-                <w:szCs w:val="24"/>
-              </w:rPr>
-              <w:t>If subclasses are in different files, then you MUST use permits.</w:t>
             </w:r>
           </w:p>
           <w:p>
@@ -8372,13 +9545,11 @@
           <w:p>
             <w:pPr>
               <w:rPr>
-                <w:sz w:val="24"/>
-                <w:szCs w:val="24"/>
-              </w:rPr>
-            </w:pPr>
-            <w:r>
-              <w:rPr>
-                <w:sz w:val="24"/>
+                <w:szCs w:val="24"/>
+              </w:rPr>
+            </w:pPr>
+            <w:r>
+              <w:rPr>
                 <w:szCs w:val="24"/>
               </w:rPr>
               <w:pict w14:anchorId="4C0A68DA">
@@ -8447,13 +9618,11 @@
           <w:p>
             <w:pPr>
               <w:rPr>
-                <w:sz w:val="24"/>
-                <w:szCs w:val="24"/>
-              </w:rPr>
-            </w:pPr>
-            <w:r>
-              <w:rPr>
-                <w:sz w:val="24"/>
+                <w:szCs w:val="24"/>
+              </w:rPr>
+            </w:pPr>
+            <w:r>
+              <w:rPr>
                 <w:szCs w:val="24"/>
               </w:rPr>
               <w:pict w14:anchorId="46653F06">
@@ -8668,13 +9837,11 @@
           <w:p>
             <w:pPr>
               <w:rPr>
-                <w:sz w:val="24"/>
-                <w:szCs w:val="24"/>
-              </w:rPr>
-            </w:pPr>
-            <w:r>
-              <w:rPr>
-                <w:sz w:val="24"/>
+                <w:szCs w:val="24"/>
+              </w:rPr>
+            </w:pPr>
+            <w:r>
+              <w:rPr>
                 <w:szCs w:val="24"/>
               </w:rPr>
               <w:pict w14:anchorId="352F9C20">
@@ -8856,13 +10023,11 @@
           <w:p>
             <w:pPr>
               <w:rPr>
-                <w:sz w:val="24"/>
-                <w:szCs w:val="24"/>
-              </w:rPr>
-            </w:pPr>
-            <w:r>
-              <w:rPr>
-                <w:sz w:val="24"/>
+                <w:szCs w:val="24"/>
+              </w:rPr>
+            </w:pPr>
+            <w:r>
+              <w:rPr>
                 <w:szCs w:val="24"/>
               </w:rPr>
               <w:pict w14:anchorId="7E855462">
@@ -9558,6 +10723,3657 @@
           <w:tcPr>
             <w:tcW w:w="10795" w:type="dxa"/>
           </w:tcPr>
+          <w:p/>
+        </w:tc>
+      </w:tr>
+    </w:tbl>
+    <w:p/>
+    <w:p>
+      <w:pPr>
+        <w:pStyle w:val="Heading3"/>
+      </w:pPr>
+      <w:r>
+        <w:lastRenderedPageBreak/>
+        <w:t xml:space="preserve">Java 18,19,20 </w:t>
+      </w:r>
+    </w:p>
+    <w:tbl>
+      <w:tblPr>
+        <w:tblStyle w:val="TableGrid"/>
+        <w:tblW w:w="0" w:type="auto"/>
+        <w:tblLook w:val="04A0" w:firstRow="1" w:lastRow="0" w:firstColumn="1" w:lastColumn="0" w:noHBand="0" w:noVBand="1"/>
+      </w:tblPr>
+      <w:tblGrid>
+        <w:gridCol w:w="10795"/>
+        <w:gridCol w:w="10795"/>
+      </w:tblGrid>
+      <w:tr>
+        <w:tc>
+          <w:tcPr>
+            <w:tcW w:w="10795" w:type="dxa"/>
+          </w:tcPr>
+          <w:p>
+            <w:pPr>
+              <w:pStyle w:val="Heading1"/>
+              <w:outlineLvl w:val="0"/>
+              <w:rPr>
+                <w:rFonts w:ascii="Times New Roman" w:hAnsi="Times New Roman"/>
+                <w:sz w:val="48"/>
+              </w:rPr>
+            </w:pPr>
+            <w:r>
+              <w:lastRenderedPageBreak/>
+              <w:t xml:space="preserve">3. Java 19/20/21 — Virtual Threads </w:t>
+            </w:r>
+            <w:r>
+              <w:rPr>
+                <w:rFonts w:ascii="Segoe UI Symbol" w:hAnsi="Segoe UI Symbol" w:cs="Segoe UI Symbol"/>
+              </w:rPr>
+              <w:t>⭐⭐⭐⭐⭐</w:t>
+            </w:r>
+          </w:p>
+          <w:p>
+            <w:pPr>
+              <w:pStyle w:val="NormalWeb"/>
+            </w:pPr>
+            <w:r>
+              <w:rPr>
+                <w:rStyle w:val="Strong"/>
+              </w:rPr>
+              <w:t>This is the big one.</w:t>
+            </w:r>
+          </w:p>
+          <w:p>
+            <w:pPr>
+              <w:spacing w:before="100" w:beforeAutospacing="1" w:after="100" w:afterAutospacing="1"/>
+            </w:pPr>
+            <w:r>
+              <w:t xml:space="preserve">If you're interviewing for Java/Spring, </w:t>
+            </w:r>
+            <w:r>
+              <w:rPr>
+                <w:rStyle w:val="Strong"/>
+              </w:rPr>
+              <w:t>you absolutely need to know Virtual Threads.</w:t>
+            </w:r>
+          </w:p>
+          <w:p>
+            <w:pPr>
+              <w:pStyle w:val="NormalWeb"/>
+            </w:pPr>
+            <w:r>
+              <w:t>Java 21 made them permanent.</w:t>
+            </w:r>
+          </w:p>
+          <w:p>
+            <w:pPr>
+              <w:pStyle w:val="HTMLPreformatted"/>
+            </w:pPr>
+            <w:r>
+              <w:rPr>
+                <w:rStyle w:val="m"/>
+              </w:rPr>
+              <w:t>Thread</w:t>
+            </w:r>
+            <w:r>
+              <w:rPr>
+                <w:rStyle w:val="g"/>
+              </w:rPr>
+              <w:t>.</w:t>
+            </w:r>
+            <w:r>
+              <w:rPr>
+                <w:rStyle w:val="m"/>
+              </w:rPr>
+              <w:t>startVirtualThread</w:t>
+            </w:r>
+            <w:r>
+              <w:t>(() -&gt; {</w:t>
+            </w:r>
+          </w:p>
+          <w:p>
+            <w:pPr>
+              <w:pStyle w:val="HTMLPreformatted"/>
+            </w:pPr>
+            <w:r>
+              <w:t xml:space="preserve">    </w:t>
+            </w:r>
+            <w:r>
+              <w:rPr>
+                <w:rStyle w:val="m"/>
+              </w:rPr>
+              <w:t>System</w:t>
+            </w:r>
+            <w:r>
+              <w:rPr>
+                <w:rStyle w:val="g"/>
+              </w:rPr>
+              <w:t>.</w:t>
+            </w:r>
+            <w:r>
+              <w:rPr>
+                <w:rStyle w:val="m"/>
+              </w:rPr>
+              <w:t>out</w:t>
+            </w:r>
+            <w:r>
+              <w:rPr>
+                <w:rStyle w:val="g"/>
+              </w:rPr>
+              <w:t>.</w:t>
+            </w:r>
+            <w:r>
+              <w:rPr>
+                <w:rStyle w:val="m"/>
+              </w:rPr>
+              <w:t>println</w:t>
+            </w:r>
+            <w:r>
+              <w:t>(</w:t>
+            </w:r>
+            <w:r>
+              <w:rPr>
+                <w:rStyle w:val="k"/>
+              </w:rPr>
+              <w:t>"Running in virtual thread"</w:t>
+            </w:r>
+            <w:r>
+              <w:t>);</w:t>
+            </w:r>
+          </w:p>
+          <w:p>
+            <w:pPr>
+              <w:pStyle w:val="HTMLPreformatted"/>
+            </w:pPr>
+            <w:r>
+              <w:t>});</w:t>
+            </w:r>
+          </w:p>
+          <w:p>
+            <w:pPr>
+              <w:pStyle w:val="NormalWeb"/>
+            </w:pPr>
+            <w:r>
+              <w:t>Or:</w:t>
+            </w:r>
+          </w:p>
+          <w:p>
+            <w:pPr>
+              <w:pStyle w:val="HTMLPreformatted"/>
+            </w:pPr>
+            <w:r>
+              <w:rPr>
+                <w:rStyle w:val="g"/>
+              </w:rPr>
+              <w:t>try</w:t>
+            </w:r>
+            <w:r>
+              <w:t xml:space="preserve"> (</w:t>
+            </w:r>
+            <w:r>
+              <w:rPr>
+                <w:rStyle w:val="m"/>
+              </w:rPr>
+              <w:t>var</w:t>
+            </w:r>
+            <w:r>
+              <w:t xml:space="preserve"> </w:t>
+            </w:r>
+            <w:r>
+              <w:rPr>
+                <w:rStyle w:val="m"/>
+              </w:rPr>
+              <w:t>executor</w:t>
+            </w:r>
+            <w:r>
+              <w:t xml:space="preserve"> </w:t>
+            </w:r>
+            <w:r>
+              <w:rPr>
+                <w:rStyle w:val="g"/>
+              </w:rPr>
+              <w:t>=</w:t>
+            </w:r>
+            <w:r>
+              <w:t xml:space="preserve"> </w:t>
+            </w:r>
+            <w:r>
+              <w:rPr>
+                <w:rStyle w:val="m"/>
+              </w:rPr>
+              <w:t>Executors</w:t>
+            </w:r>
+            <w:r>
+              <w:rPr>
+                <w:rStyle w:val="g"/>
+              </w:rPr>
+              <w:t>.</w:t>
+            </w:r>
+            <w:r>
+              <w:rPr>
+                <w:rStyle w:val="m"/>
+              </w:rPr>
+              <w:t>newVirtualThreadPerTaskExecutor</w:t>
+            </w:r>
+            <w:r>
+              <w:t>()) {</w:t>
+            </w:r>
+          </w:p>
+          <w:p>
+            <w:pPr>
+              <w:pStyle w:val="HTMLPreformatted"/>
+            </w:pPr>
+          </w:p>
+          <w:p>
+            <w:pPr>
+              <w:pStyle w:val="HTMLPreformatted"/>
+            </w:pPr>
+            <w:r>
+              <w:t xml:space="preserve">    </w:t>
+            </w:r>
+            <w:r>
+              <w:rPr>
+                <w:rStyle w:val="m"/>
+              </w:rPr>
+              <w:t>executor</w:t>
+            </w:r>
+            <w:r>
+              <w:rPr>
+                <w:rStyle w:val="g"/>
+              </w:rPr>
+              <w:t>.</w:t>
+            </w:r>
+            <w:r>
+              <w:rPr>
+                <w:rStyle w:val="m"/>
+              </w:rPr>
+              <w:t>submit</w:t>
+            </w:r>
+            <w:r>
+              <w:t>(() -&gt; {</w:t>
+            </w:r>
+          </w:p>
+          <w:p>
+            <w:pPr>
+              <w:pStyle w:val="HTMLPreformatted"/>
+            </w:pPr>
+            <w:r>
+              <w:t xml:space="preserve">        </w:t>
+            </w:r>
+            <w:r>
+              <w:rPr>
+                <w:rStyle w:val="e"/>
+                <w:rFonts w:eastAsiaTheme="majorEastAsia"/>
+              </w:rPr>
+              <w:t>// task</w:t>
+            </w:r>
+          </w:p>
+          <w:p>
+            <w:pPr>
+              <w:pStyle w:val="HTMLPreformatted"/>
+            </w:pPr>
+            <w:r>
+              <w:t xml:space="preserve">    });</w:t>
+            </w:r>
+          </w:p>
+          <w:p>
+            <w:pPr>
+              <w:pStyle w:val="HTMLPreformatted"/>
+            </w:pPr>
+          </w:p>
+          <w:p>
+            <w:pPr>
+              <w:pStyle w:val="HTMLPreformatted"/>
+            </w:pPr>
+            <w:r>
+              <w:t>}</w:t>
+            </w:r>
+          </w:p>
+          <w:p>
+            <w:pPr>
+              <w:pStyle w:val="Heading3"/>
+              <w:outlineLvl w:val="2"/>
+            </w:pPr>
+            <w:r>
+              <w:t>Why were virtual threads introduced?</w:t>
+            </w:r>
+          </w:p>
+          <w:p>
+            <w:pPr>
+              <w:spacing w:before="100" w:beforeAutospacing="1" w:after="100" w:afterAutospacing="1"/>
+            </w:pPr>
+            <w:r>
+              <w:t>Traditional Java threads are generally mapped to OS threads.</w:t>
+            </w:r>
+          </w:p>
+          <w:p>
+            <w:pPr>
+              <w:pStyle w:val="NormalWeb"/>
+            </w:pPr>
+            <w:r>
+              <w:t>OS threads are relatively expensive.</w:t>
+            </w:r>
+          </w:p>
+          <w:p>
+            <w:pPr>
+              <w:pStyle w:val="NormalWeb"/>
+            </w:pPr>
+            <w:r>
+              <w:t>Suppose:</w:t>
+            </w:r>
+          </w:p>
+          <w:p>
+            <w:pPr>
+              <w:pStyle w:val="HTMLPreformatted"/>
+            </w:pPr>
+            <w:r>
+              <w:t>10,000 concurrent HTTP requests</w:t>
+            </w:r>
+          </w:p>
+          <w:p>
+            <w:pPr>
+              <w:spacing w:before="100" w:beforeAutospacing="1" w:after="100" w:afterAutospacing="1"/>
+            </w:pPr>
+            <w:r>
+              <w:t>Creating 10,000 platform threads is expensive.</w:t>
+            </w:r>
+          </w:p>
+          <w:p>
+            <w:pPr>
+              <w:spacing w:before="100" w:beforeAutospacing="1" w:after="100" w:afterAutospacing="1"/>
+            </w:pPr>
+            <w:r>
+              <w:t>Virtual threads are lightweight threads managed by the JVM.</w:t>
+            </w:r>
+          </w:p>
+          <w:p>
+            <w:pPr>
+              <w:pStyle w:val="HTMLPreformatted"/>
+            </w:pPr>
+            <w:r>
+              <w:t xml:space="preserve">                    JVM</w:t>
+            </w:r>
+          </w:p>
+          <w:p>
+            <w:pPr>
+              <w:pStyle w:val="HTMLPreformatted"/>
+            </w:pPr>
+            <w:r>
+              <w:t xml:space="preserve">                     |</w:t>
+            </w:r>
+          </w:p>
+          <w:p>
+            <w:pPr>
+              <w:pStyle w:val="HTMLPreformatted"/>
+            </w:pPr>
+            <w:r>
+              <w:t xml:space="preserve">        ┌────────────┼────────────┐</w:t>
+            </w:r>
+          </w:p>
+          <w:p>
+            <w:pPr>
+              <w:pStyle w:val="HTMLPreformatted"/>
+            </w:pPr>
+            <w:r>
+              <w:t xml:space="preserve">        ↓            ↓            ↓</w:t>
+            </w:r>
+          </w:p>
+          <w:p>
+            <w:pPr>
+              <w:pStyle w:val="HTMLPreformatted"/>
+            </w:pPr>
+            <w:r>
+              <w:t xml:space="preserve">   Virtual       Virtual       Virtual</w:t>
+            </w:r>
+          </w:p>
+          <w:p>
+            <w:pPr>
+              <w:pStyle w:val="HTMLPreformatted"/>
+            </w:pPr>
+            <w:r>
+              <w:t xml:space="preserve">   Thread        Thread        Thread</w:t>
+            </w:r>
+          </w:p>
+          <w:p>
+            <w:pPr>
+              <w:pStyle w:val="HTMLPreformatted"/>
+            </w:pPr>
+            <w:r>
+              <w:t xml:space="preserve">        \            |            /</w:t>
+            </w:r>
+          </w:p>
+          <w:p>
+            <w:pPr>
+              <w:pStyle w:val="HTMLPreformatted"/>
+            </w:pPr>
+            <w:r>
+              <w:t xml:space="preserve">         \           |           /</w:t>
+            </w:r>
+          </w:p>
+          <w:p>
+            <w:pPr>
+              <w:pStyle w:val="HTMLPreformatted"/>
+            </w:pPr>
+            <w:r>
+              <w:t xml:space="preserve">              Carrier Threads</w:t>
+            </w:r>
+          </w:p>
+          <w:p>
+            <w:pPr>
+              <w:pStyle w:val="HTMLPreformatted"/>
+            </w:pPr>
+            <w:r>
+              <w:t xml:space="preserve">                    ↓</w:t>
+            </w:r>
+          </w:p>
+          <w:p>
+            <w:pPr>
+              <w:pStyle w:val="HTMLPreformatted"/>
+            </w:pPr>
+            <w:r>
+              <w:t xml:space="preserve">                OS Threads</w:t>
+            </w:r>
+          </w:p>
+          <w:p>
+            <w:pPr>
+              <w:pStyle w:val="NormalWeb"/>
+            </w:pPr>
+            <w:r>
+              <w:lastRenderedPageBreak/>
+              <w:t xml:space="preserve">So you can have </w:t>
+            </w:r>
+            <w:r>
+              <w:rPr>
+                <w:rStyle w:val="Strong"/>
+              </w:rPr>
+              <w:t>very large numbers of concurrent tasks</w:t>
+            </w:r>
+            <w:r>
+              <w:t xml:space="preserve"> without needing an OS thread for each one.</w:t>
+            </w:r>
+          </w:p>
+          <w:p>
+            <w:pPr>
+              <w:pStyle w:val="Heading3"/>
+              <w:outlineLvl w:val="2"/>
+            </w:pPr>
+            <w:r>
+              <w:t>Especially useful for:</w:t>
+            </w:r>
+          </w:p>
+          <w:p>
+            <w:pPr>
+              <w:numPr>
+                <w:ilvl w:val="0"/>
+                <w:numId w:val="27"/>
+              </w:numPr>
+              <w:spacing w:before="100" w:beforeAutospacing="1" w:after="100" w:afterAutospacing="1"/>
+            </w:pPr>
+            <w:r>
+              <w:t xml:space="preserve">REST APIs </w:t>
+            </w:r>
+          </w:p>
+          <w:p>
+            <w:pPr>
+              <w:numPr>
+                <w:ilvl w:val="0"/>
+                <w:numId w:val="27"/>
+              </w:numPr>
+              <w:spacing w:before="100" w:beforeAutospacing="1" w:after="100" w:afterAutospacing="1"/>
+            </w:pPr>
+            <w:r>
+              <w:t xml:space="preserve">Database calls </w:t>
+            </w:r>
+          </w:p>
+          <w:p>
+            <w:pPr>
+              <w:numPr>
+                <w:ilvl w:val="0"/>
+                <w:numId w:val="27"/>
+              </w:numPr>
+              <w:spacing w:before="100" w:beforeAutospacing="1" w:after="100" w:afterAutospacing="1"/>
+            </w:pPr>
+            <w:r>
+              <w:t xml:space="preserve">HTTP calls </w:t>
+            </w:r>
+          </w:p>
+          <w:p>
+            <w:pPr>
+              <w:numPr>
+                <w:ilvl w:val="0"/>
+                <w:numId w:val="27"/>
+              </w:numPr>
+              <w:spacing w:before="100" w:beforeAutospacing="1" w:after="100" w:afterAutospacing="1"/>
+            </w:pPr>
+            <w:r>
+              <w:t xml:space="preserve">Microservices </w:t>
+            </w:r>
+          </w:p>
+          <w:p>
+            <w:pPr>
+              <w:numPr>
+                <w:ilvl w:val="0"/>
+                <w:numId w:val="27"/>
+              </w:numPr>
+              <w:spacing w:before="100" w:beforeAutospacing="1" w:after="100" w:afterAutospacing="1"/>
+            </w:pPr>
+            <w:r>
+              <w:t xml:space="preserve">I/O-heavy applications </w:t>
+            </w:r>
+          </w:p>
+          <w:p>
+            <w:pPr>
+              <w:pStyle w:val="Heading3"/>
+              <w:outlineLvl w:val="2"/>
+            </w:pPr>
+            <w:r>
+              <w:t>Interview question</w:t>
+            </w:r>
+          </w:p>
+          <w:p>
+            <w:pPr>
+              <w:spacing w:before="100" w:beforeAutospacing="1" w:after="100" w:afterAutospacing="1"/>
+            </w:pPr>
+            <w:r>
+              <w:rPr>
+                <w:rStyle w:val="Strong"/>
+              </w:rPr>
+              <w:t>Virtual threads improve CPU performance, right?</w:t>
+            </w:r>
+          </w:p>
+          <w:p>
+            <w:pPr>
+              <w:pStyle w:val="NormalWeb"/>
+            </w:pPr>
+            <w:r>
+              <w:rPr>
+                <w:rStyle w:val="Strong"/>
+              </w:rPr>
+              <w:t>No.</w:t>
+            </w:r>
+          </w:p>
+          <w:p>
+            <w:pPr>
+              <w:pStyle w:val="NormalWeb"/>
+            </w:pPr>
+            <w:r>
+              <w:t>That's a common trap.</w:t>
+            </w:r>
+          </w:p>
+          <w:p>
+            <w:pPr>
+              <w:pStyle w:val="NormalWeb"/>
+            </w:pPr>
+            <w:r>
+              <w:t xml:space="preserve">Virtual threads primarily improve </w:t>
+            </w:r>
+            <w:r>
+              <w:rPr>
+                <w:rStyle w:val="Strong"/>
+              </w:rPr>
+              <w:t>concurrency/throughput for I/O-bound workloads</w:t>
+            </w:r>
+            <w:r>
+              <w:t>.</w:t>
+            </w:r>
+          </w:p>
+          <w:p>
+            <w:pPr>
+              <w:pStyle w:val="NormalWeb"/>
+            </w:pPr>
+            <w:r>
+              <w:t>If you have CPU-heavy work:</w:t>
+            </w:r>
+          </w:p>
+          <w:p>
+            <w:pPr>
+              <w:pStyle w:val="HTMLPreformatted"/>
+            </w:pPr>
+            <w:r>
+              <w:t>complex calculation</w:t>
+            </w:r>
+          </w:p>
+          <w:p>
+            <w:pPr>
+              <w:pStyle w:val="HTMLPreformatted"/>
+            </w:pPr>
+            <w:r>
+              <w:t>image processing</w:t>
+            </w:r>
+          </w:p>
+          <w:p>
+            <w:pPr>
+              <w:pStyle w:val="HTMLPreformatted"/>
+            </w:pPr>
+            <w:r>
+              <w:t>large computation</w:t>
+            </w:r>
+          </w:p>
+          <w:p>
+            <w:pPr>
+              <w:spacing w:before="100" w:beforeAutospacing="1" w:after="100" w:afterAutospacing="1"/>
+            </w:pPr>
+            <w:r>
+              <w:t>virtual threads don't magically give you more CPU.</w:t>
+            </w:r>
+          </w:p>
+          <w:p>
+            <w:pPr>
+              <w:pStyle w:val="Heading3"/>
+              <w:outlineLvl w:val="2"/>
+            </w:pPr>
+            <w:r>
+              <w:t>Very important interview answer</w:t>
+            </w:r>
+          </w:p>
+          <w:p>
+            <w:pPr>
+              <w:spacing w:before="100" w:beforeAutospacing="1" w:after="100" w:afterAutospacing="1"/>
+            </w:pPr>
+            <w:r>
+              <w:rPr>
+                <w:rStyle w:val="Strong"/>
+              </w:rPr>
+              <w:t>"Virtual threads are lightweight JVM-managed threads designed to make high-throughput concurrent applications easier to write, especially when tasks spend significant time waiting on I/O."</w:t>
+            </w:r>
+          </w:p>
+          <w:p/>
+        </w:tc>
+        <w:tc>
+          <w:tcPr>
+            <w:tcW w:w="10795" w:type="dxa"/>
+          </w:tcPr>
+          <w:p/>
+        </w:tc>
+      </w:tr>
+    </w:tbl>
+    <w:p/>
+    <w:p>
+      <w:pPr>
+        <w:pStyle w:val="Heading3"/>
+      </w:pPr>
+      <w:r>
+        <w:lastRenderedPageBreak/>
+        <w:t>Java 21</w:t>
+      </w:r>
+    </w:p>
+    <w:tbl>
+      <w:tblPr>
+        <w:tblStyle w:val="TableGrid"/>
+        <w:tblW w:w="0" w:type="auto"/>
+        <w:tblLook w:val="04A0" w:firstRow="1" w:lastRow="0" w:firstColumn="1" w:lastColumn="0" w:noHBand="0" w:noVBand="1"/>
+      </w:tblPr>
+      <w:tblGrid>
+        <w:gridCol w:w="10795"/>
+        <w:gridCol w:w="10795"/>
+      </w:tblGrid>
+      <w:tr>
+        <w:tc>
+          <w:tcPr>
+            <w:tcW w:w="10795" w:type="dxa"/>
+          </w:tcPr>
+          <w:p>
+            <w:pPr>
+              <w:pStyle w:val="Heading1"/>
+              <w:outlineLvl w:val="0"/>
+              <w:rPr>
+                <w:rFonts w:ascii="Times New Roman" w:hAnsi="Times New Roman"/>
+                <w:sz w:val="48"/>
+              </w:rPr>
+            </w:pPr>
+            <w:r>
+              <w:t xml:space="preserve">Java 21 — Pattern Matching for </w:t>
+            </w:r>
+            <w:r>
+              <w:rPr>
+                <w:rStyle w:val="HTMLCode"/>
+                <w:rFonts w:eastAsiaTheme="majorEastAsia"/>
+              </w:rPr>
+              <w:t>switch</w:t>
+            </w:r>
+            <w:r>
+              <w:t xml:space="preserve"> </w:t>
+            </w:r>
+            <w:r>
+              <w:rPr>
+                <w:rFonts w:ascii="Segoe UI Symbol" w:hAnsi="Segoe UI Symbol" w:cs="Segoe UI Symbol"/>
+              </w:rPr>
+              <w:t>⭐⭐⭐⭐⭐</w:t>
+            </w:r>
+          </w:p>
+          <w:p>
+            <w:pPr>
+              <w:spacing w:before="100" w:beforeAutospacing="1" w:after="100" w:afterAutospacing="1"/>
+            </w:pPr>
+            <w:r>
+              <w:t>You already know:</w:t>
+            </w:r>
+          </w:p>
+          <w:p>
+            <w:pPr>
+              <w:pStyle w:val="HTMLPreformatted"/>
+            </w:pPr>
+            <w:r>
+              <w:rPr>
+                <w:rStyle w:val="g"/>
+                <w:rFonts w:eastAsiaTheme="majorEastAsia"/>
+              </w:rPr>
+              <w:t>if</w:t>
+            </w:r>
+            <w:r>
+              <w:t xml:space="preserve"> (</w:t>
+            </w:r>
+            <w:r>
+              <w:rPr>
+                <w:rStyle w:val="m"/>
+              </w:rPr>
+              <w:t>obj</w:t>
+            </w:r>
+            <w:r>
+              <w:t xml:space="preserve"> </w:t>
+            </w:r>
+            <w:r>
+              <w:rPr>
+                <w:rStyle w:val="g"/>
+                <w:rFonts w:eastAsiaTheme="majorEastAsia"/>
+              </w:rPr>
+              <w:t>instanceof</w:t>
+            </w:r>
+            <w:r>
+              <w:t xml:space="preserve"> </w:t>
+            </w:r>
+            <w:r>
+              <w:rPr>
+                <w:rStyle w:val="m"/>
+              </w:rPr>
+              <w:t>String</w:t>
+            </w:r>
+            <w:r>
+              <w:t xml:space="preserve"> </w:t>
+            </w:r>
+            <w:r>
+              <w:rPr>
+                <w:b/>
+                <w:sz w:val="28"/>
+              </w:rPr>
+              <w:t>s</w:t>
+            </w:r>
+            <w:r>
+              <w:t>) {</w:t>
+            </w:r>
+          </w:p>
+          <w:p>
+            <w:pPr>
+              <w:pStyle w:val="HTMLPreformatted"/>
+            </w:pPr>
+            <w:r>
+              <w:t xml:space="preserve">    </w:t>
+            </w:r>
+            <w:r>
+              <w:rPr>
+                <w:rStyle w:val="m"/>
+              </w:rPr>
+              <w:t>System</w:t>
+            </w:r>
+            <w:r>
+              <w:rPr>
+                <w:rStyle w:val="g"/>
+                <w:rFonts w:eastAsiaTheme="majorEastAsia"/>
+              </w:rPr>
+              <w:t>.</w:t>
+            </w:r>
+            <w:r>
+              <w:rPr>
+                <w:rStyle w:val="m"/>
+              </w:rPr>
+              <w:t>out</w:t>
+            </w:r>
+            <w:r>
+              <w:rPr>
+                <w:rStyle w:val="g"/>
+                <w:rFonts w:eastAsiaTheme="majorEastAsia"/>
+              </w:rPr>
+              <w:t>.</w:t>
+            </w:r>
+            <w:r>
+              <w:rPr>
+                <w:rStyle w:val="m"/>
+              </w:rPr>
+              <w:t>println</w:t>
+            </w:r>
+            <w:r>
+              <w:t>(</w:t>
+            </w:r>
+            <w:r>
+              <w:rPr>
+                <w:rStyle w:val="m"/>
+              </w:rPr>
+              <w:t>s</w:t>
+            </w:r>
+            <w:r>
+              <w:rPr>
+                <w:rStyle w:val="g"/>
+                <w:rFonts w:eastAsiaTheme="majorEastAsia"/>
+              </w:rPr>
+              <w:t>.</w:t>
+            </w:r>
+            <w:r>
+              <w:rPr>
+                <w:rStyle w:val="m"/>
+              </w:rPr>
+              <w:t>length</w:t>
+            </w:r>
+            <w:r>
+              <w:t>());</w:t>
+            </w:r>
+          </w:p>
+          <w:p>
+            <w:pPr>
+              <w:pStyle w:val="HTMLPreformatted"/>
+            </w:pPr>
+            <w:r>
+              <w:t>}</w:t>
+            </w:r>
+          </w:p>
+          <w:p>
+            <w:pPr>
+              <w:pStyle w:val="NormalWeb"/>
+              <w:rPr>
+                <w:rFonts w:ascii="Comic Sans MS" w:hAnsi="Comic Sans MS"/>
+              </w:rPr>
+            </w:pPr>
+            <w:r>
+              <w:rPr>
+                <w:rFonts w:ascii="Comic Sans MS" w:hAnsi="Comic Sans MS"/>
+              </w:rPr>
+              <w:t xml:space="preserve">Java 21 extends this idea to </w:t>
+            </w:r>
+            <w:r>
+              <w:rPr>
+                <w:rStyle w:val="HTMLCode"/>
+                <w:rFonts w:ascii="Comic Sans MS" w:hAnsi="Comic Sans MS"/>
+                <w:sz w:val="24"/>
+                <w:szCs w:val="24"/>
+              </w:rPr>
+              <w:t>switch</w:t>
+            </w:r>
+            <w:r>
+              <w:rPr>
+                <w:rFonts w:ascii="Comic Sans MS" w:hAnsi="Comic Sans MS"/>
+              </w:rPr>
+              <w:t>.</w:t>
+            </w:r>
+          </w:p>
+          <w:p>
+            <w:pPr>
+              <w:pStyle w:val="HTMLPreformatted"/>
+              <w:rPr>
+                <w:rFonts w:ascii="Comic Sans MS" w:hAnsi="Comic Sans MS"/>
+                <w:sz w:val="24"/>
+                <w:szCs w:val="24"/>
+              </w:rPr>
+            </w:pPr>
+            <w:r>
+              <w:rPr>
+                <w:rStyle w:val="g"/>
+                <w:rFonts w:ascii="Comic Sans MS" w:eastAsiaTheme="majorEastAsia" w:hAnsi="Comic Sans MS"/>
+                <w:sz w:val="24"/>
+                <w:szCs w:val="24"/>
+              </w:rPr>
+              <w:t>static</w:t>
+            </w:r>
+            <w:r>
+              <w:rPr>
+                <w:rFonts w:ascii="Comic Sans MS" w:hAnsi="Comic Sans MS"/>
+                <w:sz w:val="24"/>
+                <w:szCs w:val="24"/>
+              </w:rPr>
+              <w:t xml:space="preserve"> </w:t>
+            </w:r>
+            <w:r>
+              <w:rPr>
+                <w:rStyle w:val="m"/>
+                <w:rFonts w:ascii="Comic Sans MS" w:hAnsi="Comic Sans MS"/>
+                <w:sz w:val="24"/>
+                <w:szCs w:val="24"/>
+              </w:rPr>
+              <w:t>String</w:t>
+            </w:r>
+            <w:r>
+              <w:rPr>
+                <w:rFonts w:ascii="Comic Sans MS" w:hAnsi="Comic Sans MS"/>
+                <w:sz w:val="24"/>
+                <w:szCs w:val="24"/>
+              </w:rPr>
+              <w:t xml:space="preserve"> </w:t>
+            </w:r>
+            <w:r>
+              <w:rPr>
+                <w:rStyle w:val="m"/>
+                <w:rFonts w:ascii="Comic Sans MS" w:hAnsi="Comic Sans MS"/>
+                <w:sz w:val="24"/>
+                <w:szCs w:val="24"/>
+              </w:rPr>
+              <w:t>process</w:t>
+            </w:r>
+            <w:r>
+              <w:rPr>
+                <w:rFonts w:ascii="Comic Sans MS" w:hAnsi="Comic Sans MS"/>
+                <w:sz w:val="24"/>
+                <w:szCs w:val="24"/>
+              </w:rPr>
+              <w:t>(</w:t>
+            </w:r>
+            <w:r>
+              <w:rPr>
+                <w:rStyle w:val="m"/>
+                <w:rFonts w:ascii="Comic Sans MS" w:hAnsi="Comic Sans MS"/>
+                <w:sz w:val="24"/>
+                <w:szCs w:val="24"/>
+              </w:rPr>
+              <w:t>Object</w:t>
+            </w:r>
+            <w:r>
+              <w:rPr>
+                <w:rFonts w:ascii="Comic Sans MS" w:hAnsi="Comic Sans MS"/>
+                <w:sz w:val="24"/>
+                <w:szCs w:val="24"/>
+              </w:rPr>
+              <w:t xml:space="preserve"> </w:t>
+            </w:r>
+            <w:r>
+              <w:rPr>
+                <w:rStyle w:val="m"/>
+                <w:rFonts w:ascii="Comic Sans MS" w:hAnsi="Comic Sans MS"/>
+                <w:sz w:val="24"/>
+                <w:szCs w:val="24"/>
+              </w:rPr>
+              <w:t>obj</w:t>
+            </w:r>
+            <w:r>
+              <w:rPr>
+                <w:rFonts w:ascii="Comic Sans MS" w:hAnsi="Comic Sans MS"/>
+                <w:sz w:val="24"/>
+                <w:szCs w:val="24"/>
+              </w:rPr>
+              <w:t>) {</w:t>
+            </w:r>
+          </w:p>
+          <w:p>
+            <w:pPr>
+              <w:pStyle w:val="HTMLPreformatted"/>
+              <w:rPr>
+                <w:rFonts w:ascii="Comic Sans MS" w:hAnsi="Comic Sans MS"/>
+                <w:sz w:val="24"/>
+                <w:szCs w:val="24"/>
+              </w:rPr>
+            </w:pPr>
+          </w:p>
+          <w:p>
+            <w:pPr>
+              <w:pStyle w:val="HTMLPreformatted"/>
+              <w:rPr>
+                <w:rFonts w:ascii="Comic Sans MS" w:hAnsi="Comic Sans MS"/>
+                <w:sz w:val="24"/>
+                <w:szCs w:val="24"/>
+              </w:rPr>
+            </w:pPr>
+            <w:r>
+              <w:rPr>
+                <w:rFonts w:ascii="Comic Sans MS" w:hAnsi="Comic Sans MS"/>
+                <w:sz w:val="24"/>
+                <w:szCs w:val="24"/>
+              </w:rPr>
+              <w:t xml:space="preserve">    </w:t>
+            </w:r>
+            <w:r>
+              <w:rPr>
+                <w:rStyle w:val="g"/>
+                <w:rFonts w:ascii="Comic Sans MS" w:eastAsiaTheme="majorEastAsia" w:hAnsi="Comic Sans MS"/>
+                <w:sz w:val="24"/>
+                <w:szCs w:val="24"/>
+              </w:rPr>
+              <w:t>return</w:t>
+            </w:r>
+            <w:r>
+              <w:rPr>
+                <w:rFonts w:ascii="Comic Sans MS" w:hAnsi="Comic Sans MS"/>
+                <w:sz w:val="24"/>
+                <w:szCs w:val="24"/>
+              </w:rPr>
+              <w:t xml:space="preserve"> </w:t>
+            </w:r>
+            <w:r>
+              <w:rPr>
+                <w:rStyle w:val="g"/>
+                <w:rFonts w:ascii="Comic Sans MS" w:eastAsiaTheme="majorEastAsia" w:hAnsi="Comic Sans MS"/>
+                <w:sz w:val="24"/>
+                <w:szCs w:val="24"/>
+              </w:rPr>
+              <w:t>switch</w:t>
+            </w:r>
+            <w:r>
+              <w:rPr>
+                <w:rFonts w:ascii="Comic Sans MS" w:hAnsi="Comic Sans MS"/>
+                <w:sz w:val="24"/>
+                <w:szCs w:val="24"/>
+              </w:rPr>
+              <w:t xml:space="preserve"> (</w:t>
+            </w:r>
+            <w:r>
+              <w:rPr>
+                <w:rStyle w:val="m"/>
+                <w:rFonts w:ascii="Comic Sans MS" w:hAnsi="Comic Sans MS"/>
+                <w:sz w:val="24"/>
+                <w:szCs w:val="24"/>
+              </w:rPr>
+              <w:t>obj</w:t>
+            </w:r>
+            <w:r>
+              <w:rPr>
+                <w:rFonts w:ascii="Comic Sans MS" w:hAnsi="Comic Sans MS"/>
+                <w:sz w:val="24"/>
+                <w:szCs w:val="24"/>
+              </w:rPr>
+              <w:t>) {</w:t>
+            </w:r>
+          </w:p>
+          <w:p>
+            <w:pPr>
+              <w:pStyle w:val="HTMLPreformatted"/>
+              <w:rPr>
+                <w:rFonts w:ascii="Comic Sans MS" w:hAnsi="Comic Sans MS"/>
+                <w:sz w:val="24"/>
+                <w:szCs w:val="24"/>
+              </w:rPr>
+            </w:pPr>
+          </w:p>
+          <w:p>
+            <w:pPr>
+              <w:pStyle w:val="HTMLPreformatted"/>
+              <w:rPr>
+                <w:rFonts w:ascii="Comic Sans MS" w:hAnsi="Comic Sans MS"/>
+                <w:sz w:val="24"/>
+                <w:szCs w:val="24"/>
+              </w:rPr>
+            </w:pPr>
+            <w:r>
+              <w:rPr>
+                <w:rFonts w:ascii="Comic Sans MS" w:hAnsi="Comic Sans MS"/>
+                <w:sz w:val="24"/>
+                <w:szCs w:val="24"/>
+              </w:rPr>
+              <w:t xml:space="preserve">        </w:t>
+            </w:r>
+            <w:r>
+              <w:rPr>
+                <w:rStyle w:val="g"/>
+                <w:rFonts w:ascii="Comic Sans MS" w:eastAsiaTheme="majorEastAsia" w:hAnsi="Comic Sans MS"/>
+                <w:sz w:val="24"/>
+                <w:szCs w:val="24"/>
+              </w:rPr>
+              <w:t>case</w:t>
+            </w:r>
+            <w:r>
+              <w:rPr>
+                <w:rFonts w:ascii="Comic Sans MS" w:hAnsi="Comic Sans MS"/>
+                <w:sz w:val="24"/>
+                <w:szCs w:val="24"/>
+              </w:rPr>
+              <w:t xml:space="preserve"> </w:t>
+            </w:r>
+            <w:r>
+              <w:rPr>
+                <w:rStyle w:val="m"/>
+                <w:rFonts w:ascii="Comic Sans MS" w:hAnsi="Comic Sans MS"/>
+                <w:sz w:val="24"/>
+                <w:szCs w:val="24"/>
+              </w:rPr>
+              <w:t>Integer</w:t>
+            </w:r>
+            <w:r>
+              <w:rPr>
+                <w:rFonts w:ascii="Comic Sans MS" w:hAnsi="Comic Sans MS"/>
+                <w:sz w:val="24"/>
+                <w:szCs w:val="24"/>
+              </w:rPr>
+              <w:t xml:space="preserve"> </w:t>
+            </w:r>
+            <w:r>
+              <w:rPr>
+                <w:rStyle w:val="m"/>
+                <w:rFonts w:ascii="Comic Sans MS" w:hAnsi="Comic Sans MS"/>
+                <w:sz w:val="24"/>
+                <w:szCs w:val="24"/>
+              </w:rPr>
+              <w:t>i</w:t>
+            </w:r>
+            <w:r>
+              <w:rPr>
+                <w:rFonts w:ascii="Comic Sans MS" w:hAnsi="Comic Sans MS"/>
+                <w:sz w:val="24"/>
+                <w:szCs w:val="24"/>
+              </w:rPr>
+              <w:t xml:space="preserve"> -&gt; </w:t>
+            </w:r>
+            <w:r>
+              <w:rPr>
+                <w:rStyle w:val="k"/>
+                <w:rFonts w:ascii="Comic Sans MS" w:hAnsi="Comic Sans MS"/>
+                <w:sz w:val="24"/>
+                <w:szCs w:val="24"/>
+              </w:rPr>
+              <w:t>"Integer: "</w:t>
+            </w:r>
+            <w:r>
+              <w:rPr>
+                <w:rFonts w:ascii="Comic Sans MS" w:hAnsi="Comic Sans MS"/>
+                <w:sz w:val="24"/>
+                <w:szCs w:val="24"/>
+              </w:rPr>
+              <w:t xml:space="preserve"> </w:t>
+            </w:r>
+            <w:r>
+              <w:rPr>
+                <w:rStyle w:val="g"/>
+                <w:rFonts w:ascii="Comic Sans MS" w:eastAsiaTheme="majorEastAsia" w:hAnsi="Comic Sans MS"/>
+                <w:sz w:val="24"/>
+                <w:szCs w:val="24"/>
+              </w:rPr>
+              <w:t>+</w:t>
+            </w:r>
+            <w:r>
+              <w:rPr>
+                <w:rFonts w:ascii="Comic Sans MS" w:hAnsi="Comic Sans MS"/>
+                <w:sz w:val="24"/>
+                <w:szCs w:val="24"/>
+              </w:rPr>
+              <w:t xml:space="preserve"> </w:t>
+            </w:r>
+            <w:r>
+              <w:rPr>
+                <w:rStyle w:val="m"/>
+                <w:rFonts w:ascii="Comic Sans MS" w:hAnsi="Comic Sans MS"/>
+                <w:sz w:val="24"/>
+                <w:szCs w:val="24"/>
+              </w:rPr>
+              <w:t>i</w:t>
+            </w:r>
+            <w:r>
+              <w:rPr>
+                <w:rFonts w:ascii="Comic Sans MS" w:hAnsi="Comic Sans MS"/>
+                <w:sz w:val="24"/>
+                <w:szCs w:val="24"/>
+              </w:rPr>
+              <w:t>;</w:t>
+            </w:r>
+          </w:p>
+          <w:p>
+            <w:pPr>
+              <w:pStyle w:val="HTMLPreformatted"/>
+              <w:rPr>
+                <w:rFonts w:ascii="Comic Sans MS" w:hAnsi="Comic Sans MS"/>
+                <w:sz w:val="24"/>
+                <w:szCs w:val="24"/>
+              </w:rPr>
+            </w:pPr>
+          </w:p>
+          <w:p>
+            <w:pPr>
+              <w:pStyle w:val="HTMLPreformatted"/>
+              <w:rPr>
+                <w:rFonts w:ascii="Comic Sans MS" w:hAnsi="Comic Sans MS"/>
+                <w:sz w:val="24"/>
+                <w:szCs w:val="24"/>
+              </w:rPr>
+            </w:pPr>
+            <w:r>
+              <w:rPr>
+                <w:rFonts w:ascii="Comic Sans MS" w:hAnsi="Comic Sans MS"/>
+                <w:sz w:val="24"/>
+                <w:szCs w:val="24"/>
+              </w:rPr>
+              <w:t xml:space="preserve">        </w:t>
+            </w:r>
+            <w:r>
+              <w:rPr>
+                <w:rStyle w:val="g"/>
+                <w:rFonts w:ascii="Comic Sans MS" w:eastAsiaTheme="majorEastAsia" w:hAnsi="Comic Sans MS"/>
+                <w:sz w:val="24"/>
+                <w:szCs w:val="24"/>
+              </w:rPr>
+              <w:t>case</w:t>
+            </w:r>
+            <w:r>
+              <w:rPr>
+                <w:rFonts w:ascii="Comic Sans MS" w:hAnsi="Comic Sans MS"/>
+                <w:sz w:val="24"/>
+                <w:szCs w:val="24"/>
+              </w:rPr>
+              <w:t xml:space="preserve"> </w:t>
+            </w:r>
+            <w:r>
+              <w:rPr>
+                <w:rStyle w:val="m"/>
+                <w:rFonts w:ascii="Comic Sans MS" w:hAnsi="Comic Sans MS"/>
+                <w:sz w:val="24"/>
+                <w:szCs w:val="24"/>
+              </w:rPr>
+              <w:t>String</w:t>
+            </w:r>
+            <w:r>
+              <w:rPr>
+                <w:rFonts w:ascii="Comic Sans MS" w:hAnsi="Comic Sans MS"/>
+                <w:sz w:val="24"/>
+                <w:szCs w:val="24"/>
+              </w:rPr>
+              <w:t xml:space="preserve"> </w:t>
+            </w:r>
+            <w:r>
+              <w:rPr>
+                <w:rStyle w:val="m"/>
+                <w:rFonts w:ascii="Comic Sans MS" w:hAnsi="Comic Sans MS"/>
+                <w:sz w:val="24"/>
+                <w:szCs w:val="24"/>
+              </w:rPr>
+              <w:t>s</w:t>
+            </w:r>
+            <w:r>
+              <w:rPr>
+                <w:rFonts w:ascii="Comic Sans MS" w:hAnsi="Comic Sans MS"/>
+                <w:sz w:val="24"/>
+                <w:szCs w:val="24"/>
+              </w:rPr>
+              <w:t xml:space="preserve"> -&gt; </w:t>
+            </w:r>
+            <w:r>
+              <w:rPr>
+                <w:rStyle w:val="k"/>
+                <w:rFonts w:ascii="Comic Sans MS" w:hAnsi="Comic Sans MS"/>
+                <w:sz w:val="24"/>
+                <w:szCs w:val="24"/>
+              </w:rPr>
+              <w:t>"String: "</w:t>
+            </w:r>
+            <w:r>
+              <w:rPr>
+                <w:rFonts w:ascii="Comic Sans MS" w:hAnsi="Comic Sans MS"/>
+                <w:sz w:val="24"/>
+                <w:szCs w:val="24"/>
+              </w:rPr>
+              <w:t xml:space="preserve"> </w:t>
+            </w:r>
+            <w:r>
+              <w:rPr>
+                <w:rStyle w:val="g"/>
+                <w:rFonts w:ascii="Comic Sans MS" w:eastAsiaTheme="majorEastAsia" w:hAnsi="Comic Sans MS"/>
+                <w:sz w:val="24"/>
+                <w:szCs w:val="24"/>
+              </w:rPr>
+              <w:t>+</w:t>
+            </w:r>
+            <w:r>
+              <w:rPr>
+                <w:rFonts w:ascii="Comic Sans MS" w:hAnsi="Comic Sans MS"/>
+                <w:sz w:val="24"/>
+                <w:szCs w:val="24"/>
+              </w:rPr>
+              <w:t xml:space="preserve"> </w:t>
+            </w:r>
+            <w:r>
+              <w:rPr>
+                <w:rStyle w:val="m"/>
+                <w:rFonts w:ascii="Comic Sans MS" w:hAnsi="Comic Sans MS"/>
+                <w:sz w:val="24"/>
+                <w:szCs w:val="24"/>
+              </w:rPr>
+              <w:t>s</w:t>
+            </w:r>
+            <w:r>
+              <w:rPr>
+                <w:rFonts w:ascii="Comic Sans MS" w:hAnsi="Comic Sans MS"/>
+                <w:sz w:val="24"/>
+                <w:szCs w:val="24"/>
+              </w:rPr>
+              <w:t>;</w:t>
+            </w:r>
+          </w:p>
+          <w:p>
+            <w:pPr>
+              <w:pStyle w:val="HTMLPreformatted"/>
+              <w:rPr>
+                <w:rFonts w:ascii="Comic Sans MS" w:hAnsi="Comic Sans MS"/>
+                <w:sz w:val="24"/>
+                <w:szCs w:val="24"/>
+              </w:rPr>
+            </w:pPr>
+          </w:p>
+          <w:p>
+            <w:pPr>
+              <w:pStyle w:val="HTMLPreformatted"/>
+              <w:rPr>
+                <w:rFonts w:ascii="Comic Sans MS" w:hAnsi="Comic Sans MS"/>
+                <w:sz w:val="24"/>
+                <w:szCs w:val="24"/>
+              </w:rPr>
+            </w:pPr>
+            <w:r>
+              <w:rPr>
+                <w:rFonts w:ascii="Comic Sans MS" w:hAnsi="Comic Sans MS"/>
+                <w:sz w:val="24"/>
+                <w:szCs w:val="24"/>
+              </w:rPr>
+              <w:t xml:space="preserve">        </w:t>
+            </w:r>
+            <w:r>
+              <w:rPr>
+                <w:rStyle w:val="g"/>
+                <w:rFonts w:ascii="Comic Sans MS" w:eastAsiaTheme="majorEastAsia" w:hAnsi="Comic Sans MS"/>
+                <w:sz w:val="24"/>
+                <w:szCs w:val="24"/>
+              </w:rPr>
+              <w:t>case</w:t>
+            </w:r>
+            <w:r>
+              <w:rPr>
+                <w:rFonts w:ascii="Comic Sans MS" w:hAnsi="Comic Sans MS"/>
+                <w:sz w:val="24"/>
+                <w:szCs w:val="24"/>
+              </w:rPr>
+              <w:t xml:space="preserve"> </w:t>
+            </w:r>
+            <w:r>
+              <w:rPr>
+                <w:rStyle w:val="j"/>
+                <w:rFonts w:ascii="Comic Sans MS" w:hAnsi="Comic Sans MS"/>
+                <w:sz w:val="24"/>
+                <w:szCs w:val="24"/>
+              </w:rPr>
+              <w:t>null</w:t>
+            </w:r>
+            <w:r>
+              <w:rPr>
+                <w:rFonts w:ascii="Comic Sans MS" w:hAnsi="Comic Sans MS"/>
+                <w:sz w:val="24"/>
+                <w:szCs w:val="24"/>
+              </w:rPr>
+              <w:t xml:space="preserve"> -&gt; </w:t>
+            </w:r>
+            <w:r>
+              <w:rPr>
+                <w:rStyle w:val="k"/>
+                <w:rFonts w:ascii="Comic Sans MS" w:hAnsi="Comic Sans MS"/>
+                <w:sz w:val="24"/>
+                <w:szCs w:val="24"/>
+              </w:rPr>
+              <w:t>"null"</w:t>
+            </w:r>
+            <w:r>
+              <w:rPr>
+                <w:rFonts w:ascii="Comic Sans MS" w:hAnsi="Comic Sans MS"/>
+                <w:sz w:val="24"/>
+                <w:szCs w:val="24"/>
+              </w:rPr>
+              <w:t>;</w:t>
+            </w:r>
+          </w:p>
+          <w:p>
+            <w:pPr>
+              <w:pStyle w:val="HTMLPreformatted"/>
+              <w:rPr>
+                <w:rFonts w:ascii="Comic Sans MS" w:hAnsi="Comic Sans MS"/>
+                <w:sz w:val="24"/>
+                <w:szCs w:val="24"/>
+              </w:rPr>
+            </w:pPr>
+          </w:p>
+          <w:p>
+            <w:pPr>
+              <w:pStyle w:val="HTMLPreformatted"/>
+              <w:rPr>
+                <w:rFonts w:ascii="Comic Sans MS" w:hAnsi="Comic Sans MS"/>
+                <w:sz w:val="24"/>
+                <w:szCs w:val="24"/>
+              </w:rPr>
+            </w:pPr>
+            <w:r>
+              <w:rPr>
+                <w:rFonts w:ascii="Comic Sans MS" w:hAnsi="Comic Sans MS"/>
+                <w:sz w:val="24"/>
+                <w:szCs w:val="24"/>
+              </w:rPr>
+              <w:t xml:space="preserve">        </w:t>
+            </w:r>
+            <w:r>
+              <w:rPr>
+                <w:rStyle w:val="g"/>
+                <w:rFonts w:ascii="Comic Sans MS" w:eastAsiaTheme="majorEastAsia" w:hAnsi="Comic Sans MS"/>
+                <w:sz w:val="24"/>
+                <w:szCs w:val="24"/>
+              </w:rPr>
+              <w:t>default</w:t>
+            </w:r>
+            <w:r>
+              <w:rPr>
+                <w:rFonts w:ascii="Comic Sans MS" w:hAnsi="Comic Sans MS"/>
+                <w:sz w:val="24"/>
+                <w:szCs w:val="24"/>
+              </w:rPr>
+              <w:t xml:space="preserve"> -&gt; </w:t>
+            </w:r>
+            <w:r>
+              <w:rPr>
+                <w:rStyle w:val="k"/>
+                <w:rFonts w:ascii="Comic Sans MS" w:hAnsi="Comic Sans MS"/>
+                <w:sz w:val="24"/>
+                <w:szCs w:val="24"/>
+              </w:rPr>
+              <w:t>"Unknown"</w:t>
+            </w:r>
+            <w:r>
+              <w:rPr>
+                <w:rFonts w:ascii="Comic Sans MS" w:hAnsi="Comic Sans MS"/>
+                <w:sz w:val="24"/>
+                <w:szCs w:val="24"/>
+              </w:rPr>
+              <w:t>;</w:t>
+            </w:r>
+          </w:p>
+          <w:p>
+            <w:pPr>
+              <w:pStyle w:val="HTMLPreformatted"/>
+              <w:rPr>
+                <w:rFonts w:ascii="Comic Sans MS" w:hAnsi="Comic Sans MS"/>
+                <w:sz w:val="24"/>
+                <w:szCs w:val="24"/>
+              </w:rPr>
+            </w:pPr>
+          </w:p>
+          <w:p>
+            <w:pPr>
+              <w:pStyle w:val="HTMLPreformatted"/>
+              <w:rPr>
+                <w:rFonts w:ascii="Comic Sans MS" w:hAnsi="Comic Sans MS"/>
+                <w:sz w:val="24"/>
+                <w:szCs w:val="24"/>
+              </w:rPr>
+            </w:pPr>
+            <w:r>
+              <w:rPr>
+                <w:rFonts w:ascii="Comic Sans MS" w:hAnsi="Comic Sans MS"/>
+                <w:sz w:val="24"/>
+                <w:szCs w:val="24"/>
+              </w:rPr>
+              <w:t xml:space="preserve">    };</w:t>
+            </w:r>
+          </w:p>
+          <w:p>
+            <w:pPr>
+              <w:pStyle w:val="HTMLPreformatted"/>
+              <w:rPr>
+                <w:rFonts w:ascii="Comic Sans MS" w:hAnsi="Comic Sans MS"/>
+                <w:sz w:val="24"/>
+                <w:szCs w:val="24"/>
+              </w:rPr>
+            </w:pPr>
+            <w:r>
+              <w:rPr>
+                <w:rFonts w:ascii="Comic Sans MS" w:hAnsi="Comic Sans MS"/>
+                <w:sz w:val="24"/>
+                <w:szCs w:val="24"/>
+              </w:rPr>
+              <w:t>}</w:t>
+            </w:r>
+          </w:p>
+          <w:p>
+            <w:pPr>
+              <w:pStyle w:val="NormalWeb"/>
+            </w:pPr>
+            <w:r>
+              <w:t xml:space="preserve">This is </w:t>
+            </w:r>
+            <w:r>
+              <w:rPr>
+                <w:rStyle w:val="Strong"/>
+                <w:rFonts w:eastAsiaTheme="majorEastAsia"/>
+              </w:rPr>
+              <w:t>much cleaner</w:t>
+            </w:r>
+            <w:r>
+              <w:t xml:space="preserve"> than:</w:t>
+            </w:r>
+          </w:p>
+          <w:p>
+            <w:pPr>
+              <w:pStyle w:val="HTMLPreformatted"/>
+            </w:pPr>
+            <w:r>
+              <w:rPr>
+                <w:rStyle w:val="g"/>
+                <w:rFonts w:eastAsiaTheme="majorEastAsia"/>
+              </w:rPr>
+              <w:t>if</w:t>
+            </w:r>
+            <w:r>
+              <w:t xml:space="preserve"> (</w:t>
+            </w:r>
+            <w:r>
+              <w:rPr>
+                <w:rStyle w:val="m"/>
+              </w:rPr>
+              <w:t>obj</w:t>
+            </w:r>
+            <w:r>
+              <w:t xml:space="preserve"> </w:t>
+            </w:r>
+            <w:r>
+              <w:rPr>
+                <w:rStyle w:val="g"/>
+                <w:rFonts w:eastAsiaTheme="majorEastAsia"/>
+              </w:rPr>
+              <w:t>instanceof</w:t>
+            </w:r>
+            <w:r>
+              <w:t xml:space="preserve"> </w:t>
+            </w:r>
+            <w:r>
+              <w:rPr>
+                <w:rStyle w:val="m"/>
+              </w:rPr>
+              <w:t>Integer</w:t>
+            </w:r>
+            <w:r>
+              <w:t>) {</w:t>
+            </w:r>
+          </w:p>
+          <w:p>
+            <w:pPr>
+              <w:pStyle w:val="HTMLPreformatted"/>
+            </w:pPr>
+            <w:r>
+              <w:t xml:space="preserve">    ...</w:t>
+            </w:r>
+          </w:p>
+          <w:p>
+            <w:pPr>
+              <w:pStyle w:val="HTMLPreformatted"/>
+            </w:pPr>
+            <w:r>
+              <w:t>}</w:t>
+            </w:r>
+          </w:p>
+          <w:p>
+            <w:pPr>
+              <w:pStyle w:val="HTMLPreformatted"/>
+            </w:pPr>
+            <w:r>
+              <w:rPr>
+                <w:rStyle w:val="g"/>
+                <w:rFonts w:eastAsiaTheme="majorEastAsia"/>
+              </w:rPr>
+              <w:t>else</w:t>
+            </w:r>
+            <w:r>
+              <w:t xml:space="preserve"> </w:t>
+            </w:r>
+            <w:r>
+              <w:rPr>
+                <w:rStyle w:val="g"/>
+                <w:rFonts w:eastAsiaTheme="majorEastAsia"/>
+              </w:rPr>
+              <w:t>if</w:t>
+            </w:r>
+            <w:r>
+              <w:t xml:space="preserve"> (</w:t>
+            </w:r>
+            <w:r>
+              <w:rPr>
+                <w:rStyle w:val="m"/>
+              </w:rPr>
+              <w:t>obj</w:t>
+            </w:r>
+            <w:r>
+              <w:t xml:space="preserve"> </w:t>
+            </w:r>
+            <w:r>
+              <w:rPr>
+                <w:rStyle w:val="g"/>
+                <w:rFonts w:eastAsiaTheme="majorEastAsia"/>
+              </w:rPr>
+              <w:t>instanceof</w:t>
+            </w:r>
+            <w:r>
+              <w:t xml:space="preserve"> </w:t>
+            </w:r>
+            <w:r>
+              <w:rPr>
+                <w:rStyle w:val="m"/>
+              </w:rPr>
+              <w:t>String</w:t>
+            </w:r>
+            <w:r>
+              <w:t>) {</w:t>
+            </w:r>
+          </w:p>
+          <w:p>
+            <w:pPr>
+              <w:pStyle w:val="HTMLPreformatted"/>
+            </w:pPr>
+            <w:r>
+              <w:t xml:space="preserve">    ...</w:t>
+            </w:r>
+          </w:p>
+          <w:p>
+            <w:pPr>
+              <w:pStyle w:val="HTMLPreformatted"/>
+            </w:pPr>
+            <w:r>
+              <w:t>}</w:t>
+            </w:r>
+          </w:p>
+          <w:p>
+            <w:pPr>
+              <w:pStyle w:val="NormalWeb"/>
+            </w:pPr>
+            <w:r>
+              <w:t xml:space="preserve">Pattern matching for </w:t>
+            </w:r>
+            <w:r>
+              <w:rPr>
+                <w:rStyle w:val="HTMLCode"/>
+              </w:rPr>
+              <w:t>switch</w:t>
+            </w:r>
+            <w:r>
+              <w:t xml:space="preserve"> became permanent in Java 21</w:t>
+            </w:r>
+          </w:p>
+          <w:p/>
+        </w:tc>
+        <w:tc>
+          <w:tcPr>
+            <w:tcW w:w="10795" w:type="dxa"/>
+          </w:tcPr>
+          <w:p>
+            <w:pPr>
+              <w:pStyle w:val="Heading1"/>
+              <w:outlineLvl w:val="0"/>
+              <w:rPr>
+                <w:rFonts w:ascii="Times New Roman" w:hAnsi="Times New Roman"/>
+                <w:sz w:val="48"/>
+              </w:rPr>
+            </w:pPr>
+            <w:r>
+              <w:t xml:space="preserve">Java 21 — Sequenced Collections </w:t>
+            </w:r>
+            <w:r>
+              <w:rPr>
+                <w:rFonts w:ascii="Segoe UI Symbol" w:hAnsi="Segoe UI Symbol" w:cs="Segoe UI Symbol"/>
+              </w:rPr>
+              <w:t>⭐⭐⭐</w:t>
+            </w:r>
+          </w:p>
+          <w:p>
+            <w:pPr>
+              <w:spacing w:before="100" w:beforeAutospacing="1" w:after="100" w:afterAutospacing="1"/>
+            </w:pPr>
+            <w:r>
+              <w:t>This one is less famous but interview-worthy.</w:t>
+            </w:r>
+          </w:p>
+          <w:p>
+            <w:pPr>
+              <w:spacing w:before="100" w:beforeAutospacing="1" w:after="100" w:afterAutospacing="1"/>
+            </w:pPr>
+            <w:r>
+              <w:t>Java added interfaces:</w:t>
+            </w:r>
+          </w:p>
+          <w:p>
+            <w:pPr>
+              <w:pStyle w:val="HTMLPreformatted"/>
+            </w:pPr>
+            <w:r>
+              <w:rPr>
+                <w:rStyle w:val="m"/>
+                <w:rFonts w:eastAsiaTheme="majorEastAsia"/>
+              </w:rPr>
+              <w:t>SequencedCollection</w:t>
+            </w:r>
+          </w:p>
+          <w:p>
+            <w:pPr>
+              <w:pStyle w:val="HTMLPreformatted"/>
+            </w:pPr>
+            <w:r>
+              <w:rPr>
+                <w:rStyle w:val="m"/>
+                <w:rFonts w:eastAsiaTheme="majorEastAsia"/>
+              </w:rPr>
+              <w:t>SequencedSet</w:t>
+            </w:r>
+          </w:p>
+          <w:p>
+            <w:pPr>
+              <w:pStyle w:val="HTMLPreformatted"/>
+            </w:pPr>
+            <w:r>
+              <w:rPr>
+                <w:rStyle w:val="m"/>
+                <w:rFonts w:eastAsiaTheme="majorEastAsia"/>
+              </w:rPr>
+              <w:t>SequencedMap</w:t>
+            </w:r>
+          </w:p>
+          <w:p>
+            <w:pPr>
+              <w:spacing w:before="100" w:beforeAutospacing="1" w:after="100" w:afterAutospacing="1"/>
+            </w:pPr>
+            <w:r>
+              <w:t>The idea is to provide a common way to work with collections that have a defined encounter order.</w:t>
+            </w:r>
+          </w:p>
+          <w:p>
+            <w:pPr>
+              <w:pStyle w:val="NormalWeb"/>
+            </w:pPr>
+            <w:r>
+              <w:t>For example:</w:t>
+            </w:r>
+          </w:p>
+          <w:p>
+            <w:pPr>
+              <w:pStyle w:val="HTMLPreformatted"/>
+            </w:pPr>
+            <w:r>
+              <w:rPr>
+                <w:rStyle w:val="m"/>
+                <w:rFonts w:eastAsiaTheme="majorEastAsia"/>
+              </w:rPr>
+              <w:t>list</w:t>
+            </w:r>
+            <w:r>
+              <w:rPr>
+                <w:rStyle w:val="g"/>
+              </w:rPr>
+              <w:t>.</w:t>
+            </w:r>
+            <w:r>
+              <w:rPr>
+                <w:rStyle w:val="m"/>
+                <w:rFonts w:eastAsiaTheme="majorEastAsia"/>
+              </w:rPr>
+              <w:t>getFirst</w:t>
+            </w:r>
+            <w:r>
+              <w:t>();</w:t>
+            </w:r>
+          </w:p>
+          <w:p>
+            <w:pPr>
+              <w:pStyle w:val="HTMLPreformatted"/>
+            </w:pPr>
+            <w:r>
+              <w:rPr>
+                <w:rStyle w:val="m"/>
+                <w:rFonts w:eastAsiaTheme="majorEastAsia"/>
+              </w:rPr>
+              <w:t>list</w:t>
+            </w:r>
+            <w:r>
+              <w:rPr>
+                <w:rStyle w:val="g"/>
+              </w:rPr>
+              <w:t>.</w:t>
+            </w:r>
+            <w:r>
+              <w:rPr>
+                <w:rStyle w:val="m"/>
+                <w:rFonts w:eastAsiaTheme="majorEastAsia"/>
+              </w:rPr>
+              <w:t>getLast</w:t>
+            </w:r>
+            <w:r>
+              <w:t>();</w:t>
+            </w:r>
+          </w:p>
+          <w:p>
+            <w:pPr>
+              <w:pStyle w:val="HTMLPreformatted"/>
+            </w:pPr>
+            <w:r>
+              <w:rPr>
+                <w:rStyle w:val="m"/>
+                <w:rFonts w:eastAsiaTheme="majorEastAsia"/>
+              </w:rPr>
+              <w:t>list</w:t>
+            </w:r>
+            <w:r>
+              <w:rPr>
+                <w:rStyle w:val="g"/>
+              </w:rPr>
+              <w:t>.</w:t>
+            </w:r>
+            <w:r>
+              <w:rPr>
+                <w:rStyle w:val="m"/>
+                <w:rFonts w:eastAsiaTheme="majorEastAsia"/>
+              </w:rPr>
+              <w:t>reversed</w:t>
+            </w:r>
+            <w:r>
+              <w:t>();</w:t>
+            </w:r>
+          </w:p>
+          <w:p>
+            <w:pPr>
+              <w:spacing w:before="100" w:beforeAutospacing="1" w:after="100" w:afterAutospacing="1"/>
+            </w:pPr>
+            <w:r>
+              <w:t>Previously, different collection types had different ways of dealing with first/last elements.</w:t>
+            </w:r>
+          </w:p>
+          <w:p>
+            <w:pPr>
+              <w:pStyle w:val="Heading1"/>
+              <w:outlineLvl w:val="0"/>
+              <w:rPr>
+                <w:rFonts w:ascii="Times New Roman" w:hAnsi="Times New Roman"/>
+                <w:sz w:val="48"/>
+              </w:rPr>
+            </w:pPr>
+            <w:r>
+              <w:t>Java 21 — Unnamed variables and patterns</w:t>
+            </w:r>
+          </w:p>
+          <w:p>
+            <w:pPr>
+              <w:pStyle w:val="NormalWeb"/>
+            </w:pPr>
+            <w:r>
+              <w:t xml:space="preserve">You can use </w:t>
+            </w:r>
+            <w:r>
+              <w:rPr>
+                <w:rStyle w:val="HTMLCode"/>
+              </w:rPr>
+              <w:t>_</w:t>
+            </w:r>
+            <w:r>
+              <w:t xml:space="preserve"> when you don't care about a variable.</w:t>
+            </w:r>
+          </w:p>
+          <w:p>
+            <w:pPr>
+              <w:pStyle w:val="NormalWeb"/>
+            </w:pPr>
+            <w:r>
+              <w:t>Example:</w:t>
+            </w:r>
+          </w:p>
+          <w:p>
+            <w:pPr>
+              <w:pStyle w:val="HTMLPreformatted"/>
+            </w:pPr>
+            <w:r>
+              <w:rPr>
+                <w:rStyle w:val="g"/>
+              </w:rPr>
+              <w:t>if</w:t>
+            </w:r>
+            <w:r>
+              <w:t xml:space="preserve"> (</w:t>
+            </w:r>
+            <w:r>
+              <w:rPr>
+                <w:rStyle w:val="m"/>
+              </w:rPr>
+              <w:t>obj</w:t>
+            </w:r>
+            <w:r>
+              <w:t xml:space="preserve"> </w:t>
+            </w:r>
+            <w:r>
+              <w:rPr>
+                <w:rStyle w:val="g"/>
+              </w:rPr>
+              <w:t>instanceof</w:t>
+            </w:r>
+            <w:r>
+              <w:t xml:space="preserve"> </w:t>
+            </w:r>
+            <w:r>
+              <w:rPr>
+                <w:rStyle w:val="m"/>
+              </w:rPr>
+              <w:t>String</w:t>
+            </w:r>
+            <w:r>
+              <w:t xml:space="preserve"> _) {</w:t>
+            </w:r>
+          </w:p>
+          <w:p>
+            <w:pPr>
+              <w:pStyle w:val="HTMLPreformatted"/>
+            </w:pPr>
+            <w:r>
+              <w:t xml:space="preserve">    </w:t>
+            </w:r>
+            <w:r>
+              <w:rPr>
+                <w:rStyle w:val="e"/>
+              </w:rPr>
+              <w:t>// We only care that it is a String</w:t>
+            </w:r>
+          </w:p>
+          <w:p>
+            <w:pPr>
+              <w:pStyle w:val="HTMLPreformatted"/>
+            </w:pPr>
+            <w:r>
+              <w:t>}</w:t>
+            </w:r>
+          </w:p>
+          <w:p>
+            <w:pPr>
+              <w:pStyle w:val="NormalWeb"/>
+            </w:pPr>
+            <w:r>
+              <w:t>Or:</w:t>
+            </w:r>
+          </w:p>
+          <w:p>
+            <w:pPr>
+              <w:pStyle w:val="HTMLPreformatted"/>
+            </w:pPr>
+            <w:r>
+              <w:rPr>
+                <w:rStyle w:val="g"/>
+              </w:rPr>
+              <w:t>try</w:t>
+            </w:r>
+            <w:r>
+              <w:t xml:space="preserve"> {</w:t>
+            </w:r>
+          </w:p>
+          <w:p>
+            <w:pPr>
+              <w:pStyle w:val="HTMLPreformatted"/>
+            </w:pPr>
+            <w:r>
+              <w:t xml:space="preserve">    ...</w:t>
+            </w:r>
+          </w:p>
+          <w:p>
+            <w:pPr>
+              <w:pStyle w:val="HTMLPreformatted"/>
+            </w:pPr>
+            <w:r>
+              <w:t xml:space="preserve">} </w:t>
+            </w:r>
+            <w:r>
+              <w:rPr>
+                <w:rStyle w:val="g"/>
+              </w:rPr>
+              <w:t>catch</w:t>
+            </w:r>
+            <w:r>
+              <w:t xml:space="preserve"> (</w:t>
+            </w:r>
+            <w:r>
+              <w:rPr>
+                <w:rStyle w:val="m"/>
+              </w:rPr>
+              <w:t>Exception</w:t>
+            </w:r>
+            <w:r>
+              <w:t xml:space="preserve"> </w:t>
+            </w:r>
+            <w:r>
+              <w:rPr>
+                <w:rStyle w:val="m"/>
+              </w:rPr>
+              <w:t>_</w:t>
+            </w:r>
+            <w:r>
+              <w:t>) {</w:t>
+            </w:r>
+          </w:p>
+          <w:p>
+            <w:pPr>
+              <w:pStyle w:val="HTMLPreformatted"/>
+            </w:pPr>
+            <w:r>
+              <w:t xml:space="preserve">    ...</w:t>
+            </w:r>
+          </w:p>
+          <w:p>
+            <w:pPr>
+              <w:pStyle w:val="HTMLPreformatted"/>
+            </w:pPr>
+            <w:r>
+              <w:t>}</w:t>
+            </w:r>
+          </w:p>
+          <w:p>
+            <w:pPr>
+              <w:pStyle w:val="NormalWeb"/>
+            </w:pPr>
+            <w:r>
+              <w:t>This became permanent in Java 22</w:t>
+            </w:r>
+          </w:p>
+          <w:p/>
+        </w:tc>
+      </w:tr>
+    </w:tbl>
+    <w:p/>
+    <w:p/>
+    <w:p>
+      <w:pPr>
+        <w:pStyle w:val="h3"/>
+      </w:pPr>
+      <w:r>
+        <w:t>Java 24</w:t>
+      </w:r>
+    </w:p>
+    <w:tbl>
+      <w:tblPr>
+        <w:tblStyle w:val="TableGrid"/>
+        <w:tblW w:w="0" w:type="auto"/>
+        <w:tblLook w:val="04A0" w:firstRow="1" w:lastRow="0" w:firstColumn="1" w:lastColumn="0" w:noHBand="0" w:noVBand="1"/>
+      </w:tblPr>
+      <w:tblGrid>
+        <w:gridCol w:w="7196"/>
+        <w:gridCol w:w="7197"/>
+        <w:gridCol w:w="7197"/>
+      </w:tblGrid>
+      <w:tr>
+        <w:tc>
+          <w:tcPr>
+            <w:tcW w:w="7196" w:type="dxa"/>
+          </w:tcPr>
+          <w:p>
+            <w:pPr>
+              <w:spacing w:before="100" w:beforeAutospacing="1" w:after="100" w:afterAutospacing="1"/>
+              <w:rPr>
+                <w:rFonts w:ascii="Times New Roman" w:eastAsia="Times New Roman" w:hAnsi="Times New Roman" w:cs="Times New Roman"/>
+                <w:szCs w:val="24"/>
+                <w:lang w:eastAsia="en-IN"/>
+              </w:rPr>
+            </w:pPr>
+            <w:r>
+              <w:rPr>
+                <w:rFonts w:ascii="Times New Roman" w:eastAsia="Times New Roman" w:hAnsi="Times New Roman" w:cs="Times New Roman"/>
+                <w:szCs w:val="24"/>
+                <w:lang w:eastAsia="en-IN"/>
+              </w:rPr>
+              <w:t>Java Streams traditionally provide operations such as:</w:t>
+            </w:r>
+          </w:p>
+          <w:p>
+            <w:pPr>
+              <w:tabs>
+                <w:tab w:val="left" w:pos="916"/>
+                <w:tab w:val="left" w:pos="1832"/>
+                <w:tab w:val="left" w:pos="2748"/>
+                <w:tab w:val="left" w:pos="3664"/>
+                <w:tab w:val="left" w:pos="4580"/>
+                <w:tab w:val="left" w:pos="5496"/>
+                <w:tab w:val="left" w:pos="6412"/>
+                <w:tab w:val="left" w:pos="7328"/>
+                <w:tab w:val="left" w:pos="8244"/>
+                <w:tab w:val="left" w:pos="9160"/>
+                <w:tab w:val="left" w:pos="10076"/>
+                <w:tab w:val="left" w:pos="10992"/>
+                <w:tab w:val="left" w:pos="11908"/>
+                <w:tab w:val="left" w:pos="12824"/>
+                <w:tab w:val="left" w:pos="13740"/>
+                <w:tab w:val="left" w:pos="14656"/>
+              </w:tabs>
+              <w:rPr>
+                <w:rFonts w:ascii="Courier New" w:eastAsia="Times New Roman" w:hAnsi="Courier New" w:cs="Courier New"/>
+                <w:sz w:val="20"/>
+                <w:szCs w:val="20"/>
+                <w:lang w:eastAsia="en-IN"/>
+              </w:rPr>
+            </w:pPr>
+            <w:r>
+              <w:rPr>
+                <w:rFonts w:ascii="Courier New" w:eastAsia="Times New Roman" w:hAnsi="Courier New" w:cs="Courier New"/>
+                <w:sz w:val="20"/>
+                <w:szCs w:val="20"/>
+                <w:lang w:eastAsia="en-IN"/>
+              </w:rPr>
+              <w:t>map()</w:t>
+            </w:r>
+          </w:p>
+          <w:p>
+            <w:pPr>
+              <w:tabs>
+                <w:tab w:val="left" w:pos="916"/>
+                <w:tab w:val="left" w:pos="1832"/>
+                <w:tab w:val="left" w:pos="2748"/>
+                <w:tab w:val="left" w:pos="3664"/>
+                <w:tab w:val="left" w:pos="4580"/>
+                <w:tab w:val="left" w:pos="5496"/>
+                <w:tab w:val="left" w:pos="6412"/>
+                <w:tab w:val="left" w:pos="7328"/>
+                <w:tab w:val="left" w:pos="8244"/>
+                <w:tab w:val="left" w:pos="9160"/>
+                <w:tab w:val="left" w:pos="10076"/>
+                <w:tab w:val="left" w:pos="10992"/>
+                <w:tab w:val="left" w:pos="11908"/>
+                <w:tab w:val="left" w:pos="12824"/>
+                <w:tab w:val="left" w:pos="13740"/>
+                <w:tab w:val="left" w:pos="14656"/>
+              </w:tabs>
+              <w:rPr>
+                <w:rFonts w:ascii="Courier New" w:eastAsia="Times New Roman" w:hAnsi="Courier New" w:cs="Courier New"/>
+                <w:sz w:val="20"/>
+                <w:szCs w:val="20"/>
+                <w:lang w:eastAsia="en-IN"/>
+              </w:rPr>
+            </w:pPr>
+            <w:r>
+              <w:rPr>
+                <w:rFonts w:ascii="Courier New" w:eastAsia="Times New Roman" w:hAnsi="Courier New" w:cs="Courier New"/>
+                <w:sz w:val="20"/>
+                <w:szCs w:val="20"/>
+                <w:lang w:eastAsia="en-IN"/>
+              </w:rPr>
+              <w:t>filter()</w:t>
+            </w:r>
+          </w:p>
+          <w:p>
+            <w:pPr>
+              <w:tabs>
+                <w:tab w:val="left" w:pos="916"/>
+                <w:tab w:val="left" w:pos="1832"/>
+                <w:tab w:val="left" w:pos="2748"/>
+                <w:tab w:val="left" w:pos="3664"/>
+                <w:tab w:val="left" w:pos="4580"/>
+                <w:tab w:val="left" w:pos="5496"/>
+                <w:tab w:val="left" w:pos="6412"/>
+                <w:tab w:val="left" w:pos="7328"/>
+                <w:tab w:val="left" w:pos="8244"/>
+                <w:tab w:val="left" w:pos="9160"/>
+                <w:tab w:val="left" w:pos="10076"/>
+                <w:tab w:val="left" w:pos="10992"/>
+                <w:tab w:val="left" w:pos="11908"/>
+                <w:tab w:val="left" w:pos="12824"/>
+                <w:tab w:val="left" w:pos="13740"/>
+                <w:tab w:val="left" w:pos="14656"/>
+              </w:tabs>
+              <w:rPr>
+                <w:rFonts w:ascii="Courier New" w:eastAsia="Times New Roman" w:hAnsi="Courier New" w:cs="Courier New"/>
+                <w:sz w:val="20"/>
+                <w:szCs w:val="20"/>
+                <w:lang w:eastAsia="en-IN"/>
+              </w:rPr>
+            </w:pPr>
+            <w:r>
+              <w:rPr>
+                <w:rFonts w:ascii="Courier New" w:eastAsia="Times New Roman" w:hAnsi="Courier New" w:cs="Courier New"/>
+                <w:sz w:val="20"/>
+                <w:szCs w:val="20"/>
+                <w:lang w:eastAsia="en-IN"/>
+              </w:rPr>
+              <w:t>flatMap()</w:t>
+            </w:r>
+          </w:p>
+          <w:p>
+            <w:pPr>
+              <w:tabs>
+                <w:tab w:val="left" w:pos="916"/>
+                <w:tab w:val="left" w:pos="1832"/>
+                <w:tab w:val="left" w:pos="2748"/>
+                <w:tab w:val="left" w:pos="3664"/>
+                <w:tab w:val="left" w:pos="4580"/>
+                <w:tab w:val="left" w:pos="5496"/>
+                <w:tab w:val="left" w:pos="6412"/>
+                <w:tab w:val="left" w:pos="7328"/>
+                <w:tab w:val="left" w:pos="8244"/>
+                <w:tab w:val="left" w:pos="9160"/>
+                <w:tab w:val="left" w:pos="10076"/>
+                <w:tab w:val="left" w:pos="10992"/>
+                <w:tab w:val="left" w:pos="11908"/>
+                <w:tab w:val="left" w:pos="12824"/>
+                <w:tab w:val="left" w:pos="13740"/>
+                <w:tab w:val="left" w:pos="14656"/>
+              </w:tabs>
+              <w:rPr>
+                <w:rFonts w:ascii="Courier New" w:eastAsia="Times New Roman" w:hAnsi="Courier New" w:cs="Courier New"/>
+                <w:sz w:val="20"/>
+                <w:szCs w:val="20"/>
+                <w:lang w:eastAsia="en-IN"/>
+              </w:rPr>
+            </w:pPr>
+            <w:r>
+              <w:rPr>
+                <w:rFonts w:ascii="Courier New" w:eastAsia="Times New Roman" w:hAnsi="Courier New" w:cs="Courier New"/>
+                <w:sz w:val="20"/>
+                <w:szCs w:val="20"/>
+                <w:lang w:eastAsia="en-IN"/>
+              </w:rPr>
+              <w:t>reduce()</w:t>
+            </w:r>
+          </w:p>
+          <w:p>
+            <w:pPr>
+              <w:tabs>
+                <w:tab w:val="left" w:pos="916"/>
+                <w:tab w:val="left" w:pos="1832"/>
+                <w:tab w:val="left" w:pos="2748"/>
+                <w:tab w:val="left" w:pos="3664"/>
+                <w:tab w:val="left" w:pos="4580"/>
+                <w:tab w:val="left" w:pos="5496"/>
+                <w:tab w:val="left" w:pos="6412"/>
+                <w:tab w:val="left" w:pos="7328"/>
+                <w:tab w:val="left" w:pos="8244"/>
+                <w:tab w:val="left" w:pos="9160"/>
+                <w:tab w:val="left" w:pos="10076"/>
+                <w:tab w:val="left" w:pos="10992"/>
+                <w:tab w:val="left" w:pos="11908"/>
+                <w:tab w:val="left" w:pos="12824"/>
+                <w:tab w:val="left" w:pos="13740"/>
+                <w:tab w:val="left" w:pos="14656"/>
+              </w:tabs>
+              <w:rPr>
+                <w:rFonts w:ascii="Courier New" w:eastAsia="Times New Roman" w:hAnsi="Courier New" w:cs="Courier New"/>
+                <w:sz w:val="20"/>
+                <w:szCs w:val="20"/>
+                <w:lang w:eastAsia="en-IN"/>
+              </w:rPr>
+            </w:pPr>
+            <w:r>
+              <w:rPr>
+                <w:rFonts w:ascii="Courier New" w:eastAsia="Times New Roman" w:hAnsi="Courier New" w:cs="Courier New"/>
+                <w:sz w:val="20"/>
+                <w:szCs w:val="20"/>
+                <w:lang w:eastAsia="en-IN"/>
+              </w:rPr>
+              <w:t>collect()</w:t>
+            </w:r>
+          </w:p>
+          <w:p>
+            <w:pPr>
+              <w:spacing w:before="100" w:beforeAutospacing="1" w:after="100" w:afterAutospacing="1"/>
+              <w:rPr>
+                <w:rFonts w:ascii="Times New Roman" w:eastAsia="Times New Roman" w:hAnsi="Times New Roman" w:cs="Times New Roman"/>
+                <w:szCs w:val="24"/>
+                <w:lang w:eastAsia="en-IN"/>
+              </w:rPr>
+            </w:pPr>
+            <w:r>
+              <w:rPr>
+                <w:rFonts w:ascii="Times New Roman" w:eastAsia="Times New Roman" w:hAnsi="Times New Roman" w:cs="Times New Roman"/>
+                <w:szCs w:val="24"/>
+                <w:lang w:eastAsia="en-IN"/>
+              </w:rPr>
+              <w:t xml:space="preserve">Java 24 introduced </w:t>
+            </w:r>
+            <w:r>
+              <w:rPr>
+                <w:rFonts w:ascii="Times New Roman" w:eastAsia="Times New Roman" w:hAnsi="Times New Roman" w:cs="Times New Roman"/>
+                <w:b/>
+                <w:bCs/>
+                <w:szCs w:val="24"/>
+                <w:lang w:eastAsia="en-IN"/>
+              </w:rPr>
+              <w:t>Stream Gatherers</w:t>
+            </w:r>
+            <w:r>
+              <w:rPr>
+                <w:rFonts w:ascii="Times New Roman" w:eastAsia="Times New Roman" w:hAnsi="Times New Roman" w:cs="Times New Roman"/>
+                <w:szCs w:val="24"/>
+                <w:lang w:eastAsia="en-IN"/>
+              </w:rPr>
+              <w:t xml:space="preserve"> as a way to define custom intermediate stream operations.</w:t>
+            </w:r>
+          </w:p>
+          <w:p>
+            <w:pPr>
+              <w:spacing w:before="100" w:beforeAutospacing="1" w:after="100" w:afterAutospacing="1"/>
+              <w:rPr>
+                <w:rFonts w:ascii="Times New Roman" w:eastAsia="Times New Roman" w:hAnsi="Times New Roman" w:cs="Times New Roman"/>
+                <w:szCs w:val="24"/>
+                <w:lang w:eastAsia="en-IN"/>
+              </w:rPr>
+            </w:pPr>
+            <w:r>
+              <w:rPr>
+                <w:rFonts w:ascii="Times New Roman" w:eastAsia="Times New Roman" w:hAnsi="Times New Roman" w:cs="Times New Roman"/>
+                <w:szCs w:val="24"/>
+                <w:lang w:eastAsia="en-IN"/>
+              </w:rPr>
+              <w:t>Conceptually:</w:t>
+            </w:r>
+          </w:p>
+          <w:p>
+            <w:pPr>
+              <w:tabs>
+                <w:tab w:val="left" w:pos="916"/>
+                <w:tab w:val="left" w:pos="1832"/>
+                <w:tab w:val="left" w:pos="2748"/>
+                <w:tab w:val="left" w:pos="3664"/>
+                <w:tab w:val="left" w:pos="4580"/>
+                <w:tab w:val="left" w:pos="5496"/>
+                <w:tab w:val="left" w:pos="6412"/>
+                <w:tab w:val="left" w:pos="7328"/>
+                <w:tab w:val="left" w:pos="8244"/>
+                <w:tab w:val="left" w:pos="9160"/>
+                <w:tab w:val="left" w:pos="10076"/>
+                <w:tab w:val="left" w:pos="10992"/>
+                <w:tab w:val="left" w:pos="11908"/>
+                <w:tab w:val="left" w:pos="12824"/>
+                <w:tab w:val="left" w:pos="13740"/>
+                <w:tab w:val="left" w:pos="14656"/>
+              </w:tabs>
+              <w:rPr>
+                <w:rFonts w:ascii="Courier New" w:eastAsia="Times New Roman" w:hAnsi="Courier New" w:cs="Courier New"/>
+                <w:sz w:val="20"/>
+                <w:szCs w:val="20"/>
+                <w:lang w:eastAsia="en-IN"/>
+              </w:rPr>
+            </w:pPr>
+            <w:r>
+              <w:rPr>
+                <w:rFonts w:ascii="Courier New" w:eastAsia="Times New Roman" w:hAnsi="Courier New" w:cs="Courier New"/>
+                <w:sz w:val="20"/>
+                <w:szCs w:val="20"/>
+                <w:lang w:eastAsia="en-IN"/>
+              </w:rPr>
+              <w:t>Stream</w:t>
+            </w:r>
+          </w:p>
+          <w:p>
+            <w:pPr>
+              <w:tabs>
+                <w:tab w:val="left" w:pos="916"/>
+                <w:tab w:val="left" w:pos="1832"/>
+                <w:tab w:val="left" w:pos="2748"/>
+                <w:tab w:val="left" w:pos="3664"/>
+                <w:tab w:val="left" w:pos="4580"/>
+                <w:tab w:val="left" w:pos="5496"/>
+                <w:tab w:val="left" w:pos="6412"/>
+                <w:tab w:val="left" w:pos="7328"/>
+                <w:tab w:val="left" w:pos="8244"/>
+                <w:tab w:val="left" w:pos="9160"/>
+                <w:tab w:val="left" w:pos="10076"/>
+                <w:tab w:val="left" w:pos="10992"/>
+                <w:tab w:val="left" w:pos="11908"/>
+                <w:tab w:val="left" w:pos="12824"/>
+                <w:tab w:val="left" w:pos="13740"/>
+                <w:tab w:val="left" w:pos="14656"/>
+              </w:tabs>
+              <w:rPr>
+                <w:rFonts w:ascii="Courier New" w:eastAsia="Times New Roman" w:hAnsi="Courier New" w:cs="Courier New"/>
+                <w:sz w:val="20"/>
+                <w:szCs w:val="20"/>
+                <w:lang w:eastAsia="en-IN"/>
+              </w:rPr>
+            </w:pPr>
+            <w:r>
+              <w:rPr>
+                <w:rFonts w:ascii="Courier New" w:eastAsia="Times New Roman" w:hAnsi="Courier New" w:cs="Courier New"/>
+                <w:sz w:val="20"/>
+                <w:szCs w:val="20"/>
+                <w:lang w:eastAsia="en-IN"/>
+              </w:rPr>
+              <w:t xml:space="preserve">  ↓</w:t>
+            </w:r>
+          </w:p>
+          <w:p>
+            <w:pPr>
+              <w:tabs>
+                <w:tab w:val="left" w:pos="916"/>
+                <w:tab w:val="left" w:pos="1832"/>
+                <w:tab w:val="left" w:pos="2748"/>
+                <w:tab w:val="left" w:pos="3664"/>
+                <w:tab w:val="left" w:pos="4580"/>
+                <w:tab w:val="left" w:pos="5496"/>
+                <w:tab w:val="left" w:pos="6412"/>
+                <w:tab w:val="left" w:pos="7328"/>
+                <w:tab w:val="left" w:pos="8244"/>
+                <w:tab w:val="left" w:pos="9160"/>
+                <w:tab w:val="left" w:pos="10076"/>
+                <w:tab w:val="left" w:pos="10992"/>
+                <w:tab w:val="left" w:pos="11908"/>
+                <w:tab w:val="left" w:pos="12824"/>
+                <w:tab w:val="left" w:pos="13740"/>
+                <w:tab w:val="left" w:pos="14656"/>
+              </w:tabs>
+              <w:rPr>
+                <w:rFonts w:ascii="Courier New" w:eastAsia="Times New Roman" w:hAnsi="Courier New" w:cs="Courier New"/>
+                <w:sz w:val="20"/>
+                <w:szCs w:val="20"/>
+                <w:lang w:eastAsia="en-IN"/>
+              </w:rPr>
+            </w:pPr>
+            <w:r>
+              <w:rPr>
+                <w:rFonts w:ascii="Courier New" w:eastAsia="Times New Roman" w:hAnsi="Courier New" w:cs="Courier New"/>
+                <w:sz w:val="20"/>
+                <w:szCs w:val="20"/>
+                <w:lang w:eastAsia="en-IN"/>
+              </w:rPr>
+              <w:t>map</w:t>
+            </w:r>
+          </w:p>
+          <w:p>
+            <w:pPr>
+              <w:tabs>
+                <w:tab w:val="left" w:pos="916"/>
+                <w:tab w:val="left" w:pos="1832"/>
+                <w:tab w:val="left" w:pos="2748"/>
+                <w:tab w:val="left" w:pos="3664"/>
+                <w:tab w:val="left" w:pos="4580"/>
+                <w:tab w:val="left" w:pos="5496"/>
+                <w:tab w:val="left" w:pos="6412"/>
+                <w:tab w:val="left" w:pos="7328"/>
+                <w:tab w:val="left" w:pos="8244"/>
+                <w:tab w:val="left" w:pos="9160"/>
+                <w:tab w:val="left" w:pos="10076"/>
+                <w:tab w:val="left" w:pos="10992"/>
+                <w:tab w:val="left" w:pos="11908"/>
+                <w:tab w:val="left" w:pos="12824"/>
+                <w:tab w:val="left" w:pos="13740"/>
+                <w:tab w:val="left" w:pos="14656"/>
+              </w:tabs>
+              <w:rPr>
+                <w:rFonts w:ascii="Courier New" w:eastAsia="Times New Roman" w:hAnsi="Courier New" w:cs="Courier New"/>
+                <w:sz w:val="20"/>
+                <w:szCs w:val="20"/>
+                <w:lang w:eastAsia="en-IN"/>
+              </w:rPr>
+            </w:pPr>
+            <w:r>
+              <w:rPr>
+                <w:rFonts w:ascii="Courier New" w:eastAsia="Times New Roman" w:hAnsi="Courier New" w:cs="Courier New"/>
+                <w:sz w:val="20"/>
+                <w:szCs w:val="20"/>
+                <w:lang w:eastAsia="en-IN"/>
+              </w:rPr>
+              <w:t xml:space="preserve">  ↓</w:t>
+            </w:r>
+          </w:p>
+          <w:p>
+            <w:pPr>
+              <w:tabs>
+                <w:tab w:val="left" w:pos="916"/>
+                <w:tab w:val="left" w:pos="1832"/>
+                <w:tab w:val="left" w:pos="2748"/>
+                <w:tab w:val="left" w:pos="3664"/>
+                <w:tab w:val="left" w:pos="4580"/>
+                <w:tab w:val="left" w:pos="5496"/>
+                <w:tab w:val="left" w:pos="6412"/>
+                <w:tab w:val="left" w:pos="7328"/>
+                <w:tab w:val="left" w:pos="8244"/>
+                <w:tab w:val="left" w:pos="9160"/>
+                <w:tab w:val="left" w:pos="10076"/>
+                <w:tab w:val="left" w:pos="10992"/>
+                <w:tab w:val="left" w:pos="11908"/>
+                <w:tab w:val="left" w:pos="12824"/>
+                <w:tab w:val="left" w:pos="13740"/>
+                <w:tab w:val="left" w:pos="14656"/>
+              </w:tabs>
+              <w:rPr>
+                <w:rFonts w:ascii="Courier New" w:eastAsia="Times New Roman" w:hAnsi="Courier New" w:cs="Courier New"/>
+                <w:sz w:val="20"/>
+                <w:szCs w:val="20"/>
+                <w:lang w:eastAsia="en-IN"/>
+              </w:rPr>
+            </w:pPr>
+            <w:r>
+              <w:rPr>
+                <w:rFonts w:ascii="Courier New" w:eastAsia="Times New Roman" w:hAnsi="Courier New" w:cs="Courier New"/>
+                <w:sz w:val="20"/>
+                <w:szCs w:val="20"/>
+                <w:lang w:eastAsia="en-IN"/>
+              </w:rPr>
+              <w:t>filter</w:t>
+            </w:r>
+          </w:p>
+          <w:p>
+            <w:pPr>
+              <w:tabs>
+                <w:tab w:val="left" w:pos="916"/>
+                <w:tab w:val="left" w:pos="1832"/>
+                <w:tab w:val="left" w:pos="2748"/>
+                <w:tab w:val="left" w:pos="3664"/>
+                <w:tab w:val="left" w:pos="4580"/>
+                <w:tab w:val="left" w:pos="5496"/>
+                <w:tab w:val="left" w:pos="6412"/>
+                <w:tab w:val="left" w:pos="7328"/>
+                <w:tab w:val="left" w:pos="8244"/>
+                <w:tab w:val="left" w:pos="9160"/>
+                <w:tab w:val="left" w:pos="10076"/>
+                <w:tab w:val="left" w:pos="10992"/>
+                <w:tab w:val="left" w:pos="11908"/>
+                <w:tab w:val="left" w:pos="12824"/>
+                <w:tab w:val="left" w:pos="13740"/>
+                <w:tab w:val="left" w:pos="14656"/>
+              </w:tabs>
+              <w:rPr>
+                <w:rFonts w:ascii="Courier New" w:eastAsia="Times New Roman" w:hAnsi="Courier New" w:cs="Courier New"/>
+                <w:sz w:val="20"/>
+                <w:szCs w:val="20"/>
+                <w:lang w:eastAsia="en-IN"/>
+              </w:rPr>
+            </w:pPr>
+            <w:r>
+              <w:rPr>
+                <w:rFonts w:ascii="Courier New" w:eastAsia="Times New Roman" w:hAnsi="Courier New" w:cs="Courier New"/>
+                <w:sz w:val="20"/>
+                <w:szCs w:val="20"/>
+                <w:lang w:eastAsia="en-IN"/>
+              </w:rPr>
+              <w:t xml:space="preserve">  ↓</w:t>
+            </w:r>
+          </w:p>
+          <w:p>
+            <w:pPr>
+              <w:tabs>
+                <w:tab w:val="left" w:pos="916"/>
+                <w:tab w:val="left" w:pos="1832"/>
+                <w:tab w:val="left" w:pos="2748"/>
+                <w:tab w:val="left" w:pos="3664"/>
+                <w:tab w:val="left" w:pos="4580"/>
+                <w:tab w:val="left" w:pos="5496"/>
+                <w:tab w:val="left" w:pos="6412"/>
+                <w:tab w:val="left" w:pos="7328"/>
+                <w:tab w:val="left" w:pos="8244"/>
+                <w:tab w:val="left" w:pos="9160"/>
+                <w:tab w:val="left" w:pos="10076"/>
+                <w:tab w:val="left" w:pos="10992"/>
+                <w:tab w:val="left" w:pos="11908"/>
+                <w:tab w:val="left" w:pos="12824"/>
+                <w:tab w:val="left" w:pos="13740"/>
+                <w:tab w:val="left" w:pos="14656"/>
+              </w:tabs>
+              <w:rPr>
+                <w:rFonts w:ascii="Courier New" w:eastAsia="Times New Roman" w:hAnsi="Courier New" w:cs="Courier New"/>
+                <w:sz w:val="20"/>
+                <w:szCs w:val="20"/>
+                <w:lang w:eastAsia="en-IN"/>
+              </w:rPr>
+            </w:pPr>
+            <w:r>
+              <w:rPr>
+                <w:rFonts w:ascii="Courier New" w:eastAsia="Times New Roman" w:hAnsi="Courier New" w:cs="Courier New"/>
+                <w:sz w:val="20"/>
+                <w:szCs w:val="20"/>
+                <w:lang w:eastAsia="en-IN"/>
+              </w:rPr>
+              <w:t>custom Gatherer</w:t>
+            </w:r>
+          </w:p>
+          <w:p>
+            <w:pPr>
+              <w:tabs>
+                <w:tab w:val="left" w:pos="916"/>
+                <w:tab w:val="left" w:pos="1832"/>
+                <w:tab w:val="left" w:pos="2748"/>
+                <w:tab w:val="left" w:pos="3664"/>
+                <w:tab w:val="left" w:pos="4580"/>
+                <w:tab w:val="left" w:pos="5496"/>
+                <w:tab w:val="left" w:pos="6412"/>
+                <w:tab w:val="left" w:pos="7328"/>
+                <w:tab w:val="left" w:pos="8244"/>
+                <w:tab w:val="left" w:pos="9160"/>
+                <w:tab w:val="left" w:pos="10076"/>
+                <w:tab w:val="left" w:pos="10992"/>
+                <w:tab w:val="left" w:pos="11908"/>
+                <w:tab w:val="left" w:pos="12824"/>
+                <w:tab w:val="left" w:pos="13740"/>
+                <w:tab w:val="left" w:pos="14656"/>
+              </w:tabs>
+              <w:rPr>
+                <w:rFonts w:ascii="Courier New" w:eastAsia="Times New Roman" w:hAnsi="Courier New" w:cs="Courier New"/>
+                <w:sz w:val="20"/>
+                <w:szCs w:val="20"/>
+                <w:lang w:eastAsia="en-IN"/>
+              </w:rPr>
+            </w:pPr>
+            <w:r>
+              <w:rPr>
+                <w:rFonts w:ascii="Courier New" w:eastAsia="Times New Roman" w:hAnsi="Courier New" w:cs="Courier New"/>
+                <w:sz w:val="20"/>
+                <w:szCs w:val="20"/>
+                <w:lang w:eastAsia="en-IN"/>
+              </w:rPr>
+              <w:t xml:space="preserve">  ↓</w:t>
+            </w:r>
+          </w:p>
+          <w:p>
+            <w:pPr>
+              <w:tabs>
+                <w:tab w:val="left" w:pos="916"/>
+                <w:tab w:val="left" w:pos="1832"/>
+                <w:tab w:val="left" w:pos="2748"/>
+                <w:tab w:val="left" w:pos="3664"/>
+                <w:tab w:val="left" w:pos="4580"/>
+                <w:tab w:val="left" w:pos="5496"/>
+                <w:tab w:val="left" w:pos="6412"/>
+                <w:tab w:val="left" w:pos="7328"/>
+                <w:tab w:val="left" w:pos="8244"/>
+                <w:tab w:val="left" w:pos="9160"/>
+                <w:tab w:val="left" w:pos="10076"/>
+                <w:tab w:val="left" w:pos="10992"/>
+                <w:tab w:val="left" w:pos="11908"/>
+                <w:tab w:val="left" w:pos="12824"/>
+                <w:tab w:val="left" w:pos="13740"/>
+                <w:tab w:val="left" w:pos="14656"/>
+              </w:tabs>
+              <w:rPr>
+                <w:rFonts w:ascii="Courier New" w:eastAsia="Times New Roman" w:hAnsi="Courier New" w:cs="Courier New"/>
+                <w:sz w:val="20"/>
+                <w:szCs w:val="20"/>
+                <w:lang w:eastAsia="en-IN"/>
+              </w:rPr>
+            </w:pPr>
+            <w:r>
+              <w:rPr>
+                <w:rFonts w:ascii="Courier New" w:eastAsia="Times New Roman" w:hAnsi="Courier New" w:cs="Courier New"/>
+                <w:sz w:val="20"/>
+                <w:szCs w:val="20"/>
+                <w:lang w:eastAsia="en-IN"/>
+              </w:rPr>
+              <w:t>Stream</w:t>
+            </w:r>
+          </w:p>
+          <w:p/>
+        </w:tc>
+        <w:tc>
+          <w:tcPr>
+            <w:tcW w:w="7197" w:type="dxa"/>
+          </w:tcPr>
+          <w:p/>
+        </w:tc>
+        <w:tc>
+          <w:tcPr>
+            <w:tcW w:w="7197" w:type="dxa"/>
+          </w:tcPr>
+          <w:p/>
+        </w:tc>
+      </w:tr>
+    </w:tbl>
+    <w:p/>
+    <w:p>
+      <w:pPr>
+        <w:pStyle w:val="h3"/>
+        <w:rPr>
+          <w:rFonts w:ascii="MV Boli" w:hAnsi="MV Boli" w:cs="MV Boli"/>
+          <w14:textFill>
+            <w14:gradFill>
+              <w14:gsLst>
+                <w14:gs w14:pos="0">
+                  <w14:srgbClr w14:val="FFFFFF">
+                    <w14:shade w14:val="30000"/>
+                    <w14:satMod w14:val="115000"/>
+                  </w14:srgbClr>
+                </w14:gs>
+                <w14:gs w14:pos="50000">
+                  <w14:srgbClr w14:val="FFFFFF">
+                    <w14:shade w14:val="67500"/>
+                    <w14:satMod w14:val="115000"/>
+                  </w14:srgbClr>
+                </w14:gs>
+                <w14:gs w14:pos="100000">
+                  <w14:srgbClr w14:val="FFFFFF">
+                    <w14:shade w14:val="100000"/>
+                    <w14:satMod w14:val="115000"/>
+                  </w14:srgbClr>
+                </w14:gs>
+              </w14:gsLst>
+              <w14:lin w14:ang="5400000" w14:scaled="0"/>
+            </w14:gradFill>
+          </w14:textFill>
+        </w:rPr>
+      </w:pPr>
+      <w:r>
+        <w:rPr>
+          <w:rFonts w:ascii="MV Boli" w:hAnsi="MV Boli" w:cs="MV Boli"/>
+          <w14:textFill>
+            <w14:gradFill>
+              <w14:gsLst>
+                <w14:gs w14:pos="0">
+                  <w14:srgbClr w14:val="FFFFFF">
+                    <w14:shade w14:val="30000"/>
+                    <w14:satMod w14:val="115000"/>
+                  </w14:srgbClr>
+                </w14:gs>
+                <w14:gs w14:pos="50000">
+                  <w14:srgbClr w14:val="FFFFFF">
+                    <w14:shade w14:val="67500"/>
+                    <w14:satMod w14:val="115000"/>
+                  </w14:srgbClr>
+                </w14:gs>
+                <w14:gs w14:pos="100000">
+                  <w14:srgbClr w14:val="FFFFFF">
+                    <w14:shade w14:val="100000"/>
+                    <w14:satMod w14:val="115000"/>
+                  </w14:srgbClr>
+                </w14:gs>
+              </w14:gsLst>
+              <w14:lin w14:ang="5400000" w14:scaled="0"/>
+            </w14:gradFill>
+          </w14:textFill>
+        </w:rPr>
+        <w:t>Java 25</w:t>
+      </w:r>
+    </w:p>
+    <w:tbl>
+      <w:tblPr>
+        <w:tblStyle w:val="TableGrid"/>
+        <w:tblW w:w="0" w:type="auto"/>
+        <w:tblLook w:val="04A0" w:firstRow="1" w:lastRow="0" w:firstColumn="1" w:lastColumn="0" w:noHBand="0" w:noVBand="1"/>
+      </w:tblPr>
+      <w:tblGrid>
+        <w:gridCol w:w="10795"/>
+        <w:gridCol w:w="10795"/>
+      </w:tblGrid>
+      <w:tr>
+        <w:tc>
+          <w:tcPr>
+            <w:tcW w:w="10795" w:type="dxa"/>
+          </w:tcPr>
+          <w:p>
+            <w:pPr>
+              <w:spacing w:before="100" w:beforeAutospacing="1" w:after="100" w:afterAutospacing="1"/>
+              <w:rPr>
+                <w:rFonts w:ascii="Times New Roman" w:eastAsia="Times New Roman" w:hAnsi="Times New Roman" w:cs="Times New Roman"/>
+                <w:szCs w:val="24"/>
+                <w:lang w:eastAsia="en-IN"/>
+              </w:rPr>
+            </w:pPr>
+            <w:r>
+              <w:rPr>
+                <w:rFonts w:ascii="Times New Roman" w:eastAsia="Times New Roman" w:hAnsi="Times New Roman" w:cs="Times New Roman"/>
+                <w:szCs w:val="24"/>
+                <w:lang w:eastAsia="en-IN"/>
+              </w:rPr>
+              <w:t xml:space="preserve">Scoped Values provide a way to share </w:t>
+            </w:r>
+            <w:r>
+              <w:rPr>
+                <w:rFonts w:ascii="Times New Roman" w:eastAsia="Times New Roman" w:hAnsi="Times New Roman" w:cs="Times New Roman"/>
+                <w:b/>
+                <w:bCs/>
+                <w:szCs w:val="24"/>
+                <w:lang w:eastAsia="en-IN"/>
+              </w:rPr>
+              <w:t>immutable data within a bounded execution scope</w:t>
+            </w:r>
+            <w:r>
+              <w:rPr>
+                <w:rFonts w:ascii="Times New Roman" w:eastAsia="Times New Roman" w:hAnsi="Times New Roman" w:cs="Times New Roman"/>
+                <w:szCs w:val="24"/>
+                <w:lang w:eastAsia="en-IN"/>
+              </w:rPr>
+              <w:t>, particularly useful with virtual threads and structured concurrency.</w:t>
+            </w:r>
+          </w:p>
+          <w:p>
+            <w:pPr>
+              <w:spacing w:before="100" w:beforeAutospacing="1" w:after="100" w:afterAutospacing="1"/>
+              <w:rPr>
+                <w:rFonts w:ascii="Times New Roman" w:eastAsia="Times New Roman" w:hAnsi="Times New Roman" w:cs="Times New Roman"/>
+                <w:szCs w:val="24"/>
+                <w:lang w:eastAsia="en-IN"/>
+              </w:rPr>
+            </w:pPr>
+            <w:r>
+              <w:rPr>
+                <w:rFonts w:ascii="Times New Roman" w:eastAsia="Times New Roman" w:hAnsi="Times New Roman" w:cs="Times New Roman"/>
+                <w:szCs w:val="24"/>
+                <w:lang w:eastAsia="en-IN"/>
+              </w:rPr>
+              <w:t>Conceptually:</w:t>
+            </w:r>
+          </w:p>
+          <w:p>
+            <w:pPr>
+              <w:tabs>
+                <w:tab w:val="left" w:pos="916"/>
+                <w:tab w:val="left" w:pos="1832"/>
+                <w:tab w:val="left" w:pos="2748"/>
+                <w:tab w:val="left" w:pos="3664"/>
+                <w:tab w:val="left" w:pos="4580"/>
+                <w:tab w:val="left" w:pos="5496"/>
+                <w:tab w:val="left" w:pos="6412"/>
+                <w:tab w:val="left" w:pos="7328"/>
+                <w:tab w:val="left" w:pos="8244"/>
+                <w:tab w:val="left" w:pos="9160"/>
+                <w:tab w:val="left" w:pos="10076"/>
+                <w:tab w:val="left" w:pos="10992"/>
+                <w:tab w:val="left" w:pos="11908"/>
+                <w:tab w:val="left" w:pos="12824"/>
+                <w:tab w:val="left" w:pos="13740"/>
+                <w:tab w:val="left" w:pos="14656"/>
+              </w:tabs>
+              <w:rPr>
+                <w:rFonts w:ascii="Courier New" w:eastAsia="Times New Roman" w:hAnsi="Courier New" w:cs="Courier New"/>
+                <w:sz w:val="20"/>
+                <w:szCs w:val="20"/>
+                <w:lang w:eastAsia="en-IN"/>
+              </w:rPr>
+            </w:pPr>
+            <w:r>
+              <w:rPr>
+                <w:rFonts w:ascii="Courier New" w:eastAsia="Times New Roman" w:hAnsi="Courier New" w:cs="Courier New"/>
+                <w:sz w:val="20"/>
+                <w:szCs w:val="20"/>
+                <w:lang w:eastAsia="en-IN"/>
+              </w:rPr>
+              <w:t>Request</w:t>
+            </w:r>
+          </w:p>
+          <w:p>
+            <w:pPr>
+              <w:tabs>
+                <w:tab w:val="left" w:pos="916"/>
+                <w:tab w:val="left" w:pos="1832"/>
+                <w:tab w:val="left" w:pos="2748"/>
+                <w:tab w:val="left" w:pos="3664"/>
+                <w:tab w:val="left" w:pos="4580"/>
+                <w:tab w:val="left" w:pos="5496"/>
+                <w:tab w:val="left" w:pos="6412"/>
+                <w:tab w:val="left" w:pos="7328"/>
+                <w:tab w:val="left" w:pos="8244"/>
+                <w:tab w:val="left" w:pos="9160"/>
+                <w:tab w:val="left" w:pos="10076"/>
+                <w:tab w:val="left" w:pos="10992"/>
+                <w:tab w:val="left" w:pos="11908"/>
+                <w:tab w:val="left" w:pos="12824"/>
+                <w:tab w:val="left" w:pos="13740"/>
+                <w:tab w:val="left" w:pos="14656"/>
+              </w:tabs>
+              <w:rPr>
+                <w:rFonts w:ascii="Courier New" w:eastAsia="Times New Roman" w:hAnsi="Courier New" w:cs="Courier New"/>
+                <w:sz w:val="20"/>
+                <w:szCs w:val="20"/>
+                <w:lang w:eastAsia="en-IN"/>
+              </w:rPr>
+            </w:pPr>
+            <w:r>
+              <w:rPr>
+                <w:rFonts w:ascii="Courier New" w:eastAsia="Times New Roman" w:hAnsi="Courier New" w:cs="Courier New"/>
+                <w:sz w:val="20"/>
+                <w:szCs w:val="20"/>
+                <w:lang w:eastAsia="en-IN"/>
+              </w:rPr>
+              <w:t xml:space="preserve">   |</w:t>
+            </w:r>
+          </w:p>
+          <w:p>
+            <w:pPr>
+              <w:tabs>
+                <w:tab w:val="left" w:pos="916"/>
+                <w:tab w:val="left" w:pos="1832"/>
+                <w:tab w:val="left" w:pos="2748"/>
+                <w:tab w:val="left" w:pos="3664"/>
+                <w:tab w:val="left" w:pos="4580"/>
+                <w:tab w:val="left" w:pos="5496"/>
+                <w:tab w:val="left" w:pos="6412"/>
+                <w:tab w:val="left" w:pos="7328"/>
+                <w:tab w:val="left" w:pos="8244"/>
+                <w:tab w:val="left" w:pos="9160"/>
+                <w:tab w:val="left" w:pos="10076"/>
+                <w:tab w:val="left" w:pos="10992"/>
+                <w:tab w:val="left" w:pos="11908"/>
+                <w:tab w:val="left" w:pos="12824"/>
+                <w:tab w:val="left" w:pos="13740"/>
+                <w:tab w:val="left" w:pos="14656"/>
+              </w:tabs>
+              <w:rPr>
+                <w:rFonts w:ascii="Courier New" w:eastAsia="Times New Roman" w:hAnsi="Courier New" w:cs="Courier New"/>
+                <w:sz w:val="20"/>
+                <w:szCs w:val="20"/>
+                <w:lang w:eastAsia="en-IN"/>
+              </w:rPr>
+            </w:pPr>
+            <w:r>
+              <w:rPr>
+                <w:rFonts w:ascii="Courier New" w:eastAsia="Times New Roman" w:hAnsi="Courier New" w:cs="Courier New"/>
+                <w:sz w:val="20"/>
+                <w:szCs w:val="20"/>
+                <w:lang w:eastAsia="en-IN"/>
+              </w:rPr>
+              <w:t xml:space="preserve">   +---- Scoped Value: requestId</w:t>
+            </w:r>
+          </w:p>
+          <w:p>
+            <w:pPr>
+              <w:tabs>
+                <w:tab w:val="left" w:pos="916"/>
+                <w:tab w:val="left" w:pos="1832"/>
+                <w:tab w:val="left" w:pos="2748"/>
+                <w:tab w:val="left" w:pos="3664"/>
+                <w:tab w:val="left" w:pos="4580"/>
+                <w:tab w:val="left" w:pos="5496"/>
+                <w:tab w:val="left" w:pos="6412"/>
+                <w:tab w:val="left" w:pos="7328"/>
+                <w:tab w:val="left" w:pos="8244"/>
+                <w:tab w:val="left" w:pos="9160"/>
+                <w:tab w:val="left" w:pos="10076"/>
+                <w:tab w:val="left" w:pos="10992"/>
+                <w:tab w:val="left" w:pos="11908"/>
+                <w:tab w:val="left" w:pos="12824"/>
+                <w:tab w:val="left" w:pos="13740"/>
+                <w:tab w:val="left" w:pos="14656"/>
+              </w:tabs>
+              <w:rPr>
+                <w:rFonts w:ascii="Courier New" w:eastAsia="Times New Roman" w:hAnsi="Courier New" w:cs="Courier New"/>
+                <w:sz w:val="20"/>
+                <w:szCs w:val="20"/>
+                <w:lang w:eastAsia="en-IN"/>
+              </w:rPr>
+            </w:pPr>
+            <w:r>
+              <w:rPr>
+                <w:rFonts w:ascii="Courier New" w:eastAsia="Times New Roman" w:hAnsi="Courier New" w:cs="Courier New"/>
+                <w:sz w:val="20"/>
+                <w:szCs w:val="20"/>
+                <w:lang w:eastAsia="en-IN"/>
+              </w:rPr>
+              <w:t xml:space="preserve">   |</w:t>
+            </w:r>
+          </w:p>
+          <w:p>
+            <w:pPr>
+              <w:tabs>
+                <w:tab w:val="left" w:pos="916"/>
+                <w:tab w:val="left" w:pos="1832"/>
+                <w:tab w:val="left" w:pos="2748"/>
+                <w:tab w:val="left" w:pos="3664"/>
+                <w:tab w:val="left" w:pos="4580"/>
+                <w:tab w:val="left" w:pos="5496"/>
+                <w:tab w:val="left" w:pos="6412"/>
+                <w:tab w:val="left" w:pos="7328"/>
+                <w:tab w:val="left" w:pos="8244"/>
+                <w:tab w:val="left" w:pos="9160"/>
+                <w:tab w:val="left" w:pos="10076"/>
+                <w:tab w:val="left" w:pos="10992"/>
+                <w:tab w:val="left" w:pos="11908"/>
+                <w:tab w:val="left" w:pos="12824"/>
+                <w:tab w:val="left" w:pos="13740"/>
+                <w:tab w:val="left" w:pos="14656"/>
+              </w:tabs>
+              <w:rPr>
+                <w:rFonts w:ascii="Courier New" w:eastAsia="Times New Roman" w:hAnsi="Courier New" w:cs="Courier New"/>
+                <w:sz w:val="20"/>
+                <w:szCs w:val="20"/>
+                <w:lang w:eastAsia="en-IN"/>
+              </w:rPr>
+            </w:pPr>
+            <w:r>
+              <w:rPr>
+                <w:rFonts w:ascii="Courier New" w:eastAsia="Times New Roman" w:hAnsi="Courier New" w:cs="Courier New"/>
+                <w:sz w:val="20"/>
+                <w:szCs w:val="20"/>
+                <w:lang w:eastAsia="en-IN"/>
+              </w:rPr>
+              <w:t xml:space="preserve">   +---- Service A</w:t>
+            </w:r>
+          </w:p>
+          <w:p>
+            <w:pPr>
+              <w:tabs>
+                <w:tab w:val="left" w:pos="916"/>
+                <w:tab w:val="left" w:pos="1832"/>
+                <w:tab w:val="left" w:pos="2748"/>
+                <w:tab w:val="left" w:pos="3664"/>
+                <w:tab w:val="left" w:pos="4580"/>
+                <w:tab w:val="left" w:pos="5496"/>
+                <w:tab w:val="left" w:pos="6412"/>
+                <w:tab w:val="left" w:pos="7328"/>
+                <w:tab w:val="left" w:pos="8244"/>
+                <w:tab w:val="left" w:pos="9160"/>
+                <w:tab w:val="left" w:pos="10076"/>
+                <w:tab w:val="left" w:pos="10992"/>
+                <w:tab w:val="left" w:pos="11908"/>
+                <w:tab w:val="left" w:pos="12824"/>
+                <w:tab w:val="left" w:pos="13740"/>
+                <w:tab w:val="left" w:pos="14656"/>
+              </w:tabs>
+              <w:rPr>
+                <w:rFonts w:ascii="Courier New" w:eastAsia="Times New Roman" w:hAnsi="Courier New" w:cs="Courier New"/>
+                <w:sz w:val="20"/>
+                <w:szCs w:val="20"/>
+                <w:lang w:eastAsia="en-IN"/>
+              </w:rPr>
+            </w:pPr>
+            <w:r>
+              <w:rPr>
+                <w:rFonts w:ascii="Courier New" w:eastAsia="Times New Roman" w:hAnsi="Courier New" w:cs="Courier New"/>
+                <w:sz w:val="20"/>
+                <w:szCs w:val="20"/>
+                <w:lang w:eastAsia="en-IN"/>
+              </w:rPr>
+              <w:t xml:space="preserve">   |</w:t>
+            </w:r>
+          </w:p>
+          <w:p>
+            <w:pPr>
+              <w:tabs>
+                <w:tab w:val="left" w:pos="916"/>
+                <w:tab w:val="left" w:pos="1832"/>
+                <w:tab w:val="left" w:pos="2748"/>
+                <w:tab w:val="left" w:pos="3664"/>
+                <w:tab w:val="left" w:pos="4580"/>
+                <w:tab w:val="left" w:pos="5496"/>
+                <w:tab w:val="left" w:pos="6412"/>
+                <w:tab w:val="left" w:pos="7328"/>
+                <w:tab w:val="left" w:pos="8244"/>
+                <w:tab w:val="left" w:pos="9160"/>
+                <w:tab w:val="left" w:pos="10076"/>
+                <w:tab w:val="left" w:pos="10992"/>
+                <w:tab w:val="left" w:pos="11908"/>
+                <w:tab w:val="left" w:pos="12824"/>
+                <w:tab w:val="left" w:pos="13740"/>
+                <w:tab w:val="left" w:pos="14656"/>
+              </w:tabs>
+              <w:rPr>
+                <w:rFonts w:ascii="Courier New" w:eastAsia="Times New Roman" w:hAnsi="Courier New" w:cs="Courier New"/>
+                <w:sz w:val="20"/>
+                <w:szCs w:val="20"/>
+                <w:lang w:eastAsia="en-IN"/>
+              </w:rPr>
+            </w:pPr>
+            <w:r>
+              <w:rPr>
+                <w:rFonts w:ascii="Courier New" w:eastAsia="Times New Roman" w:hAnsi="Courier New" w:cs="Courier New"/>
+                <w:sz w:val="20"/>
+                <w:szCs w:val="20"/>
+                <w:lang w:eastAsia="en-IN"/>
+              </w:rPr>
+              <w:t xml:space="preserve">   +---- Service B</w:t>
+            </w:r>
+          </w:p>
+          <w:p>
+            <w:pPr>
+              <w:spacing w:before="100" w:beforeAutospacing="1" w:after="100" w:afterAutospacing="1"/>
+              <w:rPr>
+                <w:rFonts w:ascii="Times New Roman" w:eastAsia="Times New Roman" w:hAnsi="Times New Roman" w:cs="Times New Roman"/>
+                <w:szCs w:val="24"/>
+                <w:lang w:eastAsia="en-IN"/>
+              </w:rPr>
+            </w:pPr>
+            <w:r>
+              <w:rPr>
+                <w:rFonts w:ascii="Times New Roman" w:eastAsia="Times New Roman" w:hAnsi="Times New Roman" w:cs="Times New Roman"/>
+                <w:szCs w:val="24"/>
+                <w:lang w:eastAsia="en-IN"/>
+              </w:rPr>
+              <w:t>Instead of passing:</w:t>
+            </w:r>
+          </w:p>
+          <w:p>
+            <w:pPr>
+              <w:tabs>
+                <w:tab w:val="left" w:pos="916"/>
+                <w:tab w:val="left" w:pos="1832"/>
+                <w:tab w:val="left" w:pos="2748"/>
+                <w:tab w:val="left" w:pos="3664"/>
+                <w:tab w:val="left" w:pos="4580"/>
+                <w:tab w:val="left" w:pos="5496"/>
+                <w:tab w:val="left" w:pos="6412"/>
+                <w:tab w:val="left" w:pos="7328"/>
+                <w:tab w:val="left" w:pos="8244"/>
+                <w:tab w:val="left" w:pos="9160"/>
+                <w:tab w:val="left" w:pos="10076"/>
+                <w:tab w:val="left" w:pos="10992"/>
+                <w:tab w:val="left" w:pos="11908"/>
+                <w:tab w:val="left" w:pos="12824"/>
+                <w:tab w:val="left" w:pos="13740"/>
+                <w:tab w:val="left" w:pos="14656"/>
+              </w:tabs>
+              <w:rPr>
+                <w:rFonts w:ascii="Courier New" w:eastAsia="Times New Roman" w:hAnsi="Courier New" w:cs="Courier New"/>
+                <w:sz w:val="20"/>
+                <w:szCs w:val="20"/>
+                <w:lang w:eastAsia="en-IN"/>
+              </w:rPr>
+            </w:pPr>
+            <w:r>
+              <w:rPr>
+                <w:rFonts w:ascii="Courier New" w:eastAsia="Times New Roman" w:hAnsi="Courier New" w:cs="Courier New"/>
+                <w:sz w:val="20"/>
+                <w:szCs w:val="20"/>
+                <w:lang w:eastAsia="en-IN"/>
+              </w:rPr>
+              <w:lastRenderedPageBreak/>
+              <w:t>requestId</w:t>
+            </w:r>
+          </w:p>
+          <w:p>
+            <w:pPr>
+              <w:spacing w:before="100" w:beforeAutospacing="1" w:after="100" w:afterAutospacing="1"/>
+              <w:rPr>
+                <w:rFonts w:ascii="Times New Roman" w:eastAsia="Times New Roman" w:hAnsi="Times New Roman" w:cs="Times New Roman"/>
+                <w:szCs w:val="24"/>
+                <w:lang w:eastAsia="en-IN"/>
+              </w:rPr>
+            </w:pPr>
+            <w:r>
+              <w:rPr>
+                <w:rFonts w:ascii="Times New Roman" w:eastAsia="Times New Roman" w:hAnsi="Times New Roman" w:cs="Times New Roman"/>
+                <w:szCs w:val="24"/>
+                <w:lang w:eastAsia="en-IN"/>
+              </w:rPr>
+              <w:t>through every method call, scoped values can make context available within the scope.</w:t>
+            </w:r>
+          </w:p>
+          <w:p/>
+        </w:tc>
+        <w:tc>
+          <w:tcPr>
+            <w:tcW w:w="10795" w:type="dxa"/>
+          </w:tcPr>
+          <w:p>
+            <w:pPr>
+              <w:spacing w:before="100" w:beforeAutospacing="1" w:after="100" w:afterAutospacing="1"/>
+              <w:rPr>
+                <w:rFonts w:ascii="Times New Roman" w:eastAsia="Times New Roman" w:hAnsi="Times New Roman" w:cs="Times New Roman"/>
+                <w:b/>
+                <w:sz w:val="40"/>
+                <w:szCs w:val="24"/>
+                <w:lang w:eastAsia="en-IN"/>
+              </w:rPr>
+            </w:pPr>
+            <w:r>
+              <w:rPr>
+                <w:rFonts w:ascii="Times New Roman" w:eastAsia="Times New Roman" w:hAnsi="Times New Roman" w:cs="Times New Roman"/>
+                <w:b/>
+                <w:sz w:val="40"/>
+                <w:szCs w:val="24"/>
+                <w:lang w:eastAsia="en-IN"/>
+              </w:rPr>
+              <w:lastRenderedPageBreak/>
+              <w:t>Structured concurrency</w:t>
+            </w:r>
+          </w:p>
+          <w:p>
+            <w:pPr>
+              <w:spacing w:before="100" w:beforeAutospacing="1" w:after="100" w:afterAutospacing="1"/>
+              <w:rPr>
+                <w:rFonts w:ascii="Times New Roman" w:eastAsia="Times New Roman" w:hAnsi="Times New Roman" w:cs="Times New Roman"/>
+                <w:szCs w:val="24"/>
+                <w:lang w:eastAsia="en-IN"/>
+              </w:rPr>
+            </w:pPr>
+            <w:r>
+              <w:rPr>
+                <w:rFonts w:ascii="Times New Roman" w:eastAsia="Times New Roman" w:hAnsi="Times New Roman" w:cs="Times New Roman"/>
+                <w:szCs w:val="24"/>
+                <w:lang w:eastAsia="en-IN"/>
+              </w:rPr>
+              <w:t>This is another modern concurrency concept.</w:t>
+            </w:r>
+          </w:p>
+          <w:p>
+            <w:pPr>
+              <w:spacing w:before="100" w:beforeAutospacing="1" w:after="100" w:afterAutospacing="1"/>
+              <w:rPr>
+                <w:rFonts w:ascii="Times New Roman" w:eastAsia="Times New Roman" w:hAnsi="Times New Roman" w:cs="Times New Roman"/>
+                <w:szCs w:val="24"/>
+                <w:lang w:eastAsia="en-IN"/>
+              </w:rPr>
+            </w:pPr>
+            <w:r>
+              <w:rPr>
+                <w:rFonts w:ascii="Times New Roman" w:eastAsia="Times New Roman" w:hAnsi="Times New Roman" w:cs="Times New Roman"/>
+                <w:szCs w:val="24"/>
+                <w:lang w:eastAsia="en-IN"/>
+              </w:rPr>
+              <w:t>Instead of creating unrelated asynchronous tasks:</w:t>
+            </w:r>
+          </w:p>
+          <w:p>
+            <w:pPr>
+              <w:tabs>
+                <w:tab w:val="left" w:pos="916"/>
+                <w:tab w:val="left" w:pos="1832"/>
+                <w:tab w:val="left" w:pos="2748"/>
+                <w:tab w:val="left" w:pos="3664"/>
+                <w:tab w:val="left" w:pos="4580"/>
+                <w:tab w:val="left" w:pos="5496"/>
+                <w:tab w:val="left" w:pos="6412"/>
+                <w:tab w:val="left" w:pos="7328"/>
+                <w:tab w:val="left" w:pos="8244"/>
+                <w:tab w:val="left" w:pos="9160"/>
+                <w:tab w:val="left" w:pos="10076"/>
+                <w:tab w:val="left" w:pos="10992"/>
+                <w:tab w:val="left" w:pos="11908"/>
+                <w:tab w:val="left" w:pos="12824"/>
+                <w:tab w:val="left" w:pos="13740"/>
+                <w:tab w:val="left" w:pos="14656"/>
+              </w:tabs>
+              <w:rPr>
+                <w:rFonts w:ascii="Courier New" w:eastAsia="Times New Roman" w:hAnsi="Courier New" w:cs="Courier New"/>
+                <w:sz w:val="20"/>
+                <w:szCs w:val="20"/>
+                <w:lang w:eastAsia="en-IN"/>
+              </w:rPr>
+            </w:pPr>
+            <w:r>
+              <w:rPr>
+                <w:rFonts w:ascii="Courier New" w:eastAsia="Times New Roman" w:hAnsi="Courier New" w:cs="Courier New"/>
+                <w:sz w:val="20"/>
+                <w:szCs w:val="20"/>
+                <w:lang w:eastAsia="en-IN"/>
+              </w:rPr>
+              <w:t>Task A ────────────────&gt;</w:t>
+            </w:r>
+          </w:p>
+          <w:p>
+            <w:pPr>
+              <w:tabs>
+                <w:tab w:val="left" w:pos="916"/>
+                <w:tab w:val="left" w:pos="1832"/>
+                <w:tab w:val="left" w:pos="2748"/>
+                <w:tab w:val="left" w:pos="3664"/>
+                <w:tab w:val="left" w:pos="4580"/>
+                <w:tab w:val="left" w:pos="5496"/>
+                <w:tab w:val="left" w:pos="6412"/>
+                <w:tab w:val="left" w:pos="7328"/>
+                <w:tab w:val="left" w:pos="8244"/>
+                <w:tab w:val="left" w:pos="9160"/>
+                <w:tab w:val="left" w:pos="10076"/>
+                <w:tab w:val="left" w:pos="10992"/>
+                <w:tab w:val="left" w:pos="11908"/>
+                <w:tab w:val="left" w:pos="12824"/>
+                <w:tab w:val="left" w:pos="13740"/>
+                <w:tab w:val="left" w:pos="14656"/>
+              </w:tabs>
+              <w:rPr>
+                <w:rFonts w:ascii="Courier New" w:eastAsia="Times New Roman" w:hAnsi="Courier New" w:cs="Courier New"/>
+                <w:sz w:val="20"/>
+                <w:szCs w:val="20"/>
+                <w:lang w:eastAsia="en-IN"/>
+              </w:rPr>
+            </w:pPr>
+            <w:r>
+              <w:rPr>
+                <w:rFonts w:ascii="Courier New" w:eastAsia="Times New Roman" w:hAnsi="Courier New" w:cs="Courier New"/>
+                <w:sz w:val="20"/>
+                <w:szCs w:val="20"/>
+                <w:lang w:eastAsia="en-IN"/>
+              </w:rPr>
+              <w:t>Task B ────────────────&gt;</w:t>
+            </w:r>
+          </w:p>
+          <w:p>
+            <w:pPr>
+              <w:tabs>
+                <w:tab w:val="left" w:pos="916"/>
+                <w:tab w:val="left" w:pos="1832"/>
+                <w:tab w:val="left" w:pos="2748"/>
+                <w:tab w:val="left" w:pos="3664"/>
+                <w:tab w:val="left" w:pos="4580"/>
+                <w:tab w:val="left" w:pos="5496"/>
+                <w:tab w:val="left" w:pos="6412"/>
+                <w:tab w:val="left" w:pos="7328"/>
+                <w:tab w:val="left" w:pos="8244"/>
+                <w:tab w:val="left" w:pos="9160"/>
+                <w:tab w:val="left" w:pos="10076"/>
+                <w:tab w:val="left" w:pos="10992"/>
+                <w:tab w:val="left" w:pos="11908"/>
+                <w:tab w:val="left" w:pos="12824"/>
+                <w:tab w:val="left" w:pos="13740"/>
+                <w:tab w:val="left" w:pos="14656"/>
+              </w:tabs>
+              <w:rPr>
+                <w:rFonts w:ascii="Courier New" w:eastAsia="Times New Roman" w:hAnsi="Courier New" w:cs="Courier New"/>
+                <w:sz w:val="20"/>
+                <w:szCs w:val="20"/>
+                <w:lang w:eastAsia="en-IN"/>
+              </w:rPr>
+            </w:pPr>
+            <w:r>
+              <w:rPr>
+                <w:rFonts w:ascii="Courier New" w:eastAsia="Times New Roman" w:hAnsi="Courier New" w:cs="Courier New"/>
+                <w:sz w:val="20"/>
+                <w:szCs w:val="20"/>
+                <w:lang w:eastAsia="en-IN"/>
+              </w:rPr>
+              <w:t>Task C ────────────────&gt;</w:t>
+            </w:r>
+          </w:p>
+          <w:p>
+            <w:pPr>
+              <w:spacing w:before="100" w:beforeAutospacing="1" w:after="100" w:afterAutospacing="1"/>
+              <w:rPr>
+                <w:rFonts w:ascii="Times New Roman" w:eastAsia="Times New Roman" w:hAnsi="Times New Roman" w:cs="Times New Roman"/>
+                <w:szCs w:val="24"/>
+                <w:lang w:eastAsia="en-IN"/>
+              </w:rPr>
+            </w:pPr>
+            <w:r>
+              <w:rPr>
+                <w:rFonts w:ascii="Times New Roman" w:eastAsia="Times New Roman" w:hAnsi="Times New Roman" w:cs="Times New Roman"/>
+                <w:szCs w:val="24"/>
+                <w:lang w:eastAsia="en-IN"/>
+              </w:rPr>
+              <w:t xml:space="preserve">structured concurrency treats related concurrent tasks as a </w:t>
+            </w:r>
+            <w:r>
+              <w:rPr>
+                <w:rFonts w:ascii="Times New Roman" w:eastAsia="Times New Roman" w:hAnsi="Times New Roman" w:cs="Times New Roman"/>
+                <w:b/>
+                <w:bCs/>
+                <w:szCs w:val="24"/>
+                <w:lang w:eastAsia="en-IN"/>
+              </w:rPr>
+              <w:t>single unit of work</w:t>
+            </w:r>
+            <w:r>
+              <w:rPr>
+                <w:rFonts w:ascii="Times New Roman" w:eastAsia="Times New Roman" w:hAnsi="Times New Roman" w:cs="Times New Roman"/>
+                <w:szCs w:val="24"/>
+                <w:lang w:eastAsia="en-IN"/>
+              </w:rPr>
+              <w:t>.</w:t>
+            </w:r>
+          </w:p>
+          <w:p>
+            <w:pPr>
+              <w:spacing w:before="100" w:beforeAutospacing="1" w:after="100" w:afterAutospacing="1"/>
+              <w:rPr>
+                <w:rFonts w:ascii="Times New Roman" w:eastAsia="Times New Roman" w:hAnsi="Times New Roman" w:cs="Times New Roman"/>
+                <w:szCs w:val="24"/>
+                <w:lang w:eastAsia="en-IN"/>
+              </w:rPr>
+            </w:pPr>
+            <w:r>
+              <w:rPr>
+                <w:rFonts w:ascii="Times New Roman" w:eastAsia="Times New Roman" w:hAnsi="Times New Roman" w:cs="Times New Roman"/>
+                <w:szCs w:val="24"/>
+                <w:lang w:eastAsia="en-IN"/>
+              </w:rPr>
+              <w:lastRenderedPageBreak/>
+              <w:t>Conceptually:</w:t>
+            </w:r>
+          </w:p>
+          <w:p>
+            <w:pPr>
+              <w:tabs>
+                <w:tab w:val="left" w:pos="916"/>
+                <w:tab w:val="left" w:pos="1832"/>
+                <w:tab w:val="left" w:pos="2748"/>
+                <w:tab w:val="left" w:pos="3664"/>
+                <w:tab w:val="left" w:pos="4580"/>
+                <w:tab w:val="left" w:pos="5496"/>
+                <w:tab w:val="left" w:pos="6412"/>
+                <w:tab w:val="left" w:pos="7328"/>
+                <w:tab w:val="left" w:pos="8244"/>
+                <w:tab w:val="left" w:pos="9160"/>
+                <w:tab w:val="left" w:pos="10076"/>
+                <w:tab w:val="left" w:pos="10992"/>
+                <w:tab w:val="left" w:pos="11908"/>
+                <w:tab w:val="left" w:pos="12824"/>
+                <w:tab w:val="left" w:pos="13740"/>
+                <w:tab w:val="left" w:pos="14656"/>
+              </w:tabs>
+              <w:rPr>
+                <w:rFonts w:ascii="Courier New" w:eastAsia="Times New Roman" w:hAnsi="Courier New" w:cs="Courier New"/>
+                <w:sz w:val="20"/>
+                <w:szCs w:val="20"/>
+                <w:lang w:eastAsia="en-IN"/>
+              </w:rPr>
+            </w:pPr>
+            <w:r>
+              <w:rPr>
+                <w:rFonts w:ascii="Courier New" w:eastAsia="Times New Roman" w:hAnsi="Courier New" w:cs="Courier New"/>
+                <w:sz w:val="20"/>
+                <w:szCs w:val="20"/>
+                <w:lang w:eastAsia="en-IN"/>
+              </w:rPr>
+              <w:t>Request</w:t>
+            </w:r>
+          </w:p>
+          <w:p>
+            <w:pPr>
+              <w:tabs>
+                <w:tab w:val="left" w:pos="916"/>
+                <w:tab w:val="left" w:pos="1832"/>
+                <w:tab w:val="left" w:pos="2748"/>
+                <w:tab w:val="left" w:pos="3664"/>
+                <w:tab w:val="left" w:pos="4580"/>
+                <w:tab w:val="left" w:pos="5496"/>
+                <w:tab w:val="left" w:pos="6412"/>
+                <w:tab w:val="left" w:pos="7328"/>
+                <w:tab w:val="left" w:pos="8244"/>
+                <w:tab w:val="left" w:pos="9160"/>
+                <w:tab w:val="left" w:pos="10076"/>
+                <w:tab w:val="left" w:pos="10992"/>
+                <w:tab w:val="left" w:pos="11908"/>
+                <w:tab w:val="left" w:pos="12824"/>
+                <w:tab w:val="left" w:pos="13740"/>
+                <w:tab w:val="left" w:pos="14656"/>
+              </w:tabs>
+              <w:rPr>
+                <w:rFonts w:ascii="Courier New" w:eastAsia="Times New Roman" w:hAnsi="Courier New" w:cs="Courier New"/>
+                <w:sz w:val="20"/>
+                <w:szCs w:val="20"/>
+                <w:lang w:eastAsia="en-IN"/>
+              </w:rPr>
+            </w:pPr>
+            <w:r>
+              <w:rPr>
+                <w:rFonts w:ascii="Courier New" w:eastAsia="Times New Roman" w:hAnsi="Courier New" w:cs="Courier New"/>
+                <w:sz w:val="20"/>
+                <w:szCs w:val="20"/>
+                <w:lang w:eastAsia="en-IN"/>
+              </w:rPr>
+              <w:t xml:space="preserve">   |</w:t>
+            </w:r>
+          </w:p>
+          <w:p>
+            <w:pPr>
+              <w:tabs>
+                <w:tab w:val="left" w:pos="916"/>
+                <w:tab w:val="left" w:pos="1832"/>
+                <w:tab w:val="left" w:pos="2748"/>
+                <w:tab w:val="left" w:pos="3664"/>
+                <w:tab w:val="left" w:pos="4580"/>
+                <w:tab w:val="left" w:pos="5496"/>
+                <w:tab w:val="left" w:pos="6412"/>
+                <w:tab w:val="left" w:pos="7328"/>
+                <w:tab w:val="left" w:pos="8244"/>
+                <w:tab w:val="left" w:pos="9160"/>
+                <w:tab w:val="left" w:pos="10076"/>
+                <w:tab w:val="left" w:pos="10992"/>
+                <w:tab w:val="left" w:pos="11908"/>
+                <w:tab w:val="left" w:pos="12824"/>
+                <w:tab w:val="left" w:pos="13740"/>
+                <w:tab w:val="left" w:pos="14656"/>
+              </w:tabs>
+              <w:rPr>
+                <w:rFonts w:ascii="Courier New" w:eastAsia="Times New Roman" w:hAnsi="Courier New" w:cs="Courier New"/>
+                <w:sz w:val="20"/>
+                <w:szCs w:val="20"/>
+                <w:lang w:eastAsia="en-IN"/>
+              </w:rPr>
+            </w:pPr>
+            <w:r>
+              <w:rPr>
+                <w:rFonts w:ascii="Courier New" w:eastAsia="Times New Roman" w:hAnsi="Courier New" w:cs="Courier New"/>
+                <w:sz w:val="20"/>
+                <w:szCs w:val="20"/>
+                <w:lang w:eastAsia="en-IN"/>
+              </w:rPr>
+              <w:t xml:space="preserve">   +--- Task A</w:t>
+            </w:r>
+          </w:p>
+          <w:p>
+            <w:pPr>
+              <w:tabs>
+                <w:tab w:val="left" w:pos="916"/>
+                <w:tab w:val="left" w:pos="1832"/>
+                <w:tab w:val="left" w:pos="2748"/>
+                <w:tab w:val="left" w:pos="3664"/>
+                <w:tab w:val="left" w:pos="4580"/>
+                <w:tab w:val="left" w:pos="5496"/>
+                <w:tab w:val="left" w:pos="6412"/>
+                <w:tab w:val="left" w:pos="7328"/>
+                <w:tab w:val="left" w:pos="8244"/>
+                <w:tab w:val="left" w:pos="9160"/>
+                <w:tab w:val="left" w:pos="10076"/>
+                <w:tab w:val="left" w:pos="10992"/>
+                <w:tab w:val="left" w:pos="11908"/>
+                <w:tab w:val="left" w:pos="12824"/>
+                <w:tab w:val="left" w:pos="13740"/>
+                <w:tab w:val="left" w:pos="14656"/>
+              </w:tabs>
+              <w:rPr>
+                <w:rFonts w:ascii="Courier New" w:eastAsia="Times New Roman" w:hAnsi="Courier New" w:cs="Courier New"/>
+                <w:sz w:val="20"/>
+                <w:szCs w:val="20"/>
+                <w:lang w:eastAsia="en-IN"/>
+              </w:rPr>
+            </w:pPr>
+            <w:r>
+              <w:rPr>
+                <w:rFonts w:ascii="Courier New" w:eastAsia="Times New Roman" w:hAnsi="Courier New" w:cs="Courier New"/>
+                <w:sz w:val="20"/>
+                <w:szCs w:val="20"/>
+                <w:lang w:eastAsia="en-IN"/>
+              </w:rPr>
+              <w:t xml:space="preserve">   |</w:t>
+            </w:r>
+          </w:p>
+          <w:p>
+            <w:pPr>
+              <w:tabs>
+                <w:tab w:val="left" w:pos="916"/>
+                <w:tab w:val="left" w:pos="1832"/>
+                <w:tab w:val="left" w:pos="2748"/>
+                <w:tab w:val="left" w:pos="3664"/>
+                <w:tab w:val="left" w:pos="4580"/>
+                <w:tab w:val="left" w:pos="5496"/>
+                <w:tab w:val="left" w:pos="6412"/>
+                <w:tab w:val="left" w:pos="7328"/>
+                <w:tab w:val="left" w:pos="8244"/>
+                <w:tab w:val="left" w:pos="9160"/>
+                <w:tab w:val="left" w:pos="10076"/>
+                <w:tab w:val="left" w:pos="10992"/>
+                <w:tab w:val="left" w:pos="11908"/>
+                <w:tab w:val="left" w:pos="12824"/>
+                <w:tab w:val="left" w:pos="13740"/>
+                <w:tab w:val="left" w:pos="14656"/>
+              </w:tabs>
+              <w:rPr>
+                <w:rFonts w:ascii="Courier New" w:eastAsia="Times New Roman" w:hAnsi="Courier New" w:cs="Courier New"/>
+                <w:sz w:val="20"/>
+                <w:szCs w:val="20"/>
+                <w:lang w:eastAsia="en-IN"/>
+              </w:rPr>
+            </w:pPr>
+            <w:r>
+              <w:rPr>
+                <w:rFonts w:ascii="Courier New" w:eastAsia="Times New Roman" w:hAnsi="Courier New" w:cs="Courier New"/>
+                <w:sz w:val="20"/>
+                <w:szCs w:val="20"/>
+                <w:lang w:eastAsia="en-IN"/>
+              </w:rPr>
+              <w:t xml:space="preserve">   +--- Task B</w:t>
+            </w:r>
+          </w:p>
+          <w:p>
+            <w:pPr>
+              <w:tabs>
+                <w:tab w:val="left" w:pos="916"/>
+                <w:tab w:val="left" w:pos="1832"/>
+                <w:tab w:val="left" w:pos="2748"/>
+                <w:tab w:val="left" w:pos="3664"/>
+                <w:tab w:val="left" w:pos="4580"/>
+                <w:tab w:val="left" w:pos="5496"/>
+                <w:tab w:val="left" w:pos="6412"/>
+                <w:tab w:val="left" w:pos="7328"/>
+                <w:tab w:val="left" w:pos="8244"/>
+                <w:tab w:val="left" w:pos="9160"/>
+                <w:tab w:val="left" w:pos="10076"/>
+                <w:tab w:val="left" w:pos="10992"/>
+                <w:tab w:val="left" w:pos="11908"/>
+                <w:tab w:val="left" w:pos="12824"/>
+                <w:tab w:val="left" w:pos="13740"/>
+                <w:tab w:val="left" w:pos="14656"/>
+              </w:tabs>
+              <w:rPr>
+                <w:rFonts w:ascii="Courier New" w:eastAsia="Times New Roman" w:hAnsi="Courier New" w:cs="Courier New"/>
+                <w:sz w:val="20"/>
+                <w:szCs w:val="20"/>
+                <w:lang w:eastAsia="en-IN"/>
+              </w:rPr>
+            </w:pPr>
+            <w:r>
+              <w:rPr>
+                <w:rFonts w:ascii="Courier New" w:eastAsia="Times New Roman" w:hAnsi="Courier New" w:cs="Courier New"/>
+                <w:sz w:val="20"/>
+                <w:szCs w:val="20"/>
+                <w:lang w:eastAsia="en-IN"/>
+              </w:rPr>
+              <w:t xml:space="preserve">   |</w:t>
+            </w:r>
+          </w:p>
+          <w:p>
+            <w:pPr>
+              <w:tabs>
+                <w:tab w:val="left" w:pos="916"/>
+                <w:tab w:val="left" w:pos="1832"/>
+                <w:tab w:val="left" w:pos="2748"/>
+                <w:tab w:val="left" w:pos="3664"/>
+                <w:tab w:val="left" w:pos="4580"/>
+                <w:tab w:val="left" w:pos="5496"/>
+                <w:tab w:val="left" w:pos="6412"/>
+                <w:tab w:val="left" w:pos="7328"/>
+                <w:tab w:val="left" w:pos="8244"/>
+                <w:tab w:val="left" w:pos="9160"/>
+                <w:tab w:val="left" w:pos="10076"/>
+                <w:tab w:val="left" w:pos="10992"/>
+                <w:tab w:val="left" w:pos="11908"/>
+                <w:tab w:val="left" w:pos="12824"/>
+                <w:tab w:val="left" w:pos="13740"/>
+                <w:tab w:val="left" w:pos="14656"/>
+              </w:tabs>
+              <w:rPr>
+                <w:rFonts w:ascii="Courier New" w:eastAsia="Times New Roman" w:hAnsi="Courier New" w:cs="Courier New"/>
+                <w:sz w:val="20"/>
+                <w:szCs w:val="20"/>
+                <w:lang w:eastAsia="en-IN"/>
+              </w:rPr>
+            </w:pPr>
+            <w:r>
+              <w:rPr>
+                <w:rFonts w:ascii="Courier New" w:eastAsia="Times New Roman" w:hAnsi="Courier New" w:cs="Courier New"/>
+                <w:sz w:val="20"/>
+                <w:szCs w:val="20"/>
+                <w:lang w:eastAsia="en-IN"/>
+              </w:rPr>
+              <w:t xml:space="preserve">   +--- Task C</w:t>
+            </w:r>
+          </w:p>
+          <w:p>
+            <w:pPr>
+              <w:spacing w:before="100" w:beforeAutospacing="1" w:after="100" w:afterAutospacing="1"/>
+              <w:rPr>
+                <w:rFonts w:ascii="Times New Roman" w:eastAsia="Times New Roman" w:hAnsi="Times New Roman" w:cs="Times New Roman"/>
+                <w:szCs w:val="24"/>
+                <w:lang w:eastAsia="en-IN"/>
+              </w:rPr>
+            </w:pPr>
+            <w:r>
+              <w:rPr>
+                <w:rFonts w:ascii="Times New Roman" w:eastAsia="Times New Roman" w:hAnsi="Times New Roman" w:cs="Times New Roman"/>
+                <w:szCs w:val="24"/>
+                <w:lang w:eastAsia="en-IN"/>
+              </w:rPr>
+              <w:t>If the parent operation fails/cancels, child tasks can be handled together.</w:t>
+            </w:r>
+          </w:p>
           <w:p/>
         </w:tc>
       </w:tr>
@@ -12018,6 +16834,155 @@
     </w:lvl>
   </w:abstractNum>
   <w:abstractNum w:abstractNumId="18">
+    <w:nsid w:val="51904768"/>
+    <w:multiLevelType w:val="multilevel"/>
+    <w:tmpl w:val="444472D0"/>
+    <w:lvl w:ilvl="0">
+      <w:start w:val="1"/>
+      <w:numFmt w:val="bullet"/>
+      <w:lvlText w:val=""/>
+      <w:lvlJc w:val="left"/>
+      <w:pPr>
+        <w:tabs>
+          <w:tab w:val="num" w:pos="720"/>
+        </w:tabs>
+        <w:ind w:left="720" w:hanging="360"/>
+      </w:pPr>
+      <w:rPr>
+        <w:rFonts w:ascii="Symbol" w:hAnsi="Symbol" w:hint="default"/>
+        <w:sz w:val="20"/>
+      </w:rPr>
+    </w:lvl>
+    <w:lvl w:ilvl="1" w:tentative="1">
+      <w:start w:val="1"/>
+      <w:numFmt w:val="bullet"/>
+      <w:lvlText w:val="o"/>
+      <w:lvlJc w:val="left"/>
+      <w:pPr>
+        <w:tabs>
+          <w:tab w:val="num" w:pos="1440"/>
+        </w:tabs>
+        <w:ind w:left="1440" w:hanging="360"/>
+      </w:pPr>
+      <w:rPr>
+        <w:rFonts w:ascii="Courier New" w:hAnsi="Courier New" w:hint="default"/>
+        <w:sz w:val="20"/>
+      </w:rPr>
+    </w:lvl>
+    <w:lvl w:ilvl="2" w:tentative="1">
+      <w:start w:val="1"/>
+      <w:numFmt w:val="bullet"/>
+      <w:lvlText w:val=""/>
+      <w:lvlJc w:val="left"/>
+      <w:pPr>
+        <w:tabs>
+          <w:tab w:val="num" w:pos="2160"/>
+        </w:tabs>
+        <w:ind w:left="2160" w:hanging="360"/>
+      </w:pPr>
+      <w:rPr>
+        <w:rFonts w:ascii="Wingdings" w:hAnsi="Wingdings" w:hint="default"/>
+        <w:sz w:val="20"/>
+      </w:rPr>
+    </w:lvl>
+    <w:lvl w:ilvl="3" w:tentative="1">
+      <w:start w:val="1"/>
+      <w:numFmt w:val="bullet"/>
+      <w:lvlText w:val=""/>
+      <w:lvlJc w:val="left"/>
+      <w:pPr>
+        <w:tabs>
+          <w:tab w:val="num" w:pos="2880"/>
+        </w:tabs>
+        <w:ind w:left="2880" w:hanging="360"/>
+      </w:pPr>
+      <w:rPr>
+        <w:rFonts w:ascii="Wingdings" w:hAnsi="Wingdings" w:hint="default"/>
+        <w:sz w:val="20"/>
+      </w:rPr>
+    </w:lvl>
+    <w:lvl w:ilvl="4" w:tentative="1">
+      <w:start w:val="1"/>
+      <w:numFmt w:val="bullet"/>
+      <w:lvlText w:val=""/>
+      <w:lvlJc w:val="left"/>
+      <w:pPr>
+        <w:tabs>
+          <w:tab w:val="num" w:pos="3600"/>
+        </w:tabs>
+        <w:ind w:left="3600" w:hanging="360"/>
+      </w:pPr>
+      <w:rPr>
+        <w:rFonts w:ascii="Wingdings" w:hAnsi="Wingdings" w:hint="default"/>
+        <w:sz w:val="20"/>
+      </w:rPr>
+    </w:lvl>
+    <w:lvl w:ilvl="5" w:tentative="1">
+      <w:start w:val="1"/>
+      <w:numFmt w:val="bullet"/>
+      <w:lvlText w:val=""/>
+      <w:lvlJc w:val="left"/>
+      <w:pPr>
+        <w:tabs>
+          <w:tab w:val="num" w:pos="4320"/>
+        </w:tabs>
+        <w:ind w:left="4320" w:hanging="360"/>
+      </w:pPr>
+      <w:rPr>
+        <w:rFonts w:ascii="Wingdings" w:hAnsi="Wingdings" w:hint="default"/>
+        <w:sz w:val="20"/>
+      </w:rPr>
+    </w:lvl>
+    <w:lvl w:ilvl="6" w:tentative="1">
+      <w:start w:val="1"/>
+      <w:numFmt w:val="bullet"/>
+      <w:lvlText w:val=""/>
+      <w:lvlJc w:val="left"/>
+      <w:pPr>
+        <w:tabs>
+          <w:tab w:val="num" w:pos="5040"/>
+        </w:tabs>
+        <w:ind w:left="5040" w:hanging="360"/>
+      </w:pPr>
+      <w:rPr>
+        <w:rFonts w:ascii="Wingdings" w:hAnsi="Wingdings" w:hint="default"/>
+        <w:sz w:val="20"/>
+      </w:rPr>
+    </w:lvl>
+    <w:lvl w:ilvl="7" w:tentative="1">
+      <w:start w:val="1"/>
+      <w:numFmt w:val="bullet"/>
+      <w:lvlText w:val=""/>
+      <w:lvlJc w:val="left"/>
+      <w:pPr>
+        <w:tabs>
+          <w:tab w:val="num" w:pos="5760"/>
+        </w:tabs>
+        <w:ind w:left="5760" w:hanging="360"/>
+      </w:pPr>
+      <w:rPr>
+        <w:rFonts w:ascii="Wingdings" w:hAnsi="Wingdings" w:hint="default"/>
+        <w:sz w:val="20"/>
+      </w:rPr>
+    </w:lvl>
+    <w:lvl w:ilvl="8" w:tentative="1">
+      <w:start w:val="1"/>
+      <w:numFmt w:val="bullet"/>
+      <w:lvlText w:val=""/>
+      <w:lvlJc w:val="left"/>
+      <w:pPr>
+        <w:tabs>
+          <w:tab w:val="num" w:pos="6480"/>
+        </w:tabs>
+        <w:ind w:left="6480" w:hanging="360"/>
+      </w:pPr>
+      <w:rPr>
+        <w:rFonts w:ascii="Wingdings" w:hAnsi="Wingdings" w:hint="default"/>
+        <w:sz w:val="20"/>
+      </w:rPr>
+    </w:lvl>
+  </w:abstractNum>
+  <w:abstractNum w:abstractNumId="19">
     <w:nsid w:val="532F715E"/>
     <w:multiLevelType w:val="hybridMultilevel"/>
     <w:tmpl w:val="6D4C7FAE"/>
@@ -12106,7 +17071,7 @@
       </w:pPr>
     </w:lvl>
   </w:abstractNum>
-  <w:abstractNum w:abstractNumId="19">
+  <w:abstractNum w:abstractNumId="20">
     <w:nsid w:val="5F0B70A8"/>
     <w:multiLevelType w:val="multilevel"/>
     <w:tmpl w:val="3B9649C2"/>
@@ -12255,7 +17220,7 @@
       </w:rPr>
     </w:lvl>
   </w:abstractNum>
-  <w:abstractNum w:abstractNumId="20">
+  <w:abstractNum w:abstractNumId="21">
     <w:nsid w:val="66F22F63"/>
     <w:multiLevelType w:val="multilevel"/>
     <w:tmpl w:val="42EA8B0C"/>
@@ -12404,7 +17369,7 @@
       </w:rPr>
     </w:lvl>
   </w:abstractNum>
-  <w:abstractNum w:abstractNumId="21">
+  <w:abstractNum w:abstractNumId="22">
     <w:nsid w:val="69B75931"/>
     <w:multiLevelType w:val="hybridMultilevel"/>
     <w:tmpl w:val="DA56BEC0"/>
@@ -12517,7 +17482,7 @@
       </w:rPr>
     </w:lvl>
   </w:abstractNum>
-  <w:abstractNum w:abstractNumId="22">
+  <w:abstractNum w:abstractNumId="23">
     <w:nsid w:val="71CA1011"/>
     <w:multiLevelType w:val="hybridMultilevel"/>
     <w:tmpl w:val="F9885D06"/>
@@ -12606,7 +17571,7 @@
       </w:pPr>
     </w:lvl>
   </w:abstractNum>
-  <w:abstractNum w:abstractNumId="23">
+  <w:abstractNum w:abstractNumId="24">
     <w:nsid w:val="72295B73"/>
     <w:multiLevelType w:val="multilevel"/>
     <w:tmpl w:val="4BF66A84"/>
@@ -12755,7 +17720,7 @@
       </w:rPr>
     </w:lvl>
   </w:abstractNum>
-  <w:abstractNum w:abstractNumId="24">
+  <w:abstractNum w:abstractNumId="25">
     <w:nsid w:val="757F5579"/>
     <w:multiLevelType w:val="multilevel"/>
     <w:tmpl w:val="7E76ED00"/>
@@ -12904,7 +17869,7 @@
       </w:rPr>
     </w:lvl>
   </w:abstractNum>
-  <w:abstractNum w:abstractNumId="25">
+  <w:abstractNum w:abstractNumId="26">
     <w:nsid w:val="7CFC3497"/>
     <w:multiLevelType w:val="hybridMultilevel"/>
     <w:tmpl w:val="5C4A209C"/>
@@ -13000,25 +17965,25 @@
     <w:abstractNumId w:val="1"/>
   </w:num>
   <w:num w:numId="3">
-    <w:abstractNumId w:val="24"/>
+    <w:abstractNumId w:val="25"/>
   </w:num>
   <w:num w:numId="4">
-    <w:abstractNumId w:val="22"/>
+    <w:abstractNumId w:val="23"/>
   </w:num>
   <w:num w:numId="5">
     <w:abstractNumId w:val="6"/>
   </w:num>
   <w:num w:numId="6">
-    <w:abstractNumId w:val="25"/>
+    <w:abstractNumId w:val="26"/>
   </w:num>
   <w:num w:numId="7">
-    <w:abstractNumId w:val="18"/>
+    <w:abstractNumId w:val="19"/>
   </w:num>
   <w:num w:numId="8">
     <w:abstractNumId w:val="10"/>
   </w:num>
   <w:num w:numId="9">
-    <w:abstractNumId w:val="21"/>
+    <w:abstractNumId w:val="22"/>
   </w:num>
   <w:num w:numId="10">
     <w:abstractNumId w:val="2"/>
@@ -13042,7 +18007,7 @@
     <w:abstractNumId w:val="16"/>
   </w:num>
   <w:num w:numId="17">
-    <w:abstractNumId w:val="23"/>
+    <w:abstractNumId w:val="24"/>
   </w:num>
   <w:num w:numId="18">
     <w:abstractNumId w:val="13"/>
@@ -13060,7 +18025,7 @@
     <w:abstractNumId w:val="7"/>
   </w:num>
   <w:num w:numId="23">
-    <w:abstractNumId w:val="19"/>
+    <w:abstractNumId w:val="20"/>
   </w:num>
   <w:num w:numId="24">
     <w:abstractNumId w:val="17"/>
@@ -13069,7 +18034,10 @@
     <w:abstractNumId w:val="5"/>
   </w:num>
   <w:num w:numId="26">
-    <w:abstractNumId w:val="20"/>
+    <w:abstractNumId w:val="21"/>
+  </w:num>
+  <w:num w:numId="27">
+    <w:abstractNumId w:val="18"/>
   </w:num>
 </w:numbering>
 </file>
@@ -13467,10 +18435,10 @@
   <w:style w:type="paragraph" w:default="1" w:styleId="Normal">
     <w:name w:val="Normal"/>
     <w:qFormat/>
-    <w:rsid w:val="00B678E2"/>
+    <w:rsid w:val="002B2B4E"/>
     <w:rPr>
       <w:rFonts w:ascii="Comic Sans MS" w:hAnsi="Comic Sans MS"/>
-      <w:sz w:val="28"/>
+      <w:sz w:val="24"/>
     </w:rPr>
   </w:style>
   <w:style w:type="paragraph" w:styleId="Heading1">
@@ -13534,7 +18502,6 @@
     <w:rPr>
       <w:rFonts w:asciiTheme="majorHAnsi" w:eastAsiaTheme="majorEastAsia" w:hAnsiTheme="majorHAnsi" w:cstheme="majorBidi"/>
       <w:color w:val="1F3763" w:themeColor="accent1" w:themeShade="7F"/>
-      <w:sz w:val="24"/>
       <w:szCs w:val="24"/>
     </w:rPr>
   </w:style>
@@ -13596,7 +18563,6 @@
     </w:pPr>
     <w:rPr>
       <w:rFonts w:ascii="Times New Roman" w:eastAsia="Times New Roman" w:hAnsi="Times New Roman" w:cs="Times New Roman"/>
-      <w:sz w:val="24"/>
       <w:szCs w:val="24"/>
       <w:lang w:eastAsia="en-IN"/>
     </w:rPr>
@@ -13973,6 +18939,102 @@
     <w:basedOn w:val="DefaultParagraphFont"/>
     <w:rsid w:val="00BF6CF4"/>
   </w:style>
+  <w:style w:type="character" w:customStyle="1" w:styleId="m">
+    <w:name w:val="ͼm"/>
+    <w:basedOn w:val="DefaultParagraphFont"/>
+    <w:rsid w:val="00517143"/>
+  </w:style>
+  <w:style w:type="character" w:customStyle="1" w:styleId="g">
+    <w:name w:val="ͼg"/>
+    <w:basedOn w:val="DefaultParagraphFont"/>
+    <w:rsid w:val="00517143"/>
+  </w:style>
+  <w:style w:type="character" w:customStyle="1" w:styleId="k">
+    <w:name w:val="ͼk"/>
+    <w:basedOn w:val="DefaultParagraphFont"/>
+    <w:rsid w:val="00517143"/>
+  </w:style>
+  <w:style w:type="character" w:customStyle="1" w:styleId="j">
+    <w:name w:val="ͼj"/>
+    <w:basedOn w:val="DefaultParagraphFont"/>
+    <w:rsid w:val="00E71DC4"/>
+  </w:style>
+  <w:style w:type="paragraph" w:customStyle="1" w:styleId="pdq2pgselectionanchorcontainer">
+    <w:name w:val="pdq2pg_selectionanchorcontainer"/>
+    <w:basedOn w:val="Normal"/>
+    <w:rsid w:val="004A0C06"/>
+    <w:pPr>
+      <w:spacing w:before="100" w:beforeAutospacing="1" w:after="100" w:afterAutospacing="1" w:line="240" w:lineRule="auto"/>
+    </w:pPr>
+    <w:rPr>
+      <w:rFonts w:ascii="Times New Roman" w:eastAsia="Times New Roman" w:hAnsi="Times New Roman" w:cs="Times New Roman"/>
+      <w:szCs w:val="24"/>
+      <w:lang w:eastAsia="en-IN"/>
+    </w:rPr>
+  </w:style>
+  <w:style w:type="paragraph" w:customStyle="1" w:styleId="h3">
+    <w:name w:val="h3"/>
+    <w:basedOn w:val="Heading3"/>
+    <w:link w:val="h3Char"/>
+    <w:qFormat/>
+    <w:rsid w:val="004A0C06"/>
+    <w:rPr>
+      <w:rFonts w:ascii="Mistral" w:hAnsi="Mistral"/>
+      <w:b/>
+      <w:outline/>
+      <w:color w:val="ED7D31" w:themeColor="accent2"/>
+      <w:sz w:val="72"/>
+      <w:szCs w:val="48"/>
+      <w14:shadow w14:blurRad="0" w14:dist="38100" w14:dir="2700000" w14:sx="100000" w14:sy="100000" w14:kx="0" w14:ky="0" w14:algn="tl">
+        <w14:schemeClr w14:val="accent2"/>
+      </w14:shadow>
+      <w14:textOutline w14:w="6604" w14:cap="flat" w14:cmpd="sng" w14:algn="ctr">
+        <w14:solidFill>
+          <w14:schemeClr w14:val="accent2">
+            <w14:lumMod w14:val="50000"/>
+          </w14:schemeClr>
+        </w14:solidFill>
+        <w14:prstDash w14:val="solid"/>
+        <w14:round/>
+      </w14:textOutline>
+      <w14:textFill>
+        <w14:solidFill>
+          <w14:srgbClr w14:val="FFFFFF"/>
+        </w14:solidFill>
+      </w14:textFill>
+    </w:rPr>
+  </w:style>
+  <w:style w:type="character" w:customStyle="1" w:styleId="h3Char">
+    <w:name w:val="h3 Char"/>
+    <w:basedOn w:val="Heading3Char"/>
+    <w:link w:val="h3"/>
+    <w:rsid w:val="004A0C06"/>
+    <w:rPr>
+      <w:rFonts w:ascii="Mistral" w:eastAsiaTheme="majorEastAsia" w:hAnsi="Mistral" w:cstheme="majorBidi"/>
+      <w:b/>
+      <w:outline/>
+      <w:color w:val="ED7D31" w:themeColor="accent2"/>
+      <w:sz w:val="72"/>
+      <w:szCs w:val="48"/>
+      <w14:shadow w14:blurRad="0" w14:dist="38100" w14:dir="2700000" w14:sx="100000" w14:sy="100000" w14:kx="0" w14:ky="0" w14:algn="tl">
+        <w14:schemeClr w14:val="accent2"/>
+      </w14:shadow>
+      <w14:textOutline w14:w="6604" w14:cap="flat" w14:cmpd="sng" w14:algn="ctr">
+        <w14:solidFill>
+          <w14:schemeClr w14:val="accent2">
+            <w14:lumMod w14:val="50000"/>
+          </w14:schemeClr>
+        </w14:solidFill>
+        <w14:prstDash w14:val="solid"/>
+        <w14:round/>
+      </w14:textOutline>
+      <w14:textFill>
+        <w14:solidFill>
+          <w14:srgbClr w14:val="FFFFFF"/>
+        </w14:solidFill>
+      </w14:textFill>
+    </w:rPr>
+  </w:style>
 </w:styles>
 </file>
 
@@ -14276,7 +19338,7 @@
 </file>
 
 <file path=customXml/itemProps1.xml><?xml version="1.0" encoding="utf-8"?>
-<ds:datastoreItem xmlns:ds="http://schemas.openxmlformats.org/officeDocument/2006/customXml" ds:itemID="{C40BEDAC-A8F4-473B-B77F-F8ADD7CF1A9D}">
+<ds:datastoreItem xmlns:ds="http://schemas.openxmlformats.org/officeDocument/2006/customXml" ds:itemID="{271DFDAA-18B3-48AA-8CCD-D72D91B8A239}">
   <ds:schemaRefs>
     <ds:schemaRef ds:uri="http://schemas.openxmlformats.org/officeDocument/2006/bibliography"/>
   </ds:schemaRefs>
